--- a/Ansible/8-facts.docx
+++ b/Ansible/8-facts.docx
@@ -1,6 +1,6 @@
 
 <file path=word/document.xml><?xml version="1.0" encoding="utf-8"?>
-<w:document xmlns:wpc="http://schemas.microsoft.com/office/word/2010/wordprocessingCanvas" xmlns:cx="http://schemas.microsoft.com/office/drawing/2014/chartex" xmlns:cx1="http://schemas.microsoft.com/office/drawing/2015/9/8/chartex" xmlns:cx2="http://schemas.microsoft.com/office/drawing/2015/10/21/chartex" xmlns:cx3="http://schemas.microsoft.com/office/drawing/2016/5/9/chartex" xmlns:cx4="http://schemas.microsoft.com/office/drawing/2016/5/10/chartex" xmlns:cx5="http://schemas.microsoft.com/office/drawing/2016/5/11/chartex" xmlns:cx6="http://schemas.microsoft.com/office/drawing/2016/5/12/chartex" xmlns:cx7="http://schemas.microsoft.com/office/drawing/2016/5/13/chartex" xmlns:cx8="http://schemas.microsoft.com/office/drawing/2016/5/14/chartex" xmlns:mc="http://schemas.openxmlformats.org/markup-compatibility/2006" xmlns:aink="http://schemas.microsoft.com/office/drawing/2016/ink" xmlns:am3d="http://schemas.microsoft.com/office/drawing/2017/model3d" xmlns:o="urn:schemas-microsoft-com:office:office" xmlns:oel="http://schemas.microsoft.com/office/2019/extlst" xmlns:r="http://schemas.openxmlformats.org/officeDocument/2006/relationships" xmlns:m="http://schemas.openxmlformats.org/officeDocument/2006/math" xmlns:v="urn:schemas-microsoft-com:vml" xmlns:wp14="http://schemas.microsoft.com/office/word/2010/wordprocessingDrawing" xmlns:wp="http://schemas.openxmlformats.org/drawingml/2006/wordprocessingDrawing" xmlns:w10="urn:schemas-microsoft-com:office:word" xmlns:w="http://schemas.openxmlformats.org/wordprocessingml/2006/main" xmlns:w14="http://schemas.microsoft.com/office/word/2010/wordml" xmlns:w15="http://schemas.microsoft.com/office/word/2012/wordml" xmlns:w16cex="http://schemas.microsoft.com/office/word/2018/wordml/cex" xmlns:w16cid="http://schemas.microsoft.com/office/word/2016/wordml/cid" xmlns:w16="http://schemas.microsoft.com/office/word/2018/wordml" xmlns:w16du="http://schemas.microsoft.com/office/word/2023/wordml/word16du" xmlns:w16sdtdh="http://schemas.microsoft.com/office/word/2020/wordml/sdtdatahash" xmlns:w16sdtfl="http://schemas.microsoft.com/office/word/2024/wordml/sdtformatlock" xmlns:w16se="http://schemas.microsoft.com/office/word/2015/wordml/symex" xmlns:wpg="http://schemas.microsoft.com/office/word/2010/wordprocessingGroup" xmlns:wpi="http://schemas.microsoft.com/office/word/2010/wordprocessingInk" xmlns:wne="http://schemas.microsoft.com/office/word/2006/wordml" xmlns:wps="http://schemas.microsoft.com/office/word/2010/wordprocessingShape" mc:Ignorable="w14 w15 w16se w16cid w16 w16cex w16sdtdh w16sdtfl w16du wp14">
+<w:document xmlns:wpc="http://schemas.microsoft.com/office/word/2010/wordprocessingCanvas" xmlns:cx="http://schemas.microsoft.com/office/drawing/2014/chartex" xmlns:cx1="http://schemas.microsoft.com/office/drawing/2015/9/8/chartex" xmlns:cx2="http://schemas.microsoft.com/office/drawing/2015/10/21/chartex" xmlns:cx3="http://schemas.microsoft.com/office/drawing/2016/5/9/chartex" xmlns:cx4="http://schemas.microsoft.com/office/drawing/2016/5/10/chartex" xmlns:cx5="http://schemas.microsoft.com/office/drawing/2016/5/11/chartex" xmlns:cx6="http://schemas.microsoft.com/office/drawing/2016/5/12/chartex" xmlns:cx7="http://schemas.microsoft.com/office/drawing/2016/5/13/chartex" xmlns:cx8="http://schemas.microsoft.com/office/drawing/2016/5/14/chartex" xmlns:mc="http://schemas.openxmlformats.org/markup-compatibility/2006" xmlns:aink="http://schemas.microsoft.com/office/drawing/2016/ink" xmlns:am3d="http://schemas.microsoft.com/office/drawing/2017/model3d" xmlns:o="urn:schemas-microsoft-com:office:office" xmlns:oel="http://schemas.microsoft.com/office/2019/extlst" xmlns:r="http://schemas.openxmlformats.org/officeDocument/2006/relationships" xmlns:m="http://schemas.openxmlformats.org/officeDocument/2006/math" xmlns:v="urn:schemas-microsoft-com:vml" xmlns:wp14="http://schemas.microsoft.com/office/word/2010/wordprocessingDrawing" xmlns:wp="http://schemas.openxmlformats.org/drawingml/2006/wordprocessingDrawing" xmlns:w10="urn:schemas-microsoft-com:office:word" xmlns:w="http://schemas.openxmlformats.org/wordprocessingml/2006/main" xmlns:w14="http://schemas.microsoft.com/office/word/2010/wordml" xmlns:w15="http://schemas.microsoft.com/office/word/2012/wordml" xmlns:w16cex="http://schemas.microsoft.com/office/word/2018/wordml/cex" xmlns:w16cid="http://schemas.microsoft.com/office/word/2016/wordml/cid" xmlns:w16="http://schemas.microsoft.com/office/word/2018/wordml" xmlns:w16sdtdh="http://schemas.microsoft.com/office/word/2020/wordml/sdtdatahash" xmlns:w16se="http://schemas.microsoft.com/office/word/2015/wordml/symex" xmlns:wpg="http://schemas.microsoft.com/office/word/2010/wordprocessingGroup" xmlns:wpi="http://schemas.microsoft.com/office/word/2010/wordprocessingInk" xmlns:wne="http://schemas.microsoft.com/office/word/2006/wordml" xmlns:wps="http://schemas.microsoft.com/office/word/2010/wordprocessingShape" mc:Ignorable="w14 w15 w16se w16cid w16 w16cex w16sdtdh wp14">
   <w:body>
     <w:p>
       <w:pPr>
@@ -749,17 +749,7 @@
           <w:sz w:val="36"/>
           <w:szCs w:val="36"/>
         </w:rPr>
-        <w:t>Custom Facts (Local Facts)</w:t>
-      </w:r>
-      <w:r>
-        <w:rPr>
-          <w:rFonts w:asciiTheme="majorBidi" w:hAnsiTheme="majorBidi" w:cstheme="majorBidi"/>
-          <w:b/>
-          <w:bCs/>
-          <w:sz w:val="36"/>
-          <w:szCs w:val="36"/>
-        </w:rPr>
-        <w:t>:</w:t>
+        <w:t>Custom Facts (Local Facts):</w:t>
       </w:r>
     </w:p>
     <w:p>
@@ -1746,114 +1736,23 @@
         <w:t>ansible_local</w:t>
       </w:r>
       <w:proofErr w:type="spellEnd"/>
-      <w:proofErr w:type="gramStart"/>
-      <w:r>
-        <w:rPr>
-          <w:rFonts w:asciiTheme="majorBidi" w:hAnsiTheme="majorBidi" w:cstheme="majorBidi"/>
-          <w:b/>
-          <w:bCs/>
-          <w:i/>
-          <w:iCs/>
-          <w:sz w:val="28"/>
-          <w:szCs w:val="28"/>
-        </w:rPr>
-        <w:t>'][</w:t>
-      </w:r>
-      <w:proofErr w:type="gramEnd"/>
-      <w:r>
-        <w:rPr>
-          <w:rFonts w:asciiTheme="majorBidi" w:hAnsiTheme="majorBidi" w:cstheme="majorBidi"/>
-          <w:b/>
-          <w:bCs/>
-          <w:i/>
-          <w:iCs/>
-          <w:sz w:val="28"/>
-          <w:szCs w:val="28"/>
-        </w:rPr>
-        <w:t>'preferences</w:t>
-      </w:r>
-      <w:proofErr w:type="gramStart"/>
-      <w:r>
-        <w:rPr>
-          <w:rFonts w:asciiTheme="majorBidi" w:hAnsiTheme="majorBidi" w:cstheme="majorBidi"/>
-          <w:b/>
-          <w:bCs/>
-          <w:i/>
-          <w:iCs/>
-          <w:sz w:val="28"/>
-          <w:szCs w:val="28"/>
-        </w:rPr>
-        <w:t>'][</w:t>
-      </w:r>
-      <w:proofErr w:type="gramEnd"/>
-      <w:r>
-        <w:rPr>
-          <w:rFonts w:asciiTheme="majorBidi" w:hAnsiTheme="majorBidi" w:cstheme="majorBidi"/>
-          <w:b/>
-          <w:bCs/>
-          <w:i/>
-          <w:iCs/>
-          <w:sz w:val="28"/>
-          <w:szCs w:val="28"/>
-        </w:rPr>
-        <w:t>'app</w:t>
-      </w:r>
-      <w:proofErr w:type="gramStart"/>
-      <w:r>
-        <w:rPr>
-          <w:rFonts w:asciiTheme="majorBidi" w:hAnsiTheme="majorBidi" w:cstheme="majorBidi"/>
-          <w:b/>
-          <w:bCs/>
-          <w:i/>
-          <w:iCs/>
-          <w:sz w:val="28"/>
-          <w:szCs w:val="28"/>
-        </w:rPr>
-        <w:t>'][</w:t>
-      </w:r>
-      <w:proofErr w:type="gramEnd"/>
-      <w:r>
-        <w:rPr>
-          <w:rFonts w:asciiTheme="majorBidi" w:hAnsiTheme="majorBidi" w:cstheme="majorBidi"/>
-          <w:b/>
-          <w:bCs/>
-          <w:i/>
-          <w:iCs/>
-          <w:sz w:val="28"/>
-          <w:szCs w:val="28"/>
-        </w:rPr>
-        <w:t>'theme'</w:t>
-      </w:r>
-      <w:proofErr w:type="gramStart"/>
-      <w:r>
-        <w:rPr>
-          <w:rFonts w:asciiTheme="majorBidi" w:hAnsiTheme="majorBidi" w:cstheme="majorBidi"/>
-          <w:b/>
-          <w:bCs/>
-          <w:i/>
-          <w:iCs/>
-          <w:sz w:val="28"/>
-          <w:szCs w:val="28"/>
-        </w:rPr>
-        <w:t>] }</w:t>
-      </w:r>
-      <w:proofErr w:type="gramEnd"/>
-      <w:r>
-        <w:rPr>
-          <w:rFonts w:asciiTheme="majorBidi" w:hAnsiTheme="majorBidi" w:cstheme="majorBidi"/>
-          <w:b/>
-          <w:bCs/>
-          <w:i/>
-          <w:iCs/>
-          <w:sz w:val="28"/>
-          <w:szCs w:val="28"/>
-        </w:rPr>
-        <w:t>}</w:t>
+      <w:r>
+        <w:rPr>
+          <w:rFonts w:asciiTheme="majorBidi" w:hAnsiTheme="majorBidi" w:cstheme="majorBidi"/>
+          <w:b/>
+          <w:bCs/>
+          <w:i/>
+          <w:iCs/>
+          <w:sz w:val="28"/>
+          <w:szCs w:val="28"/>
+        </w:rPr>
+        <w:t>']['preferences']['app']['theme'] }}</w:t>
       </w:r>
     </w:p>
     <w:p>
       <w:pPr>
         <w:spacing w:after="60"/>
+        <w:jc w:val="both"/>
         <w:rPr>
           <w:rFonts w:asciiTheme="majorBidi" w:hAnsiTheme="majorBidi" w:cstheme="majorBidi"/>
           <w:b/>
@@ -1875,37 +1774,20 @@
     </w:p>
     <w:p>
       <w:pPr>
-        <w:rPr>
-          <w:rFonts w:asciiTheme="majorBidi" w:hAnsiTheme="majorBidi" w:cstheme="majorBidi"/>
-          <w:sz w:val="28"/>
-          <w:szCs w:val="28"/>
-        </w:rPr>
-      </w:pPr>
-      <w:r>
-        <w:rPr>
-          <w:rFonts w:asciiTheme="majorBidi" w:hAnsiTheme="majorBidi" w:cstheme="majorBidi"/>
-          <w:sz w:val="28"/>
-          <w:szCs w:val="28"/>
-        </w:rPr>
-        <w:t xml:space="preserve">Ansible is agentless, </w:t>
-      </w:r>
-      <w:proofErr w:type="gramStart"/>
-      <w:r>
-        <w:rPr>
-          <w:rFonts w:asciiTheme="majorBidi" w:hAnsiTheme="majorBidi" w:cstheme="majorBidi"/>
-          <w:sz w:val="28"/>
-          <w:szCs w:val="28"/>
-        </w:rPr>
-        <w:t>So</w:t>
-      </w:r>
-      <w:proofErr w:type="gramEnd"/>
-      <w:r>
-        <w:rPr>
-          <w:rFonts w:asciiTheme="majorBidi" w:hAnsiTheme="majorBidi" w:cstheme="majorBidi"/>
-          <w:sz w:val="28"/>
-          <w:szCs w:val="28"/>
-        </w:rPr>
-        <w:t xml:space="preserve"> how can a file in </w:t>
+        <w:jc w:val="both"/>
+        <w:rPr>
+          <w:rFonts w:asciiTheme="majorBidi" w:hAnsiTheme="majorBidi" w:cstheme="majorBidi"/>
+          <w:sz w:val="28"/>
+          <w:szCs w:val="28"/>
+        </w:rPr>
+      </w:pPr>
+      <w:r>
+        <w:rPr>
+          <w:rFonts w:asciiTheme="majorBidi" w:hAnsiTheme="majorBidi" w:cstheme="majorBidi"/>
+          <w:sz w:val="28"/>
+          <w:szCs w:val="28"/>
+        </w:rPr>
+        <w:t xml:space="preserve">Ansible is agentless, So how can a file in </w:t>
       </w:r>
       <w:r>
         <w:rPr>
@@ -1985,6 +1867,7 @@
     <w:p>
       <w:pPr>
         <w:spacing w:after="60"/>
+        <w:jc w:val="both"/>
         <w:rPr>
           <w:rFonts w:asciiTheme="majorBidi" w:hAnsiTheme="majorBidi" w:cstheme="majorBidi"/>
           <w:sz w:val="28"/>
@@ -2070,6 +1953,7 @@
     <w:p>
       <w:pPr>
         <w:spacing w:after="60"/>
+        <w:jc w:val="both"/>
         <w:rPr>
           <w:rFonts w:asciiTheme="majorBidi" w:hAnsiTheme="majorBidi" w:cstheme="majorBidi"/>
           <w:sz w:val="28"/>
@@ -2098,6 +1982,7 @@
     <w:p>
       <w:pPr>
         <w:spacing w:after="60"/>
+        <w:jc w:val="both"/>
         <w:rPr>
           <w:rFonts w:asciiTheme="majorBidi" w:hAnsiTheme="majorBidi" w:cstheme="majorBidi"/>
           <w:b/>
@@ -2125,6 +2010,7 @@
           <w:numId w:val="1"/>
         </w:numPr>
         <w:ind w:left="360"/>
+        <w:jc w:val="both"/>
         <w:rPr>
           <w:rFonts w:asciiTheme="majorBidi" w:hAnsiTheme="majorBidi" w:cstheme="majorBidi"/>
           <w:sz w:val="28"/>
@@ -2185,6 +2071,7 @@
         </w:numPr>
         <w:spacing w:after="60"/>
         <w:ind w:left="360"/>
+        <w:jc w:val="both"/>
         <w:rPr>
           <w:rFonts w:asciiTheme="majorBidi" w:hAnsiTheme="majorBidi" w:cstheme="majorBidi"/>
           <w:sz w:val="28"/>
@@ -2314,6 +2201,7 @@
     <w:p>
       <w:pPr>
         <w:spacing w:after="60"/>
+        <w:jc w:val="both"/>
         <w:rPr>
           <w:rFonts w:asciiTheme="majorBidi" w:hAnsiTheme="majorBidi" w:cstheme="majorBidi"/>
           <w:b/>
@@ -2335,6 +2223,7 @@
     </w:p>
     <w:p>
       <w:pPr>
+        <w:jc w:val="both"/>
         <w:rPr>
           <w:rFonts w:asciiTheme="majorBidi" w:hAnsiTheme="majorBidi" w:cstheme="majorBidi"/>
           <w:sz w:val="28"/>
@@ -2386,6 +2275,7 @@
     </w:p>
     <w:p>
       <w:pPr>
+        <w:jc w:val="both"/>
         <w:rPr>
           <w:rFonts w:asciiTheme="majorBidi" w:hAnsiTheme="majorBidi" w:cstheme="majorBidi"/>
           <w:sz w:val="28"/>
@@ -2624,7 +2514,7 @@
           </mc:Choice>
           <mc:Fallback>
             <w:pict>
-              <v:rect w14:anchorId="2B1416D3" id="Rectangle 3" o:spid="_x0000_s1028" style="position:absolute;margin-left:0;margin-top:39.9pt;width:472.2pt;height:81pt;z-index:251661312;visibility:visible;mso-wrap-style:square;mso-width-percent:0;mso-height-percent:0;mso-wrap-distance-left:9pt;mso-wrap-distance-top:0;mso-wrap-distance-right:9pt;mso-wrap-distance-bottom:0;mso-position-horizontal:left;mso-position-horizontal-relative:margin;mso-position-vertical:absolute;mso-position-vertical-relative:text;mso-width-percent:0;mso-height-percent:0;mso-width-relative:margin;mso-height-relative:margin;v-text-anchor:middle" o:gfxdata="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" fillcolor="black [3200]" strokecolor="black [480]" strokeweight="1pt">
+              <v:rect w14:anchorId="2B1416D3" id="Rectangle 3" o:spid="_x0000_s1028" style="position:absolute;left:0;text-align:left;margin-left:0;margin-top:39.9pt;width:472.2pt;height:81pt;z-index:251661312;visibility:visible;mso-wrap-style:square;mso-width-percent:0;mso-height-percent:0;mso-wrap-distance-left:9pt;mso-wrap-distance-top:0;mso-wrap-distance-right:9pt;mso-wrap-distance-bottom:0;mso-position-horizontal:left;mso-position-horizontal-relative:margin;mso-position-vertical:absolute;mso-position-vertical-relative:text;mso-width-percent:0;mso-height-percent:0;mso-width-relative:margin;mso-height-relative:margin;v-text-anchor:middle" o:gfxdata="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" fillcolor="black [3200]" strokecolor="black [480]" strokeweight="1pt">
                 <v:textbox>
                   <w:txbxContent>
                     <w:p>
@@ -2996,24 +2886,27 @@
     </w:p>
     <w:p>
       <w:pPr>
-        <w:rPr>
-          <w:rFonts w:asciiTheme="majorBidi" w:hAnsiTheme="majorBidi" w:cstheme="majorBidi"/>
-          <w:sz w:val="28"/>
-          <w:szCs w:val="28"/>
-        </w:rPr>
-      </w:pPr>
-    </w:p>
-    <w:p>
-      <w:pPr>
-        <w:rPr>
-          <w:rFonts w:asciiTheme="majorBidi" w:hAnsiTheme="majorBidi" w:cstheme="majorBidi"/>
-          <w:sz w:val="28"/>
-          <w:szCs w:val="28"/>
-        </w:rPr>
-      </w:pPr>
-    </w:p>
-    <w:p>
-      <w:pPr>
+        <w:jc w:val="both"/>
+        <w:rPr>
+          <w:rFonts w:asciiTheme="majorBidi" w:hAnsiTheme="majorBidi" w:cstheme="majorBidi"/>
+          <w:sz w:val="28"/>
+          <w:szCs w:val="28"/>
+        </w:rPr>
+      </w:pPr>
+    </w:p>
+    <w:p>
+      <w:pPr>
+        <w:jc w:val="both"/>
+        <w:rPr>
+          <w:rFonts w:asciiTheme="majorBidi" w:hAnsiTheme="majorBidi" w:cstheme="majorBidi"/>
+          <w:sz w:val="28"/>
+          <w:szCs w:val="28"/>
+        </w:rPr>
+      </w:pPr>
+    </w:p>
+    <w:p>
+      <w:pPr>
+        <w:jc w:val="both"/>
         <w:rPr>
           <w:rFonts w:asciiTheme="majorBidi" w:hAnsiTheme="majorBidi" w:cstheme="majorBidi"/>
           <w:sz w:val="28"/>
@@ -3024,6 +2917,7 @@
     <w:p>
       <w:pPr>
         <w:spacing w:after="60"/>
+        <w:jc w:val="both"/>
         <w:rPr>
           <w:rFonts w:asciiTheme="majorBidi" w:hAnsiTheme="majorBidi" w:cstheme="majorBidi"/>
           <w:b/>
@@ -3046,6 +2940,7 @@
     <w:p>
       <w:pPr>
         <w:spacing w:after="60"/>
+        <w:jc w:val="both"/>
         <w:rPr>
           <w:rFonts w:asciiTheme="majorBidi" w:hAnsiTheme="majorBidi" w:cstheme="majorBidi"/>
           <w:sz w:val="28"/>
@@ -3086,6 +2981,7 @@
     <w:p>
       <w:pPr>
         <w:spacing w:after="80"/>
+        <w:jc w:val="both"/>
         <w:rPr>
           <w:rFonts w:asciiTheme="majorBidi" w:hAnsiTheme="majorBidi" w:cstheme="majorBidi"/>
           <w:b/>
@@ -3137,6 +3033,7 @@
     </w:p>
     <w:p>
       <w:pPr>
+        <w:jc w:val="both"/>
         <w:rPr>
           <w:rFonts w:asciiTheme="majorBidi" w:hAnsiTheme="majorBidi" w:cstheme="majorBidi"/>
           <w:sz w:val="28"/>
@@ -3298,46 +3195,7 @@
                                 <w:sz w:val="26"/>
                                 <w:szCs w:val="26"/>
                               </w:rPr>
-                              <w:t>_</w:t>
-                            </w:r>
-                            <w:proofErr w:type="gramStart"/>
-                            <w:r>
-                              <w:rPr>
-                                <w:rFonts w:asciiTheme="majorBidi" w:hAnsiTheme="majorBidi" w:cstheme="majorBidi"/>
-                                <w:b/>
-                                <w:bCs/>
-                                <w:i/>
-                                <w:iCs/>
-                                <w:sz w:val="26"/>
-                                <w:szCs w:val="26"/>
-                              </w:rPr>
-                              <w:t>status.backup</w:t>
-                            </w:r>
-                            <w:proofErr w:type="gramEnd"/>
-                            <w:r>
-                              <w:rPr>
-                                <w:rFonts w:asciiTheme="majorBidi" w:hAnsiTheme="majorBidi" w:cstheme="majorBidi"/>
-                                <w:b/>
-                                <w:bCs/>
-                                <w:i/>
-                                <w:iCs/>
-                                <w:sz w:val="26"/>
-                                <w:szCs w:val="26"/>
-                              </w:rPr>
-                              <w:t>_last_</w:t>
-                            </w:r>
-                            <w:proofErr w:type="gramStart"/>
-                            <w:r>
-                              <w:rPr>
-                                <w:rFonts w:asciiTheme="majorBidi" w:hAnsiTheme="majorBidi" w:cstheme="majorBidi"/>
-                                <w:b/>
-                                <w:bCs/>
-                                <w:i/>
-                                <w:iCs/>
-                                <w:sz w:val="26"/>
-                                <w:szCs w:val="26"/>
-                              </w:rPr>
-                              <w:t>run</w:t>
+                              <w:t>_status.backup_last_run</w:t>
                             </w:r>
                             <w:proofErr w:type="spellEnd"/>
                             <w:r>
@@ -3352,7 +3210,6 @@
                               </w:rPr>
                               <w:t xml:space="preserve"> }}"</w:t>
                             </w:r>
-                            <w:proofErr w:type="gramEnd"/>
                           </w:p>
                           <w:p>
                             <w:pPr>
@@ -3382,7 +3239,7 @@
           </mc:Choice>
           <mc:Fallback>
             <w:pict>
-              <v:rect w14:anchorId="6A8145F4" id="Rectangle 4" o:spid="_x0000_s1029" style="position:absolute;margin-left:470.8pt;margin-top:21.5pt;width:522pt;height:45pt;z-index:251662336;visibility:visible;mso-wrap-style:square;mso-width-percent:0;mso-height-percent:0;mso-wrap-distance-left:9pt;mso-wrap-distance-top:0;mso-wrap-distance-right:9pt;mso-wrap-distance-bottom:0;mso-position-horizontal:right;mso-position-horizontal-relative:margin;mso-position-vertical:absolute;mso-position-vertical-relative:text;mso-width-percent:0;mso-height-percent:0;mso-width-relative:margin;mso-height-relative:margin;v-text-anchor:middle" o:gfxdata="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" fillcolor="black [3200]" strokecolor="black [480]" strokeweight="1pt">
+              <v:rect w14:anchorId="6A8145F4" id="Rectangle 4" o:spid="_x0000_s1029" style="position:absolute;left:0;text-align:left;margin-left:470.8pt;margin-top:21.5pt;width:522pt;height:45pt;z-index:251662336;visibility:visible;mso-wrap-style:square;mso-width-percent:0;mso-height-percent:0;mso-wrap-distance-left:9pt;mso-wrap-distance-top:0;mso-wrap-distance-right:9pt;mso-wrap-distance-bottom:0;mso-position-horizontal:right;mso-position-horizontal-relative:margin;mso-position-vertical:absolute;mso-position-vertical-relative:text;mso-width-percent:0;mso-height-percent:0;mso-width-relative:margin;mso-height-relative:margin;v-text-anchor:middle" o:gfxdata="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" fillcolor="black [3200]" strokecolor="black [480]" strokeweight="1pt">
                 <v:textbox>
                   <w:txbxContent>
                     <w:p>
@@ -3486,46 +3343,7 @@
                           <w:sz w:val="26"/>
                           <w:szCs w:val="26"/>
                         </w:rPr>
-                        <w:t>_</w:t>
-                      </w:r>
-                      <w:proofErr w:type="gramStart"/>
-                      <w:r>
-                        <w:rPr>
-                          <w:rFonts w:asciiTheme="majorBidi" w:hAnsiTheme="majorBidi" w:cstheme="majorBidi"/>
-                          <w:b/>
-                          <w:bCs/>
-                          <w:i/>
-                          <w:iCs/>
-                          <w:sz w:val="26"/>
-                          <w:szCs w:val="26"/>
-                        </w:rPr>
-                        <w:t>status.backup</w:t>
-                      </w:r>
-                      <w:proofErr w:type="gramEnd"/>
-                      <w:r>
-                        <w:rPr>
-                          <w:rFonts w:asciiTheme="majorBidi" w:hAnsiTheme="majorBidi" w:cstheme="majorBidi"/>
-                          <w:b/>
-                          <w:bCs/>
-                          <w:i/>
-                          <w:iCs/>
-                          <w:sz w:val="26"/>
-                          <w:szCs w:val="26"/>
-                        </w:rPr>
-                        <w:t>_last_</w:t>
-                      </w:r>
-                      <w:proofErr w:type="gramStart"/>
-                      <w:r>
-                        <w:rPr>
-                          <w:rFonts w:asciiTheme="majorBidi" w:hAnsiTheme="majorBidi" w:cstheme="majorBidi"/>
-                          <w:b/>
-                          <w:bCs/>
-                          <w:i/>
-                          <w:iCs/>
-                          <w:sz w:val="26"/>
-                          <w:szCs w:val="26"/>
-                        </w:rPr>
-                        <w:t>run</w:t>
+                        <w:t>_status.backup_last_run</w:t>
                       </w:r>
                       <w:proofErr w:type="spellEnd"/>
                       <w:r>
@@ -3540,7 +3358,6 @@
                         </w:rPr>
                         <w:t xml:space="preserve"> }}"</w:t>
                       </w:r>
-                      <w:proofErr w:type="gramEnd"/>
                     </w:p>
                     <w:p>
                       <w:pPr>
@@ -3588,6 +3405,7 @@
     <w:p>
       <w:pPr>
         <w:spacing w:after="60"/>
+        <w:jc w:val="both"/>
         <w:rPr>
           <w:rFonts w:asciiTheme="majorBidi" w:hAnsiTheme="majorBidi" w:cstheme="majorBidi"/>
           <w:b/>
@@ -3620,6 +3438,7 @@
     <w:p>
       <w:pPr>
         <w:spacing w:after="60"/>
+        <w:jc w:val="both"/>
         <w:rPr>
           <w:rFonts w:asciiTheme="majorBidi" w:hAnsiTheme="majorBidi" w:cstheme="majorBidi"/>
           <w:sz w:val="28"/>
@@ -3712,6 +3531,7 @@
     <w:p>
       <w:pPr>
         <w:spacing w:after="60"/>
+        <w:jc w:val="both"/>
         <w:rPr>
           <w:rFonts w:asciiTheme="majorBidi" w:hAnsiTheme="majorBidi" w:cstheme="majorBidi"/>
           <w:sz w:val="28"/>
@@ -3823,6 +3643,7 @@
     </w:p>
     <w:p>
       <w:pPr>
+        <w:spacing w:after="100"/>
         <w:jc w:val="both"/>
         <w:rPr>
           <w:rFonts w:asciiTheme="majorBidi" w:hAnsiTheme="majorBidi" w:cstheme="majorBidi"/>
@@ -3857,23 +3678,4787 @@
     </w:p>
     <w:p>
       <w:pPr>
-        <w:jc w:val="both"/>
-        <w:rPr>
-          <w:rFonts w:asciiTheme="majorBidi" w:hAnsiTheme="majorBidi" w:cstheme="majorBidi"/>
-          <w:sz w:val="28"/>
-          <w:szCs w:val="28"/>
-        </w:rPr>
-      </w:pPr>
-    </w:p>
-    <w:p>
-      <w:pPr>
-        <w:jc w:val="both"/>
-        <w:rPr>
-          <w:rFonts w:asciiTheme="majorBidi" w:hAnsiTheme="majorBidi" w:cstheme="majorBidi"/>
-          <w:sz w:val="28"/>
-          <w:szCs w:val="28"/>
-        </w:rPr>
-      </w:pPr>
+        <w:spacing w:after="60"/>
+        <w:jc w:val="both"/>
+        <w:rPr>
+          <w:rFonts w:asciiTheme="majorBidi" w:hAnsiTheme="majorBidi" w:cstheme="majorBidi"/>
+          <w:b/>
+          <w:bCs/>
+          <w:sz w:val="32"/>
+          <w:szCs w:val="32"/>
+        </w:rPr>
+      </w:pPr>
+      <w:r>
+        <w:rPr>
+          <w:rFonts w:asciiTheme="majorBidi" w:hAnsiTheme="majorBidi" w:cstheme="majorBidi"/>
+          <w:b/>
+          <w:bCs/>
+          <w:sz w:val="32"/>
+          <w:szCs w:val="32"/>
+        </w:rPr>
+        <w:t>Fact Caching:</w:t>
+      </w:r>
+    </w:p>
+    <w:p>
+      <w:pPr>
+        <w:spacing w:after="60"/>
+        <w:jc w:val="both"/>
+        <w:rPr>
+          <w:rFonts w:asciiTheme="majorBidi" w:hAnsiTheme="majorBidi" w:cstheme="majorBidi"/>
+          <w:sz w:val="28"/>
+          <w:szCs w:val="28"/>
+        </w:rPr>
+      </w:pPr>
+      <w:r>
+        <w:rPr>
+          <w:rFonts w:asciiTheme="majorBidi" w:hAnsiTheme="majorBidi" w:cstheme="majorBidi"/>
+          <w:sz w:val="28"/>
+          <w:szCs w:val="28"/>
+        </w:rPr>
+        <w:t>In a production environment with 500+ servers, running setup at the start of every play adds significant latency. Fact Caching allows you to store these facts in a persistent store so you don’t have to re-gather them.</w:t>
+      </w:r>
+    </w:p>
+    <w:p>
+      <w:pPr>
+        <w:jc w:val="both"/>
+        <w:rPr>
+          <w:rFonts w:asciiTheme="majorBidi" w:hAnsiTheme="majorBidi" w:cstheme="majorBidi"/>
+          <w:sz w:val="28"/>
+          <w:szCs w:val="28"/>
+        </w:rPr>
+      </w:pPr>
+      <w:r>
+        <w:rPr>
+          <w:rFonts w:asciiTheme="majorBidi" w:hAnsiTheme="majorBidi" w:cstheme="majorBidi"/>
+          <w:sz w:val="28"/>
+          <w:szCs w:val="28"/>
+        </w:rPr>
+        <w:t>Supported Stores</w:t>
+      </w:r>
+      <w:r>
+        <w:rPr>
+          <w:rFonts w:asciiTheme="majorBidi" w:hAnsiTheme="majorBidi" w:cstheme="majorBidi"/>
+          <w:sz w:val="28"/>
+          <w:szCs w:val="28"/>
+        </w:rPr>
+        <w:t xml:space="preserve"> are</w:t>
+      </w:r>
+      <w:r>
+        <w:rPr>
+          <w:rFonts w:asciiTheme="majorBidi" w:hAnsiTheme="majorBidi" w:cstheme="majorBidi"/>
+          <w:sz w:val="28"/>
+          <w:szCs w:val="28"/>
+        </w:rPr>
+        <w:t xml:space="preserve"> Redis, Memcached, JSON files (on the control node), or custom plugins.</w:t>
+      </w:r>
+    </w:p>
+    <w:p>
+      <w:pPr>
+        <w:jc w:val="both"/>
+        <w:rPr>
+          <w:rFonts w:asciiTheme="majorBidi" w:hAnsiTheme="majorBidi" w:cstheme="majorBidi"/>
+          <w:b/>
+          <w:bCs/>
+          <w:sz w:val="28"/>
+          <w:szCs w:val="28"/>
+        </w:rPr>
+      </w:pPr>
+      <w:r>
+        <w:rPr>
+          <w:rFonts w:asciiTheme="majorBidi" w:hAnsiTheme="majorBidi" w:cstheme="majorBidi"/>
+          <w:b/>
+          <w:bCs/>
+          <w:noProof/>
+          <w:sz w:val="28"/>
+          <w:szCs w:val="28"/>
+        </w:rPr>
+        <w:lastRenderedPageBreak/>
+        <mc:AlternateContent>
+          <mc:Choice Requires="wps">
+            <w:drawing>
+              <wp:anchor distT="0" distB="0" distL="114300" distR="114300" simplePos="0" relativeHeight="251663360" behindDoc="0" locked="0" layoutInCell="1" allowOverlap="1" wp14:anchorId="6EC4D216" wp14:editId="24B7D794">
+                <wp:simplePos x="0" y="0"/>
+                <wp:positionH relativeFrom="margin">
+                  <wp:align>left</wp:align>
+                </wp:positionH>
+                <wp:positionV relativeFrom="paragraph">
+                  <wp:posOffset>295275</wp:posOffset>
+                </wp:positionV>
+                <wp:extent cx="4762500" cy="1038225"/>
+                <wp:effectExtent l="0" t="0" r="19050" b="28575"/>
+                <wp:wrapNone/>
+                <wp:docPr id="1" name="Rectangle 1"/>
+                <wp:cNvGraphicFramePr/>
+                <a:graphic xmlns:a="http://schemas.openxmlformats.org/drawingml/2006/main">
+                  <a:graphicData uri="http://schemas.microsoft.com/office/word/2010/wordprocessingShape">
+                    <wps:wsp>
+                      <wps:cNvSpPr/>
+                      <wps:spPr>
+                        <a:xfrm>
+                          <a:off x="0" y="0"/>
+                          <a:ext cx="4762500" cy="1038225"/>
+                        </a:xfrm>
+                        <a:prstGeom prst="rect">
+                          <a:avLst/>
+                        </a:prstGeom>
+                      </wps:spPr>
+                      <wps:style>
+                        <a:lnRef idx="2">
+                          <a:schemeClr val="dk1">
+                            <a:shade val="15000"/>
+                          </a:schemeClr>
+                        </a:lnRef>
+                        <a:fillRef idx="1">
+                          <a:schemeClr val="dk1"/>
+                        </a:fillRef>
+                        <a:effectRef idx="0">
+                          <a:schemeClr val="dk1"/>
+                        </a:effectRef>
+                        <a:fontRef idx="minor">
+                          <a:schemeClr val="lt1"/>
+                        </a:fontRef>
+                      </wps:style>
+                      <wps:txbx>
+                        <w:txbxContent>
+                          <w:p>
+                            <w:pPr>
+                              <w:spacing w:after="0"/>
+                              <w:rPr>
+                                <w:rFonts w:asciiTheme="majorBidi" w:hAnsiTheme="majorBidi" w:cstheme="majorBidi"/>
+                                <w:b/>
+                                <w:bCs/>
+                                <w:i/>
+                                <w:iCs/>
+                                <w:sz w:val="28"/>
+                                <w:szCs w:val="28"/>
+                              </w:rPr>
+                            </w:pPr>
+                            <w:r>
+                              <w:rPr>
+                                <w:rFonts w:asciiTheme="majorBidi" w:hAnsiTheme="majorBidi" w:cstheme="majorBidi"/>
+                                <w:b/>
+                                <w:bCs/>
+                                <w:i/>
+                                <w:iCs/>
+                                <w:sz w:val="28"/>
+                                <w:szCs w:val="28"/>
+                              </w:rPr>
+                              <w:t>[defaults]</w:t>
+                            </w:r>
+                          </w:p>
+                          <w:p>
+                            <w:pPr>
+                              <w:spacing w:after="0"/>
+                              <w:rPr>
+                                <w:rFonts w:asciiTheme="majorBidi" w:hAnsiTheme="majorBidi" w:cstheme="majorBidi"/>
+                                <w:b/>
+                                <w:bCs/>
+                                <w:i/>
+                                <w:iCs/>
+                                <w:sz w:val="28"/>
+                                <w:szCs w:val="28"/>
+                              </w:rPr>
+                            </w:pPr>
+                            <w:proofErr w:type="spellStart"/>
+                            <w:r>
+                              <w:rPr>
+                                <w:rFonts w:asciiTheme="majorBidi" w:hAnsiTheme="majorBidi" w:cstheme="majorBidi"/>
+                                <w:b/>
+                                <w:bCs/>
+                                <w:i/>
+                                <w:iCs/>
+                                <w:sz w:val="28"/>
+                                <w:szCs w:val="28"/>
+                              </w:rPr>
+                              <w:t>fact_caching</w:t>
+                            </w:r>
+                            <w:proofErr w:type="spellEnd"/>
+                            <w:r>
+                              <w:rPr>
+                                <w:rFonts w:asciiTheme="majorBidi" w:hAnsiTheme="majorBidi" w:cstheme="majorBidi"/>
+                                <w:b/>
+                                <w:bCs/>
+                                <w:i/>
+                                <w:iCs/>
+                                <w:sz w:val="28"/>
+                                <w:szCs w:val="28"/>
+                              </w:rPr>
+                              <w:t xml:space="preserve"> = </w:t>
+                            </w:r>
+                            <w:proofErr w:type="spellStart"/>
+                            <w:r>
+                              <w:rPr>
+                                <w:rFonts w:asciiTheme="majorBidi" w:hAnsiTheme="majorBidi" w:cstheme="majorBidi"/>
+                                <w:b/>
+                                <w:bCs/>
+                                <w:i/>
+                                <w:iCs/>
+                                <w:sz w:val="28"/>
+                                <w:szCs w:val="28"/>
+                              </w:rPr>
+                              <w:t>jsonfile</w:t>
+                            </w:r>
+                            <w:proofErr w:type="spellEnd"/>
+                          </w:p>
+                          <w:p>
+                            <w:pPr>
+                              <w:spacing w:after="0"/>
+                              <w:rPr>
+                                <w:rFonts w:asciiTheme="majorBidi" w:hAnsiTheme="majorBidi" w:cstheme="majorBidi"/>
+                                <w:b/>
+                                <w:bCs/>
+                                <w:i/>
+                                <w:iCs/>
+                                <w:sz w:val="28"/>
+                                <w:szCs w:val="28"/>
+                              </w:rPr>
+                            </w:pPr>
+                            <w:proofErr w:type="spellStart"/>
+                            <w:r>
+                              <w:rPr>
+                                <w:rFonts w:asciiTheme="majorBidi" w:hAnsiTheme="majorBidi" w:cstheme="majorBidi"/>
+                                <w:b/>
+                                <w:bCs/>
+                                <w:i/>
+                                <w:iCs/>
+                                <w:sz w:val="28"/>
+                                <w:szCs w:val="28"/>
+                              </w:rPr>
+                              <w:t>fact_caching_connection</w:t>
+                            </w:r>
+                            <w:proofErr w:type="spellEnd"/>
+                            <w:r>
+                              <w:rPr>
+                                <w:rFonts w:asciiTheme="majorBidi" w:hAnsiTheme="majorBidi" w:cstheme="majorBidi"/>
+                                <w:b/>
+                                <w:bCs/>
+                                <w:i/>
+                                <w:iCs/>
+                                <w:sz w:val="28"/>
+                                <w:szCs w:val="28"/>
+                              </w:rPr>
+                              <w:t xml:space="preserve"> = /</w:t>
+                            </w:r>
+                            <w:proofErr w:type="spellStart"/>
+                            <w:r>
+                              <w:rPr>
+                                <w:rFonts w:asciiTheme="majorBidi" w:hAnsiTheme="majorBidi" w:cstheme="majorBidi"/>
+                                <w:b/>
+                                <w:bCs/>
+                                <w:i/>
+                                <w:iCs/>
+                                <w:sz w:val="28"/>
+                                <w:szCs w:val="28"/>
+                              </w:rPr>
+                              <w:t>tmp</w:t>
+                            </w:r>
+                            <w:proofErr w:type="spellEnd"/>
+                            <w:r>
+                              <w:rPr>
+                                <w:rFonts w:asciiTheme="majorBidi" w:hAnsiTheme="majorBidi" w:cstheme="majorBidi"/>
+                                <w:b/>
+                                <w:bCs/>
+                                <w:i/>
+                                <w:iCs/>
+                                <w:sz w:val="28"/>
+                                <w:szCs w:val="28"/>
+                              </w:rPr>
+                              <w:t>/</w:t>
+                            </w:r>
+                            <w:proofErr w:type="spellStart"/>
+                            <w:r>
+                              <w:rPr>
+                                <w:rFonts w:asciiTheme="majorBidi" w:hAnsiTheme="majorBidi" w:cstheme="majorBidi"/>
+                                <w:b/>
+                                <w:bCs/>
+                                <w:i/>
+                                <w:iCs/>
+                                <w:sz w:val="28"/>
+                                <w:szCs w:val="28"/>
+                              </w:rPr>
+                              <w:t>ansible_fact_cache</w:t>
+                            </w:r>
+                            <w:proofErr w:type="spellEnd"/>
+                          </w:p>
+                          <w:p>
+                            <w:pPr>
+                              <w:spacing w:after="0"/>
+                              <w:jc w:val="both"/>
+                              <w:rPr>
+                                <w:rFonts w:asciiTheme="majorBidi" w:hAnsiTheme="majorBidi" w:cstheme="majorBidi"/>
+                                <w:b/>
+                                <w:bCs/>
+                                <w:i/>
+                                <w:iCs/>
+                                <w:color w:val="808080" w:themeColor="background1" w:themeShade="80"/>
+                                <w:sz w:val="28"/>
+                                <w:szCs w:val="28"/>
+                              </w:rPr>
+                            </w:pPr>
+                            <w:proofErr w:type="spellStart"/>
+                            <w:r>
+                              <w:rPr>
+                                <w:rFonts w:asciiTheme="majorBidi" w:hAnsiTheme="majorBidi" w:cstheme="majorBidi"/>
+                                <w:b/>
+                                <w:bCs/>
+                                <w:i/>
+                                <w:iCs/>
+                                <w:sz w:val="28"/>
+                                <w:szCs w:val="28"/>
+                              </w:rPr>
+                              <w:t>fact_caching_timeout</w:t>
+                            </w:r>
+                            <w:proofErr w:type="spellEnd"/>
+                            <w:r>
+                              <w:rPr>
+                                <w:rFonts w:asciiTheme="majorBidi" w:hAnsiTheme="majorBidi" w:cstheme="majorBidi"/>
+                                <w:b/>
+                                <w:bCs/>
+                                <w:i/>
+                                <w:iCs/>
+                                <w:sz w:val="28"/>
+                                <w:szCs w:val="28"/>
+                              </w:rPr>
+                              <w:t xml:space="preserve"> = 86400 </w:t>
+                            </w:r>
+                            <w:r>
+                              <w:rPr>
+                                <w:rFonts w:asciiTheme="majorBidi" w:hAnsiTheme="majorBidi" w:cstheme="majorBidi"/>
+                                <w:b/>
+                                <w:bCs/>
+                                <w:i/>
+                                <w:iCs/>
+                                <w:sz w:val="28"/>
+                                <w:szCs w:val="28"/>
+                              </w:rPr>
+                              <w:t xml:space="preserve">                </w:t>
+                            </w:r>
+                            <w:r>
+                              <w:rPr>
+                                <w:rFonts w:asciiTheme="majorBidi" w:hAnsiTheme="majorBidi" w:cstheme="majorBidi"/>
+                                <w:b/>
+                                <w:bCs/>
+                                <w:i/>
+                                <w:iCs/>
+                                <w:sz w:val="28"/>
+                                <w:szCs w:val="28"/>
+                              </w:rPr>
+                              <w:t xml:space="preserve"> </w:t>
+                            </w:r>
+                            <w:r>
+                              <w:rPr>
+                                <w:rFonts w:asciiTheme="majorBidi" w:hAnsiTheme="majorBidi" w:cstheme="majorBidi"/>
+                                <w:b/>
+                                <w:bCs/>
+                                <w:i/>
+                                <w:iCs/>
+                                <w:color w:val="808080" w:themeColor="background1" w:themeShade="80"/>
+                                <w:sz w:val="28"/>
+                                <w:szCs w:val="28"/>
+                              </w:rPr>
+                              <w:t># Cache for 24 hours</w:t>
+                            </w:r>
+                          </w:p>
+                          <w:p>
+                            <w:pPr>
+                              <w:spacing w:after="0"/>
+                              <w:jc w:val="center"/>
+                              <w:rPr>
+                                <w:b/>
+                                <w:bCs/>
+                                <w:i/>
+                                <w:iCs/>
+                              </w:rPr>
+                            </w:pPr>
+                          </w:p>
+                        </w:txbxContent>
+                      </wps:txbx>
+                      <wps:bodyPr rot="0" spcFirstLastPara="0" vertOverflow="overflow" horzOverflow="overflow" vert="horz" wrap="square" lIns="91440" tIns="45720" rIns="91440" bIns="45720" numCol="1" spcCol="0" rtlCol="0" fromWordArt="0" anchor="ctr" anchorCtr="0" forceAA="0" compatLnSpc="1">
+                        <a:prstTxWarp prst="textNoShape">
+                          <a:avLst/>
+                        </a:prstTxWarp>
+                        <a:noAutofit/>
+                      </wps:bodyPr>
+                    </wps:wsp>
+                  </a:graphicData>
+                </a:graphic>
+                <wp14:sizeRelH relativeFrom="margin">
+                  <wp14:pctWidth>0</wp14:pctWidth>
+                </wp14:sizeRelH>
+                <wp14:sizeRelV relativeFrom="margin">
+                  <wp14:pctHeight>0</wp14:pctHeight>
+                </wp14:sizeRelV>
+              </wp:anchor>
+            </w:drawing>
+          </mc:Choice>
+          <mc:Fallback>
+            <w:pict>
+              <v:rect w14:anchorId="6EC4D216" id="_x0000_s1030" style="position:absolute;left:0;text-align:left;margin-left:0;margin-top:23.25pt;width:375pt;height:81.75pt;z-index:251663360;visibility:visible;mso-wrap-style:square;mso-width-percent:0;mso-height-percent:0;mso-wrap-distance-left:9pt;mso-wrap-distance-top:0;mso-wrap-distance-right:9pt;mso-wrap-distance-bottom:0;mso-position-horizontal:left;mso-position-horizontal-relative:margin;mso-position-vertical:absolute;mso-position-vertical-relative:text;mso-width-percent:0;mso-height-percent:0;mso-width-relative:margin;mso-height-relative:margin;v-text-anchor:middle" o:gfxdata="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" fillcolor="black [3200]" strokecolor="black [480]" strokeweight="1pt">
+                <v:textbox>
+                  <w:txbxContent>
+                    <w:p>
+                      <w:pPr>
+                        <w:spacing w:after="0"/>
+                        <w:rPr>
+                          <w:rFonts w:asciiTheme="majorBidi" w:hAnsiTheme="majorBidi" w:cstheme="majorBidi"/>
+                          <w:b/>
+                          <w:bCs/>
+                          <w:i/>
+                          <w:iCs/>
+                          <w:sz w:val="28"/>
+                          <w:szCs w:val="28"/>
+                        </w:rPr>
+                      </w:pPr>
+                      <w:r>
+                        <w:rPr>
+                          <w:rFonts w:asciiTheme="majorBidi" w:hAnsiTheme="majorBidi" w:cstheme="majorBidi"/>
+                          <w:b/>
+                          <w:bCs/>
+                          <w:i/>
+                          <w:iCs/>
+                          <w:sz w:val="28"/>
+                          <w:szCs w:val="28"/>
+                        </w:rPr>
+                        <w:t>[defaults]</w:t>
+                      </w:r>
+                    </w:p>
+                    <w:p>
+                      <w:pPr>
+                        <w:spacing w:after="0"/>
+                        <w:rPr>
+                          <w:rFonts w:asciiTheme="majorBidi" w:hAnsiTheme="majorBidi" w:cstheme="majorBidi"/>
+                          <w:b/>
+                          <w:bCs/>
+                          <w:i/>
+                          <w:iCs/>
+                          <w:sz w:val="28"/>
+                          <w:szCs w:val="28"/>
+                        </w:rPr>
+                      </w:pPr>
+                      <w:proofErr w:type="spellStart"/>
+                      <w:r>
+                        <w:rPr>
+                          <w:rFonts w:asciiTheme="majorBidi" w:hAnsiTheme="majorBidi" w:cstheme="majorBidi"/>
+                          <w:b/>
+                          <w:bCs/>
+                          <w:i/>
+                          <w:iCs/>
+                          <w:sz w:val="28"/>
+                          <w:szCs w:val="28"/>
+                        </w:rPr>
+                        <w:t>fact_caching</w:t>
+                      </w:r>
+                      <w:proofErr w:type="spellEnd"/>
+                      <w:r>
+                        <w:rPr>
+                          <w:rFonts w:asciiTheme="majorBidi" w:hAnsiTheme="majorBidi" w:cstheme="majorBidi"/>
+                          <w:b/>
+                          <w:bCs/>
+                          <w:i/>
+                          <w:iCs/>
+                          <w:sz w:val="28"/>
+                          <w:szCs w:val="28"/>
+                        </w:rPr>
+                        <w:t xml:space="preserve"> = </w:t>
+                      </w:r>
+                      <w:proofErr w:type="spellStart"/>
+                      <w:r>
+                        <w:rPr>
+                          <w:rFonts w:asciiTheme="majorBidi" w:hAnsiTheme="majorBidi" w:cstheme="majorBidi"/>
+                          <w:b/>
+                          <w:bCs/>
+                          <w:i/>
+                          <w:iCs/>
+                          <w:sz w:val="28"/>
+                          <w:szCs w:val="28"/>
+                        </w:rPr>
+                        <w:t>jsonfile</w:t>
+                      </w:r>
+                      <w:proofErr w:type="spellEnd"/>
+                    </w:p>
+                    <w:p>
+                      <w:pPr>
+                        <w:spacing w:after="0"/>
+                        <w:rPr>
+                          <w:rFonts w:asciiTheme="majorBidi" w:hAnsiTheme="majorBidi" w:cstheme="majorBidi"/>
+                          <w:b/>
+                          <w:bCs/>
+                          <w:i/>
+                          <w:iCs/>
+                          <w:sz w:val="28"/>
+                          <w:szCs w:val="28"/>
+                        </w:rPr>
+                      </w:pPr>
+                      <w:proofErr w:type="spellStart"/>
+                      <w:r>
+                        <w:rPr>
+                          <w:rFonts w:asciiTheme="majorBidi" w:hAnsiTheme="majorBidi" w:cstheme="majorBidi"/>
+                          <w:b/>
+                          <w:bCs/>
+                          <w:i/>
+                          <w:iCs/>
+                          <w:sz w:val="28"/>
+                          <w:szCs w:val="28"/>
+                        </w:rPr>
+                        <w:t>fact_caching_connection</w:t>
+                      </w:r>
+                      <w:proofErr w:type="spellEnd"/>
+                      <w:r>
+                        <w:rPr>
+                          <w:rFonts w:asciiTheme="majorBidi" w:hAnsiTheme="majorBidi" w:cstheme="majorBidi"/>
+                          <w:b/>
+                          <w:bCs/>
+                          <w:i/>
+                          <w:iCs/>
+                          <w:sz w:val="28"/>
+                          <w:szCs w:val="28"/>
+                        </w:rPr>
+                        <w:t xml:space="preserve"> = /</w:t>
+                      </w:r>
+                      <w:proofErr w:type="spellStart"/>
+                      <w:r>
+                        <w:rPr>
+                          <w:rFonts w:asciiTheme="majorBidi" w:hAnsiTheme="majorBidi" w:cstheme="majorBidi"/>
+                          <w:b/>
+                          <w:bCs/>
+                          <w:i/>
+                          <w:iCs/>
+                          <w:sz w:val="28"/>
+                          <w:szCs w:val="28"/>
+                        </w:rPr>
+                        <w:t>tmp</w:t>
+                      </w:r>
+                      <w:proofErr w:type="spellEnd"/>
+                      <w:r>
+                        <w:rPr>
+                          <w:rFonts w:asciiTheme="majorBidi" w:hAnsiTheme="majorBidi" w:cstheme="majorBidi"/>
+                          <w:b/>
+                          <w:bCs/>
+                          <w:i/>
+                          <w:iCs/>
+                          <w:sz w:val="28"/>
+                          <w:szCs w:val="28"/>
+                        </w:rPr>
+                        <w:t>/</w:t>
+                      </w:r>
+                      <w:proofErr w:type="spellStart"/>
+                      <w:r>
+                        <w:rPr>
+                          <w:rFonts w:asciiTheme="majorBidi" w:hAnsiTheme="majorBidi" w:cstheme="majorBidi"/>
+                          <w:b/>
+                          <w:bCs/>
+                          <w:i/>
+                          <w:iCs/>
+                          <w:sz w:val="28"/>
+                          <w:szCs w:val="28"/>
+                        </w:rPr>
+                        <w:t>ansible_fact_cache</w:t>
+                      </w:r>
+                      <w:proofErr w:type="spellEnd"/>
+                    </w:p>
+                    <w:p>
+                      <w:pPr>
+                        <w:spacing w:after="0"/>
+                        <w:jc w:val="both"/>
+                        <w:rPr>
+                          <w:rFonts w:asciiTheme="majorBidi" w:hAnsiTheme="majorBidi" w:cstheme="majorBidi"/>
+                          <w:b/>
+                          <w:bCs/>
+                          <w:i/>
+                          <w:iCs/>
+                          <w:color w:val="808080" w:themeColor="background1" w:themeShade="80"/>
+                          <w:sz w:val="28"/>
+                          <w:szCs w:val="28"/>
+                        </w:rPr>
+                      </w:pPr>
+                      <w:proofErr w:type="spellStart"/>
+                      <w:r>
+                        <w:rPr>
+                          <w:rFonts w:asciiTheme="majorBidi" w:hAnsiTheme="majorBidi" w:cstheme="majorBidi"/>
+                          <w:b/>
+                          <w:bCs/>
+                          <w:i/>
+                          <w:iCs/>
+                          <w:sz w:val="28"/>
+                          <w:szCs w:val="28"/>
+                        </w:rPr>
+                        <w:t>fact_caching_timeout</w:t>
+                      </w:r>
+                      <w:proofErr w:type="spellEnd"/>
+                      <w:r>
+                        <w:rPr>
+                          <w:rFonts w:asciiTheme="majorBidi" w:hAnsiTheme="majorBidi" w:cstheme="majorBidi"/>
+                          <w:b/>
+                          <w:bCs/>
+                          <w:i/>
+                          <w:iCs/>
+                          <w:sz w:val="28"/>
+                          <w:szCs w:val="28"/>
+                        </w:rPr>
+                        <w:t xml:space="preserve"> = 86400 </w:t>
+                      </w:r>
+                      <w:r>
+                        <w:rPr>
+                          <w:rFonts w:asciiTheme="majorBidi" w:hAnsiTheme="majorBidi" w:cstheme="majorBidi"/>
+                          <w:b/>
+                          <w:bCs/>
+                          <w:i/>
+                          <w:iCs/>
+                          <w:sz w:val="28"/>
+                          <w:szCs w:val="28"/>
+                        </w:rPr>
+                        <w:t xml:space="preserve">                </w:t>
+                      </w:r>
+                      <w:r>
+                        <w:rPr>
+                          <w:rFonts w:asciiTheme="majorBidi" w:hAnsiTheme="majorBidi" w:cstheme="majorBidi"/>
+                          <w:b/>
+                          <w:bCs/>
+                          <w:i/>
+                          <w:iCs/>
+                          <w:sz w:val="28"/>
+                          <w:szCs w:val="28"/>
+                        </w:rPr>
+                        <w:t xml:space="preserve"> </w:t>
+                      </w:r>
+                      <w:r>
+                        <w:rPr>
+                          <w:rFonts w:asciiTheme="majorBidi" w:hAnsiTheme="majorBidi" w:cstheme="majorBidi"/>
+                          <w:b/>
+                          <w:bCs/>
+                          <w:i/>
+                          <w:iCs/>
+                          <w:color w:val="808080" w:themeColor="background1" w:themeShade="80"/>
+                          <w:sz w:val="28"/>
+                          <w:szCs w:val="28"/>
+                        </w:rPr>
+                        <w:t># Cache for 24 hours</w:t>
+                      </w:r>
+                    </w:p>
+                    <w:p>
+                      <w:pPr>
+                        <w:spacing w:after="0"/>
+                        <w:jc w:val="center"/>
+                        <w:rPr>
+                          <w:b/>
+                          <w:bCs/>
+                          <w:i/>
+                          <w:iCs/>
+                        </w:rPr>
+                      </w:pPr>
+                    </w:p>
+                  </w:txbxContent>
+                </v:textbox>
+                <w10:wrap anchorx="margin"/>
+              </v:rect>
+            </w:pict>
+          </mc:Fallback>
+        </mc:AlternateContent>
+      </w:r>
+      <w:r>
+        <w:rPr>
+          <w:rFonts w:asciiTheme="majorBidi" w:hAnsiTheme="majorBidi" w:cstheme="majorBidi"/>
+          <w:b/>
+          <w:bCs/>
+          <w:sz w:val="28"/>
+          <w:szCs w:val="28"/>
+        </w:rPr>
+        <w:t>Configuration (</w:t>
+      </w:r>
+      <w:proofErr w:type="spellStart"/>
+      <w:r>
+        <w:rPr>
+          <w:rFonts w:asciiTheme="majorBidi" w:hAnsiTheme="majorBidi" w:cstheme="majorBidi"/>
+          <w:b/>
+          <w:bCs/>
+          <w:i/>
+          <w:iCs/>
+          <w:sz w:val="28"/>
+          <w:szCs w:val="28"/>
+        </w:rPr>
+        <w:t>ansible.cfg</w:t>
+      </w:r>
+      <w:proofErr w:type="spellEnd"/>
+      <w:r>
+        <w:rPr>
+          <w:rFonts w:asciiTheme="majorBidi" w:hAnsiTheme="majorBidi" w:cstheme="majorBidi"/>
+          <w:b/>
+          <w:bCs/>
+          <w:sz w:val="28"/>
+          <w:szCs w:val="28"/>
+        </w:rPr>
+        <w:t>):</w:t>
+      </w:r>
+    </w:p>
+    <w:p>
+      <w:pPr>
+        <w:jc w:val="both"/>
+        <w:rPr>
+          <w:rFonts w:asciiTheme="majorBidi" w:hAnsiTheme="majorBidi" w:cstheme="majorBidi"/>
+          <w:sz w:val="28"/>
+          <w:szCs w:val="28"/>
+        </w:rPr>
+      </w:pPr>
+    </w:p>
+    <w:p>
+      <w:pPr>
+        <w:jc w:val="both"/>
+        <w:rPr>
+          <w:rFonts w:asciiTheme="majorBidi" w:hAnsiTheme="majorBidi" w:cstheme="majorBidi"/>
+          <w:sz w:val="28"/>
+          <w:szCs w:val="28"/>
+        </w:rPr>
+      </w:pPr>
+    </w:p>
+    <w:p>
+      <w:pPr>
+        <w:jc w:val="both"/>
+        <w:rPr>
+          <w:rFonts w:asciiTheme="majorBidi" w:hAnsiTheme="majorBidi" w:cstheme="majorBidi"/>
+          <w:sz w:val="32"/>
+          <w:szCs w:val="32"/>
+        </w:rPr>
+      </w:pPr>
+    </w:p>
+    <w:p>
+      <w:pPr>
+        <w:spacing w:after="60"/>
+        <w:jc w:val="both"/>
+        <w:rPr>
+          <w:rFonts w:asciiTheme="majorBidi" w:hAnsiTheme="majorBidi" w:cstheme="majorBidi"/>
+          <w:b/>
+          <w:bCs/>
+          <w:sz w:val="32"/>
+          <w:szCs w:val="32"/>
+        </w:rPr>
+      </w:pPr>
+      <w:r>
+        <w:rPr>
+          <w:rFonts w:asciiTheme="majorBidi" w:hAnsiTheme="majorBidi" w:cstheme="majorBidi"/>
+          <w:b/>
+          <w:bCs/>
+          <w:sz w:val="32"/>
+          <w:szCs w:val="32"/>
+        </w:rPr>
+        <w:t>Filtering Facts</w:t>
+      </w:r>
+      <w:r>
+        <w:rPr>
+          <w:rFonts w:asciiTheme="majorBidi" w:hAnsiTheme="majorBidi" w:cstheme="majorBidi"/>
+          <w:b/>
+          <w:bCs/>
+          <w:sz w:val="32"/>
+          <w:szCs w:val="32"/>
+        </w:rPr>
+        <w:t>:</w:t>
+      </w:r>
+    </w:p>
+    <w:p>
+      <w:pPr>
+        <w:jc w:val="both"/>
+        <w:rPr>
+          <w:rFonts w:asciiTheme="majorBidi" w:hAnsiTheme="majorBidi" w:cstheme="majorBidi"/>
+          <w:sz w:val="28"/>
+          <w:szCs w:val="28"/>
+        </w:rPr>
+      </w:pPr>
+      <w:r>
+        <w:rPr>
+          <w:rFonts w:asciiTheme="majorBidi" w:hAnsiTheme="majorBidi" w:cstheme="majorBidi"/>
+          <w:noProof/>
+          <w:sz w:val="28"/>
+          <w:szCs w:val="28"/>
+        </w:rPr>
+        <mc:AlternateContent>
+          <mc:Choice Requires="wps">
+            <w:drawing>
+              <wp:anchor distT="0" distB="0" distL="114300" distR="114300" simplePos="0" relativeHeight="251664384" behindDoc="0" locked="0" layoutInCell="1" allowOverlap="1" wp14:anchorId="588A62E1" wp14:editId="5C057099">
+                <wp:simplePos x="0" y="0"/>
+                <wp:positionH relativeFrom="margin">
+                  <wp:align>left</wp:align>
+                </wp:positionH>
+                <wp:positionV relativeFrom="paragraph">
+                  <wp:posOffset>508000</wp:posOffset>
+                </wp:positionV>
+                <wp:extent cx="3476625" cy="1276350"/>
+                <wp:effectExtent l="0" t="0" r="28575" b="19050"/>
+                <wp:wrapNone/>
+                <wp:docPr id="2" name="Rectangle 2"/>
+                <wp:cNvGraphicFramePr/>
+                <a:graphic xmlns:a="http://schemas.openxmlformats.org/drawingml/2006/main">
+                  <a:graphicData uri="http://schemas.microsoft.com/office/word/2010/wordprocessingShape">
+                    <wps:wsp>
+                      <wps:cNvSpPr/>
+                      <wps:spPr>
+                        <a:xfrm>
+                          <a:off x="0" y="0"/>
+                          <a:ext cx="3476625" cy="1276350"/>
+                        </a:xfrm>
+                        <a:prstGeom prst="rect">
+                          <a:avLst/>
+                        </a:prstGeom>
+                      </wps:spPr>
+                      <wps:style>
+                        <a:lnRef idx="2">
+                          <a:schemeClr val="dk1">
+                            <a:shade val="15000"/>
+                          </a:schemeClr>
+                        </a:lnRef>
+                        <a:fillRef idx="1">
+                          <a:schemeClr val="dk1"/>
+                        </a:fillRef>
+                        <a:effectRef idx="0">
+                          <a:schemeClr val="dk1"/>
+                        </a:effectRef>
+                        <a:fontRef idx="minor">
+                          <a:schemeClr val="lt1"/>
+                        </a:fontRef>
+                      </wps:style>
+                      <wps:txbx>
+                        <w:txbxContent>
+                          <w:p>
+                            <w:pPr>
+                              <w:spacing w:after="0"/>
+                              <w:rPr>
+                                <w:rFonts w:asciiTheme="majorBidi" w:hAnsiTheme="majorBidi" w:cstheme="majorBidi"/>
+                                <w:b/>
+                                <w:bCs/>
+                                <w:i/>
+                                <w:iCs/>
+                                <w:sz w:val="28"/>
+                                <w:szCs w:val="28"/>
+                              </w:rPr>
+                            </w:pPr>
+                            <w:r>
+                              <w:rPr>
+                                <w:rFonts w:asciiTheme="majorBidi" w:hAnsiTheme="majorBidi" w:cstheme="majorBidi"/>
+                                <w:b/>
+                                <w:bCs/>
+                                <w:i/>
+                                <w:iCs/>
+                                <w:sz w:val="28"/>
+                                <w:szCs w:val="28"/>
+                              </w:rPr>
+                              <w:t>- hosts: all</w:t>
+                            </w:r>
+                          </w:p>
+                          <w:p>
+                            <w:pPr>
+                              <w:spacing w:after="0"/>
+                              <w:rPr>
+                                <w:rFonts w:asciiTheme="majorBidi" w:hAnsiTheme="majorBidi" w:cstheme="majorBidi"/>
+                                <w:b/>
+                                <w:bCs/>
+                                <w:i/>
+                                <w:iCs/>
+                                <w:sz w:val="28"/>
+                                <w:szCs w:val="28"/>
+                              </w:rPr>
+                            </w:pPr>
+                            <w:r>
+                              <w:rPr>
+                                <w:rFonts w:asciiTheme="majorBidi" w:hAnsiTheme="majorBidi" w:cstheme="majorBidi"/>
+                                <w:b/>
+                                <w:bCs/>
+                                <w:i/>
+                                <w:iCs/>
+                                <w:sz w:val="28"/>
+                                <w:szCs w:val="28"/>
+                              </w:rPr>
+                              <w:t xml:space="preserve">  </w:t>
+                            </w:r>
+                            <w:proofErr w:type="spellStart"/>
+                            <w:r>
+                              <w:rPr>
+                                <w:rFonts w:asciiTheme="majorBidi" w:hAnsiTheme="majorBidi" w:cstheme="majorBidi"/>
+                                <w:b/>
+                                <w:bCs/>
+                                <w:i/>
+                                <w:iCs/>
+                                <w:sz w:val="28"/>
+                                <w:szCs w:val="28"/>
+                              </w:rPr>
+                              <w:t>gather_facts</w:t>
+                            </w:r>
+                            <w:proofErr w:type="spellEnd"/>
+                            <w:r>
+                              <w:rPr>
+                                <w:rFonts w:asciiTheme="majorBidi" w:hAnsiTheme="majorBidi" w:cstheme="majorBidi"/>
+                                <w:b/>
+                                <w:bCs/>
+                                <w:i/>
+                                <w:iCs/>
+                                <w:sz w:val="28"/>
+                                <w:szCs w:val="28"/>
+                              </w:rPr>
+                              <w:t>: yes</w:t>
+                            </w:r>
+                          </w:p>
+                          <w:p>
+                            <w:pPr>
+                              <w:spacing w:after="0"/>
+                              <w:rPr>
+                                <w:rFonts w:asciiTheme="majorBidi" w:hAnsiTheme="majorBidi" w:cstheme="majorBidi"/>
+                                <w:b/>
+                                <w:bCs/>
+                                <w:i/>
+                                <w:iCs/>
+                                <w:sz w:val="28"/>
+                                <w:szCs w:val="28"/>
+                              </w:rPr>
+                            </w:pPr>
+                            <w:r>
+                              <w:rPr>
+                                <w:rFonts w:asciiTheme="majorBidi" w:hAnsiTheme="majorBidi" w:cstheme="majorBidi"/>
+                                <w:b/>
+                                <w:bCs/>
+                                <w:i/>
+                                <w:iCs/>
+                                <w:sz w:val="28"/>
+                                <w:szCs w:val="28"/>
+                              </w:rPr>
+                              <w:t xml:space="preserve">  </w:t>
+                            </w:r>
+                            <w:proofErr w:type="spellStart"/>
+                            <w:r>
+                              <w:rPr>
+                                <w:rFonts w:asciiTheme="majorBidi" w:hAnsiTheme="majorBidi" w:cstheme="majorBidi"/>
+                                <w:b/>
+                                <w:bCs/>
+                                <w:i/>
+                                <w:iCs/>
+                                <w:sz w:val="28"/>
+                                <w:szCs w:val="28"/>
+                              </w:rPr>
+                              <w:t>gather_subset</w:t>
+                            </w:r>
+                            <w:proofErr w:type="spellEnd"/>
+                            <w:r>
+                              <w:rPr>
+                                <w:rFonts w:asciiTheme="majorBidi" w:hAnsiTheme="majorBidi" w:cstheme="majorBidi"/>
+                                <w:b/>
+                                <w:bCs/>
+                                <w:i/>
+                                <w:iCs/>
+                                <w:sz w:val="28"/>
+                                <w:szCs w:val="28"/>
+                              </w:rPr>
+                              <w:t>:</w:t>
+                            </w:r>
+                          </w:p>
+                          <w:p>
+                            <w:pPr>
+                              <w:spacing w:after="0"/>
+                              <w:rPr>
+                                <w:rFonts w:asciiTheme="majorBidi" w:hAnsiTheme="majorBidi" w:cstheme="majorBidi"/>
+                                <w:b/>
+                                <w:bCs/>
+                                <w:i/>
+                                <w:iCs/>
+                                <w:color w:val="808080" w:themeColor="background1" w:themeShade="80"/>
+                                <w:sz w:val="28"/>
+                                <w:szCs w:val="28"/>
+                              </w:rPr>
+                            </w:pPr>
+                            <w:r>
+                              <w:rPr>
+                                <w:rFonts w:asciiTheme="majorBidi" w:hAnsiTheme="majorBidi" w:cstheme="majorBidi"/>
+                                <w:b/>
+                                <w:bCs/>
+                                <w:i/>
+                                <w:iCs/>
+                                <w:sz w:val="28"/>
+                                <w:szCs w:val="28"/>
+                              </w:rPr>
+                              <w:t xml:space="preserve">    - </w:t>
+                            </w:r>
+                            <w:proofErr w:type="gramStart"/>
+                            <w:r>
+                              <w:rPr>
+                                <w:rFonts w:asciiTheme="majorBidi" w:hAnsiTheme="majorBidi" w:cstheme="majorBidi"/>
+                                <w:b/>
+                                <w:bCs/>
+                                <w:i/>
+                                <w:iCs/>
+                                <w:sz w:val="28"/>
+                                <w:szCs w:val="28"/>
+                              </w:rPr>
+                              <w:t>'!all</w:t>
+                            </w:r>
+                            <w:proofErr w:type="gramEnd"/>
+                            <w:r>
+                              <w:rPr>
+                                <w:rFonts w:asciiTheme="majorBidi" w:hAnsiTheme="majorBidi" w:cstheme="majorBidi"/>
+                                <w:b/>
+                                <w:bCs/>
+                                <w:i/>
+                                <w:iCs/>
+                                <w:sz w:val="28"/>
+                                <w:szCs w:val="28"/>
+                              </w:rPr>
+                              <w:t xml:space="preserve">' </w:t>
+                            </w:r>
+                            <w:r>
+                              <w:rPr>
+                                <w:rFonts w:asciiTheme="majorBidi" w:hAnsiTheme="majorBidi" w:cstheme="majorBidi"/>
+                                <w:b/>
+                                <w:bCs/>
+                                <w:i/>
+                                <w:iCs/>
+                                <w:sz w:val="28"/>
+                                <w:szCs w:val="28"/>
+                              </w:rPr>
+                              <w:t xml:space="preserve">             </w:t>
+                            </w:r>
+                            <w:r>
+                              <w:rPr>
+                                <w:rFonts w:asciiTheme="majorBidi" w:hAnsiTheme="majorBidi" w:cstheme="majorBidi"/>
+                                <w:b/>
+                                <w:bCs/>
+                                <w:i/>
+                                <w:iCs/>
+                                <w:color w:val="808080" w:themeColor="background1" w:themeShade="80"/>
+                                <w:sz w:val="28"/>
+                                <w:szCs w:val="28"/>
+                              </w:rPr>
+                              <w:t># Exclude all default facts</w:t>
+                            </w:r>
+                          </w:p>
+                          <w:p>
+                            <w:pPr>
+                              <w:spacing w:after="0"/>
+                              <w:jc w:val="both"/>
+                              <w:rPr>
+                                <w:rFonts w:asciiTheme="majorBidi" w:hAnsiTheme="majorBidi" w:cstheme="majorBidi"/>
+                                <w:b/>
+                                <w:bCs/>
+                                <w:i/>
+                                <w:iCs/>
+                                <w:sz w:val="28"/>
+                                <w:szCs w:val="28"/>
+                              </w:rPr>
+                            </w:pPr>
+                            <w:r>
+                              <w:rPr>
+                                <w:rFonts w:asciiTheme="majorBidi" w:hAnsiTheme="majorBidi" w:cstheme="majorBidi"/>
+                                <w:b/>
+                                <w:bCs/>
+                                <w:i/>
+                                <w:iCs/>
+                                <w:sz w:val="28"/>
+                                <w:szCs w:val="28"/>
+                              </w:rPr>
+                              <w:t xml:space="preserve">    - network  </w:t>
+                            </w:r>
+                            <w:r>
+                              <w:rPr>
+                                <w:rFonts w:asciiTheme="majorBidi" w:hAnsiTheme="majorBidi" w:cstheme="majorBidi"/>
+                                <w:b/>
+                                <w:bCs/>
+                                <w:i/>
+                                <w:iCs/>
+                                <w:sz w:val="28"/>
+                                <w:szCs w:val="28"/>
+                              </w:rPr>
+                              <w:t xml:space="preserve">      </w:t>
+                            </w:r>
+                            <w:r>
+                              <w:rPr>
+                                <w:rFonts w:asciiTheme="majorBidi" w:hAnsiTheme="majorBidi" w:cstheme="majorBidi"/>
+                                <w:b/>
+                                <w:bCs/>
+                                <w:i/>
+                                <w:iCs/>
+                                <w:color w:val="808080" w:themeColor="background1" w:themeShade="80"/>
+                                <w:sz w:val="28"/>
+                                <w:szCs w:val="28"/>
+                              </w:rPr>
+                              <w:t># Only gather network facts</w:t>
+                            </w:r>
+                          </w:p>
+                          <w:p>
+                            <w:pPr>
+                              <w:spacing w:after="0"/>
+                              <w:jc w:val="center"/>
+                              <w:rPr>
+                                <w:b/>
+                                <w:bCs/>
+                                <w:i/>
+                                <w:iCs/>
+                              </w:rPr>
+                            </w:pPr>
+                          </w:p>
+                        </w:txbxContent>
+                      </wps:txbx>
+                      <wps:bodyPr rot="0" spcFirstLastPara="0" vertOverflow="overflow" horzOverflow="overflow" vert="horz" wrap="square" lIns="91440" tIns="45720" rIns="91440" bIns="45720" numCol="1" spcCol="0" rtlCol="0" fromWordArt="0" anchor="ctr" anchorCtr="0" forceAA="0" compatLnSpc="1">
+                        <a:prstTxWarp prst="textNoShape">
+                          <a:avLst/>
+                        </a:prstTxWarp>
+                        <a:noAutofit/>
+                      </wps:bodyPr>
+                    </wps:wsp>
+                  </a:graphicData>
+                </a:graphic>
+                <wp14:sizeRelH relativeFrom="margin">
+                  <wp14:pctWidth>0</wp14:pctWidth>
+                </wp14:sizeRelH>
+                <wp14:sizeRelV relativeFrom="margin">
+                  <wp14:pctHeight>0</wp14:pctHeight>
+                </wp14:sizeRelV>
+              </wp:anchor>
+            </w:drawing>
+          </mc:Choice>
+          <mc:Fallback>
+            <w:pict>
+              <v:rect w14:anchorId="588A62E1" id="_x0000_s1031" style="position:absolute;left:0;text-align:left;margin-left:0;margin-top:40pt;width:273.75pt;height:100.5pt;z-index:251664384;visibility:visible;mso-wrap-style:square;mso-width-percent:0;mso-height-percent:0;mso-wrap-distance-left:9pt;mso-wrap-distance-top:0;mso-wrap-distance-right:9pt;mso-wrap-distance-bottom:0;mso-position-horizontal:left;mso-position-horizontal-relative:margin;mso-position-vertical:absolute;mso-position-vertical-relative:text;mso-width-percent:0;mso-height-percent:0;mso-width-relative:margin;mso-height-relative:margin;v-text-anchor:middle" o:gfxdata="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" fillcolor="black [3200]" strokecolor="black [480]" strokeweight="1pt">
+                <v:textbox>
+                  <w:txbxContent>
+                    <w:p>
+                      <w:pPr>
+                        <w:spacing w:after="0"/>
+                        <w:rPr>
+                          <w:rFonts w:asciiTheme="majorBidi" w:hAnsiTheme="majorBidi" w:cstheme="majorBidi"/>
+                          <w:b/>
+                          <w:bCs/>
+                          <w:i/>
+                          <w:iCs/>
+                          <w:sz w:val="28"/>
+                          <w:szCs w:val="28"/>
+                        </w:rPr>
+                      </w:pPr>
+                      <w:r>
+                        <w:rPr>
+                          <w:rFonts w:asciiTheme="majorBidi" w:hAnsiTheme="majorBidi" w:cstheme="majorBidi"/>
+                          <w:b/>
+                          <w:bCs/>
+                          <w:i/>
+                          <w:iCs/>
+                          <w:sz w:val="28"/>
+                          <w:szCs w:val="28"/>
+                        </w:rPr>
+                        <w:t>- hosts: all</w:t>
+                      </w:r>
+                    </w:p>
+                    <w:p>
+                      <w:pPr>
+                        <w:spacing w:after="0"/>
+                        <w:rPr>
+                          <w:rFonts w:asciiTheme="majorBidi" w:hAnsiTheme="majorBidi" w:cstheme="majorBidi"/>
+                          <w:b/>
+                          <w:bCs/>
+                          <w:i/>
+                          <w:iCs/>
+                          <w:sz w:val="28"/>
+                          <w:szCs w:val="28"/>
+                        </w:rPr>
+                      </w:pPr>
+                      <w:r>
+                        <w:rPr>
+                          <w:rFonts w:asciiTheme="majorBidi" w:hAnsiTheme="majorBidi" w:cstheme="majorBidi"/>
+                          <w:b/>
+                          <w:bCs/>
+                          <w:i/>
+                          <w:iCs/>
+                          <w:sz w:val="28"/>
+                          <w:szCs w:val="28"/>
+                        </w:rPr>
+                        <w:t xml:space="preserve">  </w:t>
+                      </w:r>
+                      <w:proofErr w:type="spellStart"/>
+                      <w:r>
+                        <w:rPr>
+                          <w:rFonts w:asciiTheme="majorBidi" w:hAnsiTheme="majorBidi" w:cstheme="majorBidi"/>
+                          <w:b/>
+                          <w:bCs/>
+                          <w:i/>
+                          <w:iCs/>
+                          <w:sz w:val="28"/>
+                          <w:szCs w:val="28"/>
+                        </w:rPr>
+                        <w:t>gather_facts</w:t>
+                      </w:r>
+                      <w:proofErr w:type="spellEnd"/>
+                      <w:r>
+                        <w:rPr>
+                          <w:rFonts w:asciiTheme="majorBidi" w:hAnsiTheme="majorBidi" w:cstheme="majorBidi"/>
+                          <w:b/>
+                          <w:bCs/>
+                          <w:i/>
+                          <w:iCs/>
+                          <w:sz w:val="28"/>
+                          <w:szCs w:val="28"/>
+                        </w:rPr>
+                        <w:t>: yes</w:t>
+                      </w:r>
+                    </w:p>
+                    <w:p>
+                      <w:pPr>
+                        <w:spacing w:after="0"/>
+                        <w:rPr>
+                          <w:rFonts w:asciiTheme="majorBidi" w:hAnsiTheme="majorBidi" w:cstheme="majorBidi"/>
+                          <w:b/>
+                          <w:bCs/>
+                          <w:i/>
+                          <w:iCs/>
+                          <w:sz w:val="28"/>
+                          <w:szCs w:val="28"/>
+                        </w:rPr>
+                      </w:pPr>
+                      <w:r>
+                        <w:rPr>
+                          <w:rFonts w:asciiTheme="majorBidi" w:hAnsiTheme="majorBidi" w:cstheme="majorBidi"/>
+                          <w:b/>
+                          <w:bCs/>
+                          <w:i/>
+                          <w:iCs/>
+                          <w:sz w:val="28"/>
+                          <w:szCs w:val="28"/>
+                        </w:rPr>
+                        <w:t xml:space="preserve">  </w:t>
+                      </w:r>
+                      <w:proofErr w:type="spellStart"/>
+                      <w:r>
+                        <w:rPr>
+                          <w:rFonts w:asciiTheme="majorBidi" w:hAnsiTheme="majorBidi" w:cstheme="majorBidi"/>
+                          <w:b/>
+                          <w:bCs/>
+                          <w:i/>
+                          <w:iCs/>
+                          <w:sz w:val="28"/>
+                          <w:szCs w:val="28"/>
+                        </w:rPr>
+                        <w:t>gather_subset</w:t>
+                      </w:r>
+                      <w:proofErr w:type="spellEnd"/>
+                      <w:r>
+                        <w:rPr>
+                          <w:rFonts w:asciiTheme="majorBidi" w:hAnsiTheme="majorBidi" w:cstheme="majorBidi"/>
+                          <w:b/>
+                          <w:bCs/>
+                          <w:i/>
+                          <w:iCs/>
+                          <w:sz w:val="28"/>
+                          <w:szCs w:val="28"/>
+                        </w:rPr>
+                        <w:t>:</w:t>
+                      </w:r>
+                    </w:p>
+                    <w:p>
+                      <w:pPr>
+                        <w:spacing w:after="0"/>
+                        <w:rPr>
+                          <w:rFonts w:asciiTheme="majorBidi" w:hAnsiTheme="majorBidi" w:cstheme="majorBidi"/>
+                          <w:b/>
+                          <w:bCs/>
+                          <w:i/>
+                          <w:iCs/>
+                          <w:color w:val="808080" w:themeColor="background1" w:themeShade="80"/>
+                          <w:sz w:val="28"/>
+                          <w:szCs w:val="28"/>
+                        </w:rPr>
+                      </w:pPr>
+                      <w:r>
+                        <w:rPr>
+                          <w:rFonts w:asciiTheme="majorBidi" w:hAnsiTheme="majorBidi" w:cstheme="majorBidi"/>
+                          <w:b/>
+                          <w:bCs/>
+                          <w:i/>
+                          <w:iCs/>
+                          <w:sz w:val="28"/>
+                          <w:szCs w:val="28"/>
+                        </w:rPr>
+                        <w:t xml:space="preserve">    - </w:t>
+                      </w:r>
+                      <w:proofErr w:type="gramStart"/>
+                      <w:r>
+                        <w:rPr>
+                          <w:rFonts w:asciiTheme="majorBidi" w:hAnsiTheme="majorBidi" w:cstheme="majorBidi"/>
+                          <w:b/>
+                          <w:bCs/>
+                          <w:i/>
+                          <w:iCs/>
+                          <w:sz w:val="28"/>
+                          <w:szCs w:val="28"/>
+                        </w:rPr>
+                        <w:t>'!all</w:t>
+                      </w:r>
+                      <w:proofErr w:type="gramEnd"/>
+                      <w:r>
+                        <w:rPr>
+                          <w:rFonts w:asciiTheme="majorBidi" w:hAnsiTheme="majorBidi" w:cstheme="majorBidi"/>
+                          <w:b/>
+                          <w:bCs/>
+                          <w:i/>
+                          <w:iCs/>
+                          <w:sz w:val="28"/>
+                          <w:szCs w:val="28"/>
+                        </w:rPr>
+                        <w:t xml:space="preserve">' </w:t>
+                      </w:r>
+                      <w:r>
+                        <w:rPr>
+                          <w:rFonts w:asciiTheme="majorBidi" w:hAnsiTheme="majorBidi" w:cstheme="majorBidi"/>
+                          <w:b/>
+                          <w:bCs/>
+                          <w:i/>
+                          <w:iCs/>
+                          <w:sz w:val="28"/>
+                          <w:szCs w:val="28"/>
+                        </w:rPr>
+                        <w:t xml:space="preserve">             </w:t>
+                      </w:r>
+                      <w:r>
+                        <w:rPr>
+                          <w:rFonts w:asciiTheme="majorBidi" w:hAnsiTheme="majorBidi" w:cstheme="majorBidi"/>
+                          <w:b/>
+                          <w:bCs/>
+                          <w:i/>
+                          <w:iCs/>
+                          <w:color w:val="808080" w:themeColor="background1" w:themeShade="80"/>
+                          <w:sz w:val="28"/>
+                          <w:szCs w:val="28"/>
+                        </w:rPr>
+                        <w:t># Exclude all default facts</w:t>
+                      </w:r>
+                    </w:p>
+                    <w:p>
+                      <w:pPr>
+                        <w:spacing w:after="0"/>
+                        <w:jc w:val="both"/>
+                        <w:rPr>
+                          <w:rFonts w:asciiTheme="majorBidi" w:hAnsiTheme="majorBidi" w:cstheme="majorBidi"/>
+                          <w:b/>
+                          <w:bCs/>
+                          <w:i/>
+                          <w:iCs/>
+                          <w:sz w:val="28"/>
+                          <w:szCs w:val="28"/>
+                        </w:rPr>
+                      </w:pPr>
+                      <w:r>
+                        <w:rPr>
+                          <w:rFonts w:asciiTheme="majorBidi" w:hAnsiTheme="majorBidi" w:cstheme="majorBidi"/>
+                          <w:b/>
+                          <w:bCs/>
+                          <w:i/>
+                          <w:iCs/>
+                          <w:sz w:val="28"/>
+                          <w:szCs w:val="28"/>
+                        </w:rPr>
+                        <w:t xml:space="preserve">    - network  </w:t>
+                      </w:r>
+                      <w:r>
+                        <w:rPr>
+                          <w:rFonts w:asciiTheme="majorBidi" w:hAnsiTheme="majorBidi" w:cstheme="majorBidi"/>
+                          <w:b/>
+                          <w:bCs/>
+                          <w:i/>
+                          <w:iCs/>
+                          <w:sz w:val="28"/>
+                          <w:szCs w:val="28"/>
+                        </w:rPr>
+                        <w:t xml:space="preserve">      </w:t>
+                      </w:r>
+                      <w:r>
+                        <w:rPr>
+                          <w:rFonts w:asciiTheme="majorBidi" w:hAnsiTheme="majorBidi" w:cstheme="majorBidi"/>
+                          <w:b/>
+                          <w:bCs/>
+                          <w:i/>
+                          <w:iCs/>
+                          <w:color w:val="808080" w:themeColor="background1" w:themeShade="80"/>
+                          <w:sz w:val="28"/>
+                          <w:szCs w:val="28"/>
+                        </w:rPr>
+                        <w:t># Only gather network facts</w:t>
+                      </w:r>
+                    </w:p>
+                    <w:p>
+                      <w:pPr>
+                        <w:spacing w:after="0"/>
+                        <w:jc w:val="center"/>
+                        <w:rPr>
+                          <w:b/>
+                          <w:bCs/>
+                          <w:i/>
+                          <w:iCs/>
+                        </w:rPr>
+                      </w:pPr>
+                    </w:p>
+                  </w:txbxContent>
+                </v:textbox>
+                <w10:wrap anchorx="margin"/>
+              </v:rect>
+            </w:pict>
+          </mc:Fallback>
+        </mc:AlternateContent>
+      </w:r>
+      <w:r>
+        <w:rPr>
+          <w:rFonts w:asciiTheme="majorBidi" w:hAnsiTheme="majorBidi" w:cstheme="majorBidi"/>
+          <w:sz w:val="28"/>
+          <w:szCs w:val="28"/>
+        </w:rPr>
+        <w:t>If you only need a few specific facts (like just the IP address), gathering everything is wasteful. You can filter the setup module to gather only what you need:</w:t>
+      </w:r>
+    </w:p>
+    <w:p>
+      <w:pPr>
+        <w:jc w:val="both"/>
+        <w:rPr>
+          <w:rFonts w:asciiTheme="majorBidi" w:hAnsiTheme="majorBidi" w:cstheme="majorBidi"/>
+          <w:sz w:val="28"/>
+          <w:szCs w:val="28"/>
+        </w:rPr>
+      </w:pPr>
+    </w:p>
+    <w:p>
+      <w:pPr>
+        <w:jc w:val="both"/>
+        <w:rPr>
+          <w:rFonts w:asciiTheme="majorBidi" w:hAnsiTheme="majorBidi" w:cstheme="majorBidi"/>
+          <w:sz w:val="28"/>
+          <w:szCs w:val="28"/>
+        </w:rPr>
+      </w:pPr>
+    </w:p>
+    <w:p>
+      <w:pPr>
+        <w:jc w:val="both"/>
+        <w:rPr>
+          <w:rFonts w:asciiTheme="majorBidi" w:hAnsiTheme="majorBidi" w:cstheme="majorBidi"/>
+          <w:sz w:val="28"/>
+          <w:szCs w:val="28"/>
+        </w:rPr>
+      </w:pPr>
+    </w:p>
+    <w:p>
+      <w:pPr>
+        <w:jc w:val="both"/>
+        <w:rPr>
+          <w:rFonts w:asciiTheme="majorBidi" w:hAnsiTheme="majorBidi" w:cstheme="majorBidi"/>
+          <w:sz w:val="18"/>
+          <w:szCs w:val="18"/>
+        </w:rPr>
+      </w:pPr>
+    </w:p>
+    <w:p>
+      <w:pPr>
+        <w:spacing w:after="60"/>
+        <w:jc w:val="both"/>
+        <w:rPr>
+          <w:rFonts w:asciiTheme="majorBidi" w:hAnsiTheme="majorBidi" w:cstheme="majorBidi"/>
+          <w:b/>
+          <w:bCs/>
+          <w:sz w:val="32"/>
+          <w:szCs w:val="32"/>
+        </w:rPr>
+      </w:pPr>
+      <w:r>
+        <w:rPr>
+          <w:rFonts w:asciiTheme="majorBidi" w:hAnsiTheme="majorBidi" w:cstheme="majorBidi"/>
+          <w:b/>
+          <w:bCs/>
+          <w:sz w:val="32"/>
+          <w:szCs w:val="32"/>
+        </w:rPr>
+        <w:t xml:space="preserve">Fact Precedence &amp; </w:t>
+      </w:r>
+      <w:proofErr w:type="spellStart"/>
+      <w:r>
+        <w:rPr>
+          <w:rFonts w:asciiTheme="majorBidi" w:hAnsiTheme="majorBidi" w:cstheme="majorBidi"/>
+          <w:b/>
+          <w:bCs/>
+          <w:i/>
+          <w:iCs/>
+          <w:sz w:val="32"/>
+          <w:szCs w:val="32"/>
+        </w:rPr>
+        <w:t>ansible_facts</w:t>
+      </w:r>
+      <w:proofErr w:type="spellEnd"/>
+    </w:p>
+    <w:p>
+      <w:pPr>
+        <w:spacing w:after="80"/>
+        <w:jc w:val="both"/>
+        <w:rPr>
+          <w:rFonts w:asciiTheme="majorBidi" w:hAnsiTheme="majorBidi" w:cstheme="majorBidi"/>
+          <w:sz w:val="28"/>
+          <w:szCs w:val="28"/>
+        </w:rPr>
+      </w:pPr>
+      <w:r>
+        <w:rPr>
+          <w:rFonts w:asciiTheme="majorBidi" w:hAnsiTheme="majorBidi" w:cstheme="majorBidi"/>
+          <w:sz w:val="28"/>
+          <w:szCs w:val="28"/>
+        </w:rPr>
+        <w:t>Facts are essentially variables with a specific namespace.</w:t>
+      </w:r>
+      <w:r>
+        <w:rPr>
+          <w:rFonts w:asciiTheme="majorBidi" w:hAnsiTheme="majorBidi" w:cstheme="majorBidi"/>
+          <w:sz w:val="28"/>
+          <w:szCs w:val="28"/>
+        </w:rPr>
+        <w:t xml:space="preserve"> </w:t>
+      </w:r>
+      <w:r>
+        <w:rPr>
+          <w:rFonts w:asciiTheme="majorBidi" w:hAnsiTheme="majorBidi" w:cstheme="majorBidi"/>
+          <w:sz w:val="28"/>
+          <w:szCs w:val="28"/>
+        </w:rPr>
+        <w:t xml:space="preserve">Facts gatherable by setup have lower precedence than your manually defined vars or </w:t>
+      </w:r>
+      <w:proofErr w:type="spellStart"/>
+      <w:r>
+        <w:rPr>
+          <w:rFonts w:asciiTheme="majorBidi" w:hAnsiTheme="majorBidi" w:cstheme="majorBidi"/>
+          <w:b/>
+          <w:bCs/>
+          <w:i/>
+          <w:iCs/>
+          <w:sz w:val="28"/>
+          <w:szCs w:val="28"/>
+        </w:rPr>
+        <w:t>set_fact</w:t>
+      </w:r>
+      <w:proofErr w:type="spellEnd"/>
+      <w:r>
+        <w:rPr>
+          <w:rFonts w:asciiTheme="majorBidi" w:hAnsiTheme="majorBidi" w:cstheme="majorBidi"/>
+          <w:sz w:val="28"/>
+          <w:szCs w:val="28"/>
+        </w:rPr>
+        <w:t>.</w:t>
+      </w:r>
+    </w:p>
+    <w:p>
+      <w:pPr>
+        <w:spacing w:after="60"/>
+        <w:jc w:val="both"/>
+        <w:rPr>
+          <w:rFonts w:asciiTheme="majorBidi" w:hAnsiTheme="majorBidi" w:cstheme="majorBidi"/>
+          <w:sz w:val="28"/>
+          <w:szCs w:val="28"/>
+        </w:rPr>
+      </w:pPr>
+      <w:proofErr w:type="spellStart"/>
+      <w:r>
+        <w:rPr>
+          <w:rFonts w:asciiTheme="majorBidi" w:hAnsiTheme="majorBidi" w:cstheme="majorBidi"/>
+          <w:b/>
+          <w:bCs/>
+          <w:i/>
+          <w:iCs/>
+          <w:sz w:val="28"/>
+          <w:szCs w:val="28"/>
+        </w:rPr>
+        <w:t>ansible_facts</w:t>
+      </w:r>
+      <w:proofErr w:type="spellEnd"/>
+      <w:r>
+        <w:rPr>
+          <w:rFonts w:asciiTheme="majorBidi" w:hAnsiTheme="majorBidi" w:cstheme="majorBidi"/>
+          <w:b/>
+          <w:bCs/>
+          <w:sz w:val="28"/>
+          <w:szCs w:val="28"/>
+        </w:rPr>
+        <w:t xml:space="preserve"> variable</w:t>
+      </w:r>
+      <w:r>
+        <w:rPr>
+          <w:rFonts w:asciiTheme="majorBidi" w:hAnsiTheme="majorBidi" w:cstheme="majorBidi"/>
+          <w:b/>
+          <w:bCs/>
+          <w:sz w:val="28"/>
+          <w:szCs w:val="28"/>
+        </w:rPr>
+        <w:t xml:space="preserve"> </w:t>
+      </w:r>
+      <w:r>
+        <w:rPr>
+          <w:rFonts w:asciiTheme="majorBidi" w:hAnsiTheme="majorBidi" w:cstheme="majorBidi"/>
+          <w:sz w:val="28"/>
+          <w:szCs w:val="28"/>
+        </w:rPr>
+        <w:t xml:space="preserve">→ </w:t>
+      </w:r>
+      <w:r>
+        <w:rPr>
+          <w:rFonts w:asciiTheme="majorBidi" w:hAnsiTheme="majorBidi" w:cstheme="majorBidi"/>
+          <w:sz w:val="28"/>
+          <w:szCs w:val="28"/>
+        </w:rPr>
+        <w:t xml:space="preserve">Historically, facts were injected into the top-level namespace (e.g., </w:t>
+      </w:r>
+      <w:r>
+        <w:rPr>
+          <w:rFonts w:asciiTheme="majorBidi" w:hAnsiTheme="majorBidi" w:cstheme="majorBidi"/>
+          <w:b/>
+          <w:bCs/>
+          <w:i/>
+          <w:iCs/>
+          <w:sz w:val="28"/>
+          <w:szCs w:val="28"/>
+        </w:rPr>
+        <w:t>ansible_eth0</w:t>
+      </w:r>
+      <w:r>
+        <w:rPr>
+          <w:rFonts w:asciiTheme="majorBidi" w:hAnsiTheme="majorBidi" w:cstheme="majorBidi"/>
+          <w:sz w:val="28"/>
+          <w:szCs w:val="28"/>
+        </w:rPr>
+        <w:t xml:space="preserve">). Modern Ansible (since 2.5) prefers the </w:t>
+      </w:r>
+      <w:proofErr w:type="spellStart"/>
+      <w:r>
+        <w:rPr>
+          <w:rFonts w:asciiTheme="majorBidi" w:hAnsiTheme="majorBidi" w:cstheme="majorBidi"/>
+          <w:sz w:val="28"/>
+          <w:szCs w:val="28"/>
+        </w:rPr>
+        <w:t>namespaced</w:t>
+      </w:r>
+      <w:proofErr w:type="spellEnd"/>
+      <w:r>
+        <w:rPr>
+          <w:rFonts w:asciiTheme="majorBidi" w:hAnsiTheme="majorBidi" w:cstheme="majorBidi"/>
+          <w:sz w:val="28"/>
+          <w:szCs w:val="28"/>
+        </w:rPr>
+        <w:t xml:space="preserve"> </w:t>
+      </w:r>
+      <w:proofErr w:type="spellStart"/>
+      <w:r>
+        <w:rPr>
+          <w:rFonts w:asciiTheme="majorBidi" w:hAnsiTheme="majorBidi" w:cstheme="majorBidi"/>
+          <w:b/>
+          <w:bCs/>
+          <w:i/>
+          <w:iCs/>
+          <w:sz w:val="28"/>
+          <w:szCs w:val="28"/>
+        </w:rPr>
+        <w:t>ansible_facts</w:t>
+      </w:r>
+      <w:proofErr w:type="spellEnd"/>
+      <w:r>
+        <w:rPr>
+          <w:rFonts w:asciiTheme="majorBidi" w:hAnsiTheme="majorBidi" w:cstheme="majorBidi"/>
+          <w:sz w:val="28"/>
+          <w:szCs w:val="28"/>
+        </w:rPr>
+        <w:t xml:space="preserve"> dictionary (e.g., </w:t>
+      </w:r>
+      <w:r>
+        <w:rPr>
+          <w:rFonts w:asciiTheme="majorBidi" w:hAnsiTheme="majorBidi" w:cstheme="majorBidi"/>
+          <w:b/>
+          <w:bCs/>
+          <w:i/>
+          <w:iCs/>
+          <w:sz w:val="28"/>
+          <w:szCs w:val="28"/>
+        </w:rPr>
+        <w:t>ansible_</w:t>
+      </w:r>
+      <w:proofErr w:type="gramStart"/>
+      <w:r>
+        <w:rPr>
+          <w:rFonts w:asciiTheme="majorBidi" w:hAnsiTheme="majorBidi" w:cstheme="majorBidi"/>
+          <w:b/>
+          <w:bCs/>
+          <w:i/>
+          <w:iCs/>
+          <w:sz w:val="28"/>
+          <w:szCs w:val="28"/>
+        </w:rPr>
+        <w:t>facts.eth</w:t>
+      </w:r>
+      <w:proofErr w:type="gramEnd"/>
+      <w:r>
+        <w:rPr>
+          <w:rFonts w:asciiTheme="majorBidi" w:hAnsiTheme="majorBidi" w:cstheme="majorBidi"/>
+          <w:b/>
+          <w:bCs/>
+          <w:i/>
+          <w:iCs/>
+          <w:sz w:val="28"/>
+          <w:szCs w:val="28"/>
+        </w:rPr>
+        <w:t>0</w:t>
+      </w:r>
+      <w:r>
+        <w:rPr>
+          <w:rFonts w:asciiTheme="majorBidi" w:hAnsiTheme="majorBidi" w:cstheme="majorBidi"/>
+          <w:sz w:val="28"/>
+          <w:szCs w:val="28"/>
+        </w:rPr>
+        <w:t xml:space="preserve">). Always use the </w:t>
+      </w:r>
+      <w:proofErr w:type="spellStart"/>
+      <w:r>
+        <w:rPr>
+          <w:rFonts w:asciiTheme="majorBidi" w:hAnsiTheme="majorBidi" w:cstheme="majorBidi"/>
+          <w:sz w:val="28"/>
+          <w:szCs w:val="28"/>
+        </w:rPr>
+        <w:t>namespaced</w:t>
+      </w:r>
+      <w:proofErr w:type="spellEnd"/>
+      <w:r>
+        <w:rPr>
+          <w:rFonts w:asciiTheme="majorBidi" w:hAnsiTheme="majorBidi" w:cstheme="majorBidi"/>
+          <w:sz w:val="28"/>
+          <w:szCs w:val="28"/>
+        </w:rPr>
+        <w:t xml:space="preserve"> version for clarity and to avoid naming collisions.</w:t>
+      </w:r>
+    </w:p>
+    <w:p>
+      <w:pPr>
+        <w:spacing w:after="60"/>
+        <w:jc w:val="both"/>
+        <w:rPr>
+          <w:rFonts w:asciiTheme="majorBidi" w:hAnsiTheme="majorBidi" w:cstheme="majorBidi"/>
+          <w:b/>
+          <w:bCs/>
+          <w:sz w:val="32"/>
+          <w:szCs w:val="32"/>
+        </w:rPr>
+      </w:pPr>
+      <w:r>
+        <w:rPr>
+          <w:rFonts w:asciiTheme="majorBidi" w:hAnsiTheme="majorBidi" w:cstheme="majorBidi"/>
+          <w:b/>
+          <w:bCs/>
+          <w:sz w:val="32"/>
+          <w:szCs w:val="32"/>
+        </w:rPr>
+        <w:t>The Lifecycle of a Fact</w:t>
+      </w:r>
+      <w:r>
+        <w:rPr>
+          <w:rFonts w:asciiTheme="majorBidi" w:hAnsiTheme="majorBidi" w:cstheme="majorBidi"/>
+          <w:b/>
+          <w:bCs/>
+          <w:sz w:val="32"/>
+          <w:szCs w:val="32"/>
+        </w:rPr>
+        <w:t>:</w:t>
+      </w:r>
+    </w:p>
+    <w:p>
+      <w:pPr>
+        <w:pStyle w:val="ListParagraph"/>
+        <w:numPr>
+          <w:ilvl w:val="0"/>
+          <w:numId w:val="2"/>
+        </w:numPr>
+        <w:ind w:left="360"/>
+        <w:jc w:val="both"/>
+        <w:rPr>
+          <w:rFonts w:asciiTheme="majorBidi" w:hAnsiTheme="majorBidi" w:cstheme="majorBidi"/>
+          <w:sz w:val="28"/>
+          <w:szCs w:val="28"/>
+        </w:rPr>
+      </w:pPr>
+      <w:r>
+        <w:rPr>
+          <w:rFonts w:asciiTheme="majorBidi" w:hAnsiTheme="majorBidi" w:cstheme="majorBidi"/>
+          <w:b/>
+          <w:bCs/>
+          <w:sz w:val="28"/>
+          <w:szCs w:val="28"/>
+        </w:rPr>
+        <w:t>Gathering</w:t>
+      </w:r>
+      <w:r>
+        <w:rPr>
+          <w:rFonts w:asciiTheme="majorBidi" w:hAnsiTheme="majorBidi" w:cstheme="majorBidi"/>
+          <w:sz w:val="28"/>
+          <w:szCs w:val="28"/>
+        </w:rPr>
+        <w:t xml:space="preserve"> </w:t>
+      </w:r>
+      <w:r>
+        <w:rPr>
+          <w:rFonts w:asciiTheme="majorBidi" w:hAnsiTheme="majorBidi" w:cstheme="majorBidi"/>
+          <w:sz w:val="28"/>
+          <w:szCs w:val="28"/>
+        </w:rPr>
+        <w:t xml:space="preserve">→ </w:t>
+      </w:r>
+      <w:r>
+        <w:rPr>
+          <w:rFonts w:asciiTheme="majorBidi" w:hAnsiTheme="majorBidi" w:cstheme="majorBidi"/>
+          <w:sz w:val="28"/>
+          <w:szCs w:val="28"/>
+        </w:rPr>
+        <w:t xml:space="preserve">Triggered by </w:t>
+      </w:r>
+      <w:proofErr w:type="spellStart"/>
+      <w:r>
+        <w:rPr>
+          <w:rFonts w:asciiTheme="majorBidi" w:hAnsiTheme="majorBidi" w:cstheme="majorBidi"/>
+          <w:b/>
+          <w:bCs/>
+          <w:i/>
+          <w:iCs/>
+          <w:sz w:val="28"/>
+          <w:szCs w:val="28"/>
+        </w:rPr>
+        <w:t>gather_facts</w:t>
+      </w:r>
+      <w:proofErr w:type="spellEnd"/>
+      <w:r>
+        <w:rPr>
+          <w:rFonts w:asciiTheme="majorBidi" w:hAnsiTheme="majorBidi" w:cstheme="majorBidi"/>
+          <w:b/>
+          <w:bCs/>
+          <w:i/>
+          <w:iCs/>
+          <w:sz w:val="28"/>
+          <w:szCs w:val="28"/>
+        </w:rPr>
+        <w:t>: yes</w:t>
+      </w:r>
+      <w:r>
+        <w:rPr>
+          <w:rFonts w:asciiTheme="majorBidi" w:hAnsiTheme="majorBidi" w:cstheme="majorBidi"/>
+          <w:sz w:val="28"/>
+          <w:szCs w:val="28"/>
+        </w:rPr>
+        <w:t>.</w:t>
+      </w:r>
+    </w:p>
+    <w:p>
+      <w:pPr>
+        <w:pStyle w:val="ListParagraph"/>
+        <w:numPr>
+          <w:ilvl w:val="0"/>
+          <w:numId w:val="2"/>
+        </w:numPr>
+        <w:ind w:left="360"/>
+        <w:jc w:val="both"/>
+        <w:rPr>
+          <w:rFonts w:asciiTheme="majorBidi" w:hAnsiTheme="majorBidi" w:cstheme="majorBidi"/>
+          <w:sz w:val="28"/>
+          <w:szCs w:val="28"/>
+        </w:rPr>
+      </w:pPr>
+      <w:r>
+        <w:rPr>
+          <w:rFonts w:asciiTheme="majorBidi" w:hAnsiTheme="majorBidi" w:cstheme="majorBidi"/>
+          <w:b/>
+          <w:bCs/>
+          <w:sz w:val="28"/>
+          <w:szCs w:val="28"/>
+        </w:rPr>
+        <w:t>Normalization</w:t>
+      </w:r>
+      <w:r>
+        <w:rPr>
+          <w:rFonts w:asciiTheme="majorBidi" w:hAnsiTheme="majorBidi" w:cstheme="majorBidi"/>
+          <w:sz w:val="28"/>
+          <w:szCs w:val="28"/>
+        </w:rPr>
+        <w:t xml:space="preserve"> </w:t>
+      </w:r>
+      <w:r>
+        <w:rPr>
+          <w:rFonts w:asciiTheme="majorBidi" w:hAnsiTheme="majorBidi" w:cstheme="majorBidi"/>
+          <w:sz w:val="28"/>
+          <w:szCs w:val="28"/>
+        </w:rPr>
+        <w:t xml:space="preserve">→ </w:t>
+      </w:r>
+      <w:r>
+        <w:rPr>
+          <w:rFonts w:asciiTheme="majorBidi" w:hAnsiTheme="majorBidi" w:cstheme="majorBidi"/>
+          <w:sz w:val="28"/>
+          <w:szCs w:val="28"/>
+        </w:rPr>
+        <w:t>Ansible cleans up the data into a structured dictionary.</w:t>
+      </w:r>
+    </w:p>
+    <w:p>
+      <w:pPr>
+        <w:pStyle w:val="ListParagraph"/>
+        <w:numPr>
+          <w:ilvl w:val="0"/>
+          <w:numId w:val="2"/>
+        </w:numPr>
+        <w:ind w:left="360"/>
+        <w:jc w:val="both"/>
+        <w:rPr>
+          <w:rFonts w:asciiTheme="majorBidi" w:hAnsiTheme="majorBidi" w:cstheme="majorBidi"/>
+          <w:sz w:val="28"/>
+          <w:szCs w:val="28"/>
+        </w:rPr>
+      </w:pPr>
+      <w:r>
+        <w:rPr>
+          <w:rFonts w:asciiTheme="majorBidi" w:hAnsiTheme="majorBidi" w:cstheme="majorBidi"/>
+          <w:b/>
+          <w:bCs/>
+          <w:sz w:val="28"/>
+          <w:szCs w:val="28"/>
+        </w:rPr>
+        <w:t>Caching</w:t>
+      </w:r>
+      <w:r>
+        <w:rPr>
+          <w:rFonts w:asciiTheme="majorBidi" w:hAnsiTheme="majorBidi" w:cstheme="majorBidi"/>
+          <w:sz w:val="28"/>
+          <w:szCs w:val="28"/>
+        </w:rPr>
+        <w:t xml:space="preserve"> (Optional) </w:t>
+      </w:r>
+      <w:r>
+        <w:rPr>
+          <w:rFonts w:asciiTheme="majorBidi" w:hAnsiTheme="majorBidi" w:cstheme="majorBidi"/>
+          <w:sz w:val="28"/>
+          <w:szCs w:val="28"/>
+        </w:rPr>
+        <w:t xml:space="preserve">→ </w:t>
+      </w:r>
+      <w:r>
+        <w:rPr>
+          <w:rFonts w:asciiTheme="majorBidi" w:hAnsiTheme="majorBidi" w:cstheme="majorBidi"/>
+          <w:sz w:val="28"/>
+          <w:szCs w:val="28"/>
+        </w:rPr>
+        <w:t>If configured, written to the Cache Store.</w:t>
+      </w:r>
+    </w:p>
+    <w:p>
+      <w:pPr>
+        <w:pStyle w:val="ListParagraph"/>
+        <w:numPr>
+          <w:ilvl w:val="0"/>
+          <w:numId w:val="2"/>
+        </w:numPr>
+        <w:ind w:left="360"/>
+        <w:jc w:val="both"/>
+        <w:rPr>
+          <w:rFonts w:asciiTheme="majorBidi" w:hAnsiTheme="majorBidi" w:cstheme="majorBidi"/>
+          <w:sz w:val="28"/>
+          <w:szCs w:val="28"/>
+        </w:rPr>
+      </w:pPr>
+      <w:r>
+        <w:rPr>
+          <w:rFonts w:asciiTheme="majorBidi" w:hAnsiTheme="majorBidi" w:cstheme="majorBidi"/>
+          <w:b/>
+          <w:bCs/>
+          <w:sz w:val="28"/>
+          <w:szCs w:val="28"/>
+        </w:rPr>
+        <w:t>Injection</w:t>
+      </w:r>
+      <w:r>
+        <w:rPr>
+          <w:rFonts w:asciiTheme="majorBidi" w:hAnsiTheme="majorBidi" w:cstheme="majorBidi"/>
+          <w:sz w:val="28"/>
+          <w:szCs w:val="28"/>
+        </w:rPr>
+        <w:t xml:space="preserve"> </w:t>
+      </w:r>
+      <w:r>
+        <w:rPr>
+          <w:rFonts w:asciiTheme="majorBidi" w:hAnsiTheme="majorBidi" w:cstheme="majorBidi"/>
+          <w:sz w:val="28"/>
+          <w:szCs w:val="28"/>
+        </w:rPr>
+        <w:t xml:space="preserve">→ </w:t>
+      </w:r>
+      <w:r>
+        <w:rPr>
+          <w:rFonts w:asciiTheme="majorBidi" w:hAnsiTheme="majorBidi" w:cstheme="majorBidi"/>
+          <w:sz w:val="28"/>
+          <w:szCs w:val="28"/>
+        </w:rPr>
+        <w:t xml:space="preserve">The </w:t>
+      </w:r>
+      <w:proofErr w:type="spellStart"/>
+      <w:r>
+        <w:rPr>
+          <w:rFonts w:asciiTheme="majorBidi" w:hAnsiTheme="majorBidi" w:cstheme="majorBidi"/>
+          <w:b/>
+          <w:bCs/>
+          <w:i/>
+          <w:iCs/>
+          <w:sz w:val="28"/>
+          <w:szCs w:val="28"/>
+        </w:rPr>
+        <w:t>ansible_facts</w:t>
+      </w:r>
+      <w:proofErr w:type="spellEnd"/>
+      <w:r>
+        <w:rPr>
+          <w:rFonts w:asciiTheme="majorBidi" w:hAnsiTheme="majorBidi" w:cstheme="majorBidi"/>
+          <w:sz w:val="28"/>
+          <w:szCs w:val="28"/>
+        </w:rPr>
+        <w:t xml:space="preserve"> variable is populated.</w:t>
+      </w:r>
+    </w:p>
+    <w:p>
+      <w:pPr>
+        <w:pStyle w:val="ListParagraph"/>
+        <w:numPr>
+          <w:ilvl w:val="0"/>
+          <w:numId w:val="2"/>
+        </w:numPr>
+        <w:spacing w:after="100"/>
+        <w:ind w:left="360"/>
+        <w:jc w:val="both"/>
+        <w:rPr>
+          <w:rFonts w:asciiTheme="majorBidi" w:hAnsiTheme="majorBidi" w:cstheme="majorBidi"/>
+          <w:sz w:val="28"/>
+          <w:szCs w:val="28"/>
+        </w:rPr>
+      </w:pPr>
+      <w:r>
+        <w:rPr>
+          <w:rFonts w:asciiTheme="majorBidi" w:hAnsiTheme="majorBidi" w:cstheme="majorBidi"/>
+          <w:b/>
+          <w:bCs/>
+          <w:sz w:val="28"/>
+          <w:szCs w:val="28"/>
+        </w:rPr>
+        <w:t>Usage</w:t>
+      </w:r>
+      <w:r>
+        <w:rPr>
+          <w:rFonts w:asciiTheme="majorBidi" w:hAnsiTheme="majorBidi" w:cstheme="majorBidi"/>
+          <w:sz w:val="28"/>
+          <w:szCs w:val="28"/>
+        </w:rPr>
+        <w:t xml:space="preserve"> </w:t>
+      </w:r>
+      <w:r>
+        <w:rPr>
+          <w:rFonts w:asciiTheme="majorBidi" w:hAnsiTheme="majorBidi" w:cstheme="majorBidi"/>
+          <w:sz w:val="28"/>
+          <w:szCs w:val="28"/>
+        </w:rPr>
+        <w:t xml:space="preserve">→ </w:t>
+      </w:r>
+      <w:r>
+        <w:rPr>
+          <w:rFonts w:asciiTheme="majorBidi" w:hAnsiTheme="majorBidi" w:cstheme="majorBidi"/>
+          <w:sz w:val="28"/>
+          <w:szCs w:val="28"/>
+        </w:rPr>
+        <w:t>Referenced in tasks or templates using Jinja2 (</w:t>
+      </w:r>
+      <w:proofErr w:type="gramStart"/>
+      <w:r>
+        <w:rPr>
+          <w:rFonts w:asciiTheme="majorBidi" w:hAnsiTheme="majorBidi" w:cstheme="majorBidi"/>
+          <w:b/>
+          <w:bCs/>
+          <w:i/>
+          <w:iCs/>
+          <w:sz w:val="28"/>
+          <w:szCs w:val="28"/>
+        </w:rPr>
+        <w:t xml:space="preserve">{{ </w:t>
+      </w:r>
+      <w:proofErr w:type="spellStart"/>
+      <w:r>
+        <w:rPr>
+          <w:rFonts w:asciiTheme="majorBidi" w:hAnsiTheme="majorBidi" w:cstheme="majorBidi"/>
+          <w:b/>
+          <w:bCs/>
+          <w:i/>
+          <w:iCs/>
+          <w:sz w:val="28"/>
+          <w:szCs w:val="28"/>
+        </w:rPr>
+        <w:t>ansible</w:t>
+      </w:r>
+      <w:proofErr w:type="gramEnd"/>
+      <w:r>
+        <w:rPr>
+          <w:rFonts w:asciiTheme="majorBidi" w:hAnsiTheme="majorBidi" w:cstheme="majorBidi"/>
+          <w:b/>
+          <w:bCs/>
+          <w:i/>
+          <w:iCs/>
+          <w:sz w:val="28"/>
+          <w:szCs w:val="28"/>
+        </w:rPr>
+        <w:t>_facts.distribution</w:t>
+      </w:r>
+      <w:proofErr w:type="spellEnd"/>
+      <w:r>
+        <w:rPr>
+          <w:rFonts w:asciiTheme="majorBidi" w:hAnsiTheme="majorBidi" w:cstheme="majorBidi"/>
+          <w:b/>
+          <w:bCs/>
+          <w:i/>
+          <w:iCs/>
+          <w:sz w:val="28"/>
+          <w:szCs w:val="28"/>
+        </w:rPr>
+        <w:t xml:space="preserve"> }}).</w:t>
+      </w:r>
+    </w:p>
+    <w:p>
+      <w:pPr>
+        <w:spacing w:after="60"/>
+        <w:jc w:val="both"/>
+        <w:rPr>
+          <w:rFonts w:asciiTheme="majorBidi" w:hAnsiTheme="majorBidi" w:cstheme="majorBidi"/>
+          <w:b/>
+          <w:bCs/>
+          <w:sz w:val="32"/>
+          <w:szCs w:val="32"/>
+        </w:rPr>
+      </w:pPr>
+      <w:r>
+        <w:rPr>
+          <w:rFonts w:asciiTheme="majorBidi" w:hAnsiTheme="majorBidi" w:cstheme="majorBidi"/>
+          <w:b/>
+          <w:bCs/>
+          <w:sz w:val="32"/>
+          <w:szCs w:val="32"/>
+        </w:rPr>
+        <w:t>Summary</w:t>
+      </w:r>
+      <w:r>
+        <w:rPr>
+          <w:rFonts w:asciiTheme="majorBidi" w:hAnsiTheme="majorBidi" w:cstheme="majorBidi"/>
+          <w:b/>
+          <w:bCs/>
+          <w:sz w:val="32"/>
+          <w:szCs w:val="32"/>
+        </w:rPr>
+        <w:t>:</w:t>
+      </w:r>
+    </w:p>
+    <w:p>
+      <w:pPr>
+        <w:pStyle w:val="ListParagraph"/>
+        <w:numPr>
+          <w:ilvl w:val="0"/>
+          <w:numId w:val="3"/>
+        </w:numPr>
+        <w:ind w:left="360"/>
+        <w:jc w:val="both"/>
+        <w:rPr>
+          <w:rFonts w:asciiTheme="majorBidi" w:hAnsiTheme="majorBidi" w:cstheme="majorBidi"/>
+          <w:sz w:val="28"/>
+          <w:szCs w:val="28"/>
+        </w:rPr>
+      </w:pPr>
+      <w:r>
+        <w:rPr>
+          <w:rFonts w:asciiTheme="majorBidi" w:hAnsiTheme="majorBidi" w:cstheme="majorBidi"/>
+          <w:b/>
+          <w:bCs/>
+          <w:sz w:val="28"/>
+          <w:szCs w:val="28"/>
+        </w:rPr>
+        <w:t>setup Module</w:t>
+      </w:r>
+      <w:r>
+        <w:rPr>
+          <w:rFonts w:asciiTheme="majorBidi" w:hAnsiTheme="majorBidi" w:cstheme="majorBidi"/>
+          <w:sz w:val="28"/>
+          <w:szCs w:val="28"/>
+        </w:rPr>
+        <w:t xml:space="preserve"> </w:t>
+      </w:r>
+      <w:r>
+        <w:rPr>
+          <w:rFonts w:asciiTheme="majorBidi" w:hAnsiTheme="majorBidi" w:cstheme="majorBidi"/>
+          <w:sz w:val="28"/>
+          <w:szCs w:val="28"/>
+        </w:rPr>
+        <w:t>→ The engine that discovers reality.</w:t>
+      </w:r>
+    </w:p>
+    <w:p>
+      <w:pPr>
+        <w:pStyle w:val="ListParagraph"/>
+        <w:numPr>
+          <w:ilvl w:val="0"/>
+          <w:numId w:val="3"/>
+        </w:numPr>
+        <w:ind w:left="360"/>
+        <w:jc w:val="both"/>
+        <w:rPr>
+          <w:rFonts w:asciiTheme="majorBidi" w:hAnsiTheme="majorBidi" w:cstheme="majorBidi"/>
+          <w:sz w:val="28"/>
+          <w:szCs w:val="28"/>
+        </w:rPr>
+      </w:pPr>
+      <w:proofErr w:type="spellStart"/>
+      <w:r>
+        <w:rPr>
+          <w:rFonts w:asciiTheme="majorBidi" w:hAnsiTheme="majorBidi" w:cstheme="majorBidi"/>
+          <w:b/>
+          <w:bCs/>
+          <w:i/>
+          <w:iCs/>
+          <w:sz w:val="28"/>
+          <w:szCs w:val="28"/>
+        </w:rPr>
+        <w:t>ansible_facts</w:t>
+      </w:r>
+      <w:proofErr w:type="spellEnd"/>
+      <w:r>
+        <w:rPr>
+          <w:rFonts w:asciiTheme="majorBidi" w:hAnsiTheme="majorBidi" w:cstheme="majorBidi"/>
+          <w:sz w:val="28"/>
+          <w:szCs w:val="28"/>
+        </w:rPr>
+        <w:t xml:space="preserve"> </w:t>
+      </w:r>
+      <w:r>
+        <w:rPr>
+          <w:rFonts w:asciiTheme="majorBidi" w:hAnsiTheme="majorBidi" w:cstheme="majorBidi"/>
+          <w:sz w:val="28"/>
+          <w:szCs w:val="28"/>
+        </w:rPr>
+        <w:t>→ The structured dictionary where all reality is stored.</w:t>
+      </w:r>
+    </w:p>
+    <w:p>
+      <w:pPr>
+        <w:pStyle w:val="ListParagraph"/>
+        <w:numPr>
+          <w:ilvl w:val="0"/>
+          <w:numId w:val="3"/>
+        </w:numPr>
+        <w:ind w:left="360"/>
+        <w:jc w:val="both"/>
+        <w:rPr>
+          <w:rFonts w:asciiTheme="majorBidi" w:hAnsiTheme="majorBidi" w:cstheme="majorBidi"/>
+          <w:sz w:val="28"/>
+          <w:szCs w:val="28"/>
+        </w:rPr>
+      </w:pPr>
+      <w:r>
+        <w:rPr>
+          <w:rFonts w:asciiTheme="majorBidi" w:hAnsiTheme="majorBidi" w:cstheme="majorBidi"/>
+          <w:b/>
+          <w:bCs/>
+          <w:sz w:val="28"/>
+          <w:szCs w:val="28"/>
+        </w:rPr>
+        <w:t>Local Facts</w:t>
+      </w:r>
+      <w:r>
+        <w:rPr>
+          <w:rFonts w:asciiTheme="majorBidi" w:hAnsiTheme="majorBidi" w:cstheme="majorBidi"/>
+          <w:sz w:val="28"/>
+          <w:szCs w:val="28"/>
+        </w:rPr>
+        <w:t xml:space="preserve"> </w:t>
+      </w:r>
+      <w:r>
+        <w:rPr>
+          <w:rFonts w:asciiTheme="majorBidi" w:hAnsiTheme="majorBidi" w:cstheme="majorBidi"/>
+          <w:sz w:val="28"/>
+          <w:szCs w:val="28"/>
+        </w:rPr>
+        <w:t xml:space="preserve">→ </w:t>
+      </w:r>
+      <w:r>
+        <w:rPr>
+          <w:rFonts w:asciiTheme="majorBidi" w:hAnsiTheme="majorBidi" w:cstheme="majorBidi"/>
+          <w:b/>
+          <w:bCs/>
+          <w:i/>
+          <w:iCs/>
+          <w:sz w:val="28"/>
+          <w:szCs w:val="28"/>
+        </w:rPr>
+        <w:t>/</w:t>
+      </w:r>
+      <w:proofErr w:type="spellStart"/>
+      <w:r>
+        <w:rPr>
+          <w:rFonts w:asciiTheme="majorBidi" w:hAnsiTheme="majorBidi" w:cstheme="majorBidi"/>
+          <w:b/>
+          <w:bCs/>
+          <w:i/>
+          <w:iCs/>
+          <w:sz w:val="28"/>
+          <w:szCs w:val="28"/>
+        </w:rPr>
+        <w:t>etc</w:t>
+      </w:r>
+      <w:proofErr w:type="spellEnd"/>
+      <w:r>
+        <w:rPr>
+          <w:rFonts w:asciiTheme="majorBidi" w:hAnsiTheme="majorBidi" w:cstheme="majorBidi"/>
+          <w:b/>
+          <w:bCs/>
+          <w:i/>
+          <w:iCs/>
+          <w:sz w:val="28"/>
+          <w:szCs w:val="28"/>
+        </w:rPr>
+        <w:t>/ansible/</w:t>
+      </w:r>
+      <w:proofErr w:type="spellStart"/>
+      <w:proofErr w:type="gramStart"/>
+      <w:r>
+        <w:rPr>
+          <w:rFonts w:asciiTheme="majorBidi" w:hAnsiTheme="majorBidi" w:cstheme="majorBidi"/>
+          <w:b/>
+          <w:bCs/>
+          <w:i/>
+          <w:iCs/>
+          <w:sz w:val="28"/>
+          <w:szCs w:val="28"/>
+        </w:rPr>
+        <w:t>facts.d</w:t>
+      </w:r>
+      <w:proofErr w:type="spellEnd"/>
+      <w:proofErr w:type="gramEnd"/>
+      <w:r>
+        <w:rPr>
+          <w:rFonts w:asciiTheme="majorBidi" w:hAnsiTheme="majorBidi" w:cstheme="majorBidi"/>
+          <w:b/>
+          <w:bCs/>
+          <w:i/>
+          <w:iCs/>
+          <w:sz w:val="28"/>
+          <w:szCs w:val="28"/>
+        </w:rPr>
+        <w:t>/</w:t>
+      </w:r>
+      <w:r>
+        <w:rPr>
+          <w:rFonts w:asciiTheme="majorBidi" w:hAnsiTheme="majorBidi" w:cstheme="majorBidi"/>
+          <w:b/>
+          <w:bCs/>
+          <w:i/>
+          <w:iCs/>
+          <w:sz w:val="28"/>
+          <w:szCs w:val="28"/>
+        </w:rPr>
+        <w:t xml:space="preserve"> </w:t>
+      </w:r>
+      <w:r>
+        <w:rPr>
+          <w:rFonts w:asciiTheme="majorBidi" w:hAnsiTheme="majorBidi" w:cstheme="majorBidi"/>
+          <w:sz w:val="28"/>
+          <w:szCs w:val="28"/>
+        </w:rPr>
+        <w:t xml:space="preserve">- </w:t>
+      </w:r>
+      <w:r>
+        <w:rPr>
+          <w:rFonts w:asciiTheme="majorBidi" w:hAnsiTheme="majorBidi" w:cstheme="majorBidi"/>
+          <w:sz w:val="28"/>
+          <w:szCs w:val="28"/>
+        </w:rPr>
+        <w:t>allowing hosts to report their own context.</w:t>
+      </w:r>
+    </w:p>
+    <w:p>
+      <w:pPr>
+        <w:pStyle w:val="ListParagraph"/>
+        <w:numPr>
+          <w:ilvl w:val="0"/>
+          <w:numId w:val="3"/>
+        </w:numPr>
+        <w:ind w:left="360"/>
+        <w:jc w:val="both"/>
+        <w:rPr>
+          <w:rFonts w:asciiTheme="majorBidi" w:hAnsiTheme="majorBidi" w:cstheme="majorBidi"/>
+          <w:sz w:val="28"/>
+          <w:szCs w:val="28"/>
+        </w:rPr>
+      </w:pPr>
+      <w:r>
+        <w:rPr>
+          <w:rFonts w:asciiTheme="majorBidi" w:hAnsiTheme="majorBidi" w:cstheme="majorBidi"/>
+          <w:b/>
+          <w:bCs/>
+          <w:sz w:val="28"/>
+          <w:szCs w:val="28"/>
+        </w:rPr>
+        <w:t>Fact Caching</w:t>
+      </w:r>
+      <w:r>
+        <w:rPr>
+          <w:rFonts w:asciiTheme="majorBidi" w:hAnsiTheme="majorBidi" w:cstheme="majorBidi"/>
+          <w:sz w:val="28"/>
+          <w:szCs w:val="28"/>
+        </w:rPr>
+        <w:t xml:space="preserve"> </w:t>
+      </w:r>
+      <w:r>
+        <w:rPr>
+          <w:rFonts w:asciiTheme="majorBidi" w:hAnsiTheme="majorBidi" w:cstheme="majorBidi"/>
+          <w:sz w:val="28"/>
+          <w:szCs w:val="28"/>
+        </w:rPr>
+        <w:t>→ Persistent storage (Redis/Files) to avoid redundant discovery.</w:t>
+      </w:r>
+    </w:p>
+    <w:p>
+      <w:pPr>
+        <w:pStyle w:val="ListParagraph"/>
+        <w:numPr>
+          <w:ilvl w:val="0"/>
+          <w:numId w:val="3"/>
+        </w:numPr>
+        <w:spacing w:after="100"/>
+        <w:ind w:left="360"/>
+        <w:jc w:val="both"/>
+        <w:rPr>
+          <w:rFonts w:asciiTheme="majorBidi" w:hAnsiTheme="majorBidi" w:cstheme="majorBidi"/>
+          <w:sz w:val="28"/>
+          <w:szCs w:val="28"/>
+        </w:rPr>
+      </w:pPr>
+      <w:proofErr w:type="spellStart"/>
+      <w:r>
+        <w:rPr>
+          <w:rFonts w:asciiTheme="majorBidi" w:hAnsiTheme="majorBidi" w:cstheme="majorBidi"/>
+          <w:b/>
+          <w:bCs/>
+          <w:i/>
+          <w:iCs/>
+          <w:sz w:val="28"/>
+          <w:szCs w:val="28"/>
+        </w:rPr>
+        <w:t>gather_subset</w:t>
+      </w:r>
+      <w:proofErr w:type="spellEnd"/>
+      <w:r>
+        <w:rPr>
+          <w:rFonts w:asciiTheme="majorBidi" w:hAnsiTheme="majorBidi" w:cstheme="majorBidi"/>
+          <w:sz w:val="28"/>
+          <w:szCs w:val="28"/>
+        </w:rPr>
+        <w:t xml:space="preserve"> </w:t>
+      </w:r>
+      <w:r>
+        <w:rPr>
+          <w:rFonts w:asciiTheme="majorBidi" w:hAnsiTheme="majorBidi" w:cstheme="majorBidi"/>
+          <w:sz w:val="28"/>
+          <w:szCs w:val="28"/>
+        </w:rPr>
+        <w:t>→ Optimization technique to restrict what Ansible probes.</w:t>
+      </w:r>
+    </w:p>
+    <w:p>
+      <w:pPr>
+        <w:spacing w:after="60"/>
+        <w:jc w:val="both"/>
+        <w:rPr>
+          <w:rFonts w:asciiTheme="majorBidi" w:hAnsiTheme="majorBidi" w:cstheme="majorBidi"/>
+          <w:b/>
+          <w:bCs/>
+          <w:sz w:val="32"/>
+          <w:szCs w:val="32"/>
+        </w:rPr>
+      </w:pPr>
+      <w:r>
+        <w:rPr>
+          <w:rFonts w:asciiTheme="majorBidi" w:hAnsiTheme="majorBidi" w:cstheme="majorBidi"/>
+          <w:b/>
+          <w:bCs/>
+          <w:sz w:val="32"/>
+          <w:szCs w:val="32"/>
+        </w:rPr>
+        <w:t>Debugging Facts</w:t>
+      </w:r>
+    </w:p>
+    <w:p>
+      <w:pPr>
+        <w:spacing w:after="100"/>
+        <w:jc w:val="both"/>
+        <w:rPr>
+          <w:rFonts w:asciiTheme="majorBidi" w:hAnsiTheme="majorBidi" w:cstheme="majorBidi"/>
+          <w:sz w:val="28"/>
+          <w:szCs w:val="28"/>
+        </w:rPr>
+      </w:pPr>
+      <w:r>
+        <w:rPr>
+          <w:rFonts w:asciiTheme="majorBidi" w:hAnsiTheme="majorBidi" w:cstheme="majorBidi"/>
+          <w:sz w:val="28"/>
+          <w:szCs w:val="28"/>
+        </w:rPr>
+        <w:t>If you ever want to see exactly what facts Ansible is seeing for a specific host, you can run this ad-hoc command:</w:t>
+      </w:r>
+      <w:r>
+        <w:rPr>
+          <w:rFonts w:asciiTheme="majorBidi" w:hAnsiTheme="majorBidi" w:cstheme="majorBidi"/>
+          <w:sz w:val="28"/>
+          <w:szCs w:val="28"/>
+        </w:rPr>
+        <w:t xml:space="preserve"> </w:t>
+      </w:r>
+      <w:r>
+        <w:rPr>
+          <w:rFonts w:asciiTheme="majorBidi" w:hAnsiTheme="majorBidi" w:cstheme="majorBidi"/>
+          <w:b/>
+          <w:bCs/>
+          <w:i/>
+          <w:iCs/>
+          <w:sz w:val="28"/>
+          <w:szCs w:val="28"/>
+        </w:rPr>
+        <w:t>ansible &lt;hostname&gt; -m setup</w:t>
+      </w:r>
+      <w:r>
+        <w:rPr>
+          <w:rFonts w:asciiTheme="majorBidi" w:hAnsiTheme="majorBidi" w:cstheme="majorBidi"/>
+          <w:b/>
+          <w:bCs/>
+          <w:i/>
+          <w:iCs/>
+          <w:sz w:val="28"/>
+          <w:szCs w:val="28"/>
+        </w:rPr>
+        <w:t>.</w:t>
+      </w:r>
+      <w:r>
+        <w:rPr>
+          <w:rFonts w:asciiTheme="majorBidi" w:hAnsiTheme="majorBidi" w:cstheme="majorBidi"/>
+          <w:sz w:val="28"/>
+          <w:szCs w:val="28"/>
+        </w:rPr>
+        <w:t xml:space="preserve"> </w:t>
+      </w:r>
+      <w:r>
+        <w:rPr>
+          <w:rFonts w:asciiTheme="majorBidi" w:hAnsiTheme="majorBidi" w:cstheme="majorBidi"/>
+          <w:sz w:val="28"/>
+          <w:szCs w:val="28"/>
+        </w:rPr>
+        <w:t>This will dump the entire JSON block of information that Ansible has “sensed” about that server. It is the best way to learn the schema of the data available to you.</w:t>
+      </w:r>
+    </w:p>
+    <w:p>
+      <w:pPr>
+        <w:spacing w:after="60"/>
+        <w:jc w:val="both"/>
+        <w:rPr>
+          <w:rFonts w:asciiTheme="majorBidi" w:hAnsiTheme="majorBidi" w:cstheme="majorBidi"/>
+          <w:b/>
+          <w:bCs/>
+          <w:sz w:val="32"/>
+          <w:szCs w:val="32"/>
+        </w:rPr>
+      </w:pPr>
+      <w:r>
+        <w:rPr>
+          <w:rFonts w:asciiTheme="majorBidi" w:hAnsiTheme="majorBidi" w:cstheme="majorBidi"/>
+          <w:b/>
+          <w:bCs/>
+          <w:sz w:val="32"/>
+          <w:szCs w:val="32"/>
+        </w:rPr>
+        <w:lastRenderedPageBreak/>
+        <w:t xml:space="preserve">Fact Injection via </w:t>
+      </w:r>
+      <w:proofErr w:type="spellStart"/>
+      <w:r>
+        <w:rPr>
+          <w:rFonts w:asciiTheme="majorBidi" w:hAnsiTheme="majorBidi" w:cstheme="majorBidi"/>
+          <w:b/>
+          <w:bCs/>
+          <w:i/>
+          <w:iCs/>
+          <w:sz w:val="32"/>
+          <w:szCs w:val="32"/>
+        </w:rPr>
+        <w:t>set_fact</w:t>
+      </w:r>
+      <w:proofErr w:type="spellEnd"/>
+      <w:r>
+        <w:rPr>
+          <w:rFonts w:asciiTheme="majorBidi" w:hAnsiTheme="majorBidi" w:cstheme="majorBidi"/>
+          <w:b/>
+          <w:bCs/>
+          <w:sz w:val="32"/>
+          <w:szCs w:val="32"/>
+        </w:rPr>
+        <w:t xml:space="preserve"> (The “Faking It” Concept)</w:t>
+      </w:r>
+      <w:r>
+        <w:rPr>
+          <w:rFonts w:asciiTheme="majorBidi" w:hAnsiTheme="majorBidi" w:cstheme="majorBidi"/>
+          <w:b/>
+          <w:bCs/>
+          <w:sz w:val="32"/>
+          <w:szCs w:val="32"/>
+        </w:rPr>
+        <w:t>:</w:t>
+      </w:r>
+    </w:p>
+    <w:p>
+      <w:pPr>
+        <w:spacing w:after="80"/>
+        <w:jc w:val="both"/>
+        <w:rPr>
+          <w:rFonts w:asciiTheme="majorBidi" w:hAnsiTheme="majorBidi" w:cstheme="majorBidi"/>
+          <w:sz w:val="28"/>
+          <w:szCs w:val="28"/>
+        </w:rPr>
+      </w:pPr>
+      <w:r>
+        <w:rPr>
+          <w:rFonts w:asciiTheme="majorBidi" w:hAnsiTheme="majorBidi" w:cstheme="majorBidi"/>
+          <w:sz w:val="28"/>
+          <w:szCs w:val="28"/>
+        </w:rPr>
+        <w:t xml:space="preserve">You already know </w:t>
+      </w:r>
+      <w:proofErr w:type="spellStart"/>
+      <w:r>
+        <w:rPr>
+          <w:rFonts w:asciiTheme="majorBidi" w:hAnsiTheme="majorBidi" w:cstheme="majorBidi"/>
+          <w:b/>
+          <w:bCs/>
+          <w:i/>
+          <w:iCs/>
+          <w:sz w:val="28"/>
+          <w:szCs w:val="28"/>
+        </w:rPr>
+        <w:t>set_fact</w:t>
+      </w:r>
+      <w:proofErr w:type="spellEnd"/>
+      <w:r>
+        <w:rPr>
+          <w:rFonts w:asciiTheme="majorBidi" w:hAnsiTheme="majorBidi" w:cstheme="majorBidi"/>
+          <w:sz w:val="28"/>
+          <w:szCs w:val="28"/>
+        </w:rPr>
+        <w:t xml:space="preserve"> creates a variable, but because of the way Ansible handles namespaces, it effectively allows you to “inject” custom facts.</w:t>
+      </w:r>
+    </w:p>
+    <w:p>
+      <w:pPr>
+        <w:spacing w:after="80"/>
+        <w:jc w:val="both"/>
+        <w:rPr>
+          <w:rFonts w:asciiTheme="majorBidi" w:hAnsiTheme="majorBidi" w:cstheme="majorBidi"/>
+          <w:sz w:val="28"/>
+          <w:szCs w:val="28"/>
+        </w:rPr>
+      </w:pPr>
+      <w:r>
+        <w:rPr>
+          <w:rFonts w:asciiTheme="majorBidi" w:hAnsiTheme="majorBidi" w:cstheme="majorBidi"/>
+          <w:b/>
+          <w:bCs/>
+          <w:sz w:val="28"/>
+          <w:szCs w:val="28"/>
+        </w:rPr>
+        <w:t>The Concept:</w:t>
+      </w:r>
+      <w:r>
+        <w:rPr>
+          <w:rFonts w:asciiTheme="majorBidi" w:hAnsiTheme="majorBidi" w:cstheme="majorBidi"/>
+          <w:sz w:val="28"/>
+          <w:szCs w:val="28"/>
+        </w:rPr>
+        <w:t xml:space="preserve"> You can use </w:t>
+      </w:r>
+      <w:proofErr w:type="spellStart"/>
+      <w:r>
+        <w:rPr>
+          <w:rFonts w:asciiTheme="majorBidi" w:hAnsiTheme="majorBidi" w:cstheme="majorBidi"/>
+          <w:b/>
+          <w:bCs/>
+          <w:i/>
+          <w:iCs/>
+          <w:sz w:val="28"/>
+          <w:szCs w:val="28"/>
+        </w:rPr>
+        <w:t>set_fact</w:t>
+      </w:r>
+      <w:proofErr w:type="spellEnd"/>
+      <w:r>
+        <w:rPr>
+          <w:rFonts w:asciiTheme="majorBidi" w:hAnsiTheme="majorBidi" w:cstheme="majorBidi"/>
+          <w:sz w:val="28"/>
+          <w:szCs w:val="28"/>
+        </w:rPr>
+        <w:t xml:space="preserve"> to create variables that look and behave like facts.</w:t>
+      </w:r>
+    </w:p>
+    <w:p>
+      <w:pPr>
+        <w:jc w:val="both"/>
+        <w:rPr>
+          <w:rFonts w:asciiTheme="majorBidi" w:hAnsiTheme="majorBidi" w:cstheme="majorBidi"/>
+          <w:sz w:val="28"/>
+          <w:szCs w:val="28"/>
+        </w:rPr>
+      </w:pPr>
+      <w:r>
+        <w:rPr>
+          <w:rFonts w:asciiTheme="majorBidi" w:hAnsiTheme="majorBidi" w:cstheme="majorBidi"/>
+          <w:noProof/>
+          <w:sz w:val="28"/>
+          <w:szCs w:val="28"/>
+        </w:rPr>
+        <mc:AlternateContent>
+          <mc:Choice Requires="wps">
+            <w:drawing>
+              <wp:anchor distT="0" distB="0" distL="114300" distR="114300" simplePos="0" relativeHeight="251665408" behindDoc="0" locked="0" layoutInCell="1" allowOverlap="1" wp14:anchorId="0A70C2C9" wp14:editId="31FB1AC4">
+                <wp:simplePos x="0" y="0"/>
+                <wp:positionH relativeFrom="margin">
+                  <wp:align>left</wp:align>
+                </wp:positionH>
+                <wp:positionV relativeFrom="paragraph">
+                  <wp:posOffset>498475</wp:posOffset>
+                </wp:positionV>
+                <wp:extent cx="3667125" cy="800100"/>
+                <wp:effectExtent l="0" t="0" r="28575" b="19050"/>
+                <wp:wrapNone/>
+                <wp:docPr id="3" name="Rectangle 3"/>
+                <wp:cNvGraphicFramePr/>
+                <a:graphic xmlns:a="http://schemas.openxmlformats.org/drawingml/2006/main">
+                  <a:graphicData uri="http://schemas.microsoft.com/office/word/2010/wordprocessingShape">
+                    <wps:wsp>
+                      <wps:cNvSpPr/>
+                      <wps:spPr>
+                        <a:xfrm>
+                          <a:off x="0" y="0"/>
+                          <a:ext cx="3667125" cy="800100"/>
+                        </a:xfrm>
+                        <a:prstGeom prst="rect">
+                          <a:avLst/>
+                        </a:prstGeom>
+                      </wps:spPr>
+                      <wps:style>
+                        <a:lnRef idx="2">
+                          <a:schemeClr val="dk1">
+                            <a:shade val="15000"/>
+                          </a:schemeClr>
+                        </a:lnRef>
+                        <a:fillRef idx="1">
+                          <a:schemeClr val="dk1"/>
+                        </a:fillRef>
+                        <a:effectRef idx="0">
+                          <a:schemeClr val="dk1"/>
+                        </a:effectRef>
+                        <a:fontRef idx="minor">
+                          <a:schemeClr val="lt1"/>
+                        </a:fontRef>
+                      </wps:style>
+                      <wps:txbx>
+                        <w:txbxContent>
+                          <w:p>
+                            <w:pPr>
+                              <w:spacing w:after="0"/>
+                              <w:rPr>
+                                <w:rFonts w:asciiTheme="majorBidi" w:hAnsiTheme="majorBidi" w:cstheme="majorBidi"/>
+                                <w:b/>
+                                <w:bCs/>
+                                <w:i/>
+                                <w:iCs/>
+                                <w:sz w:val="28"/>
+                                <w:szCs w:val="28"/>
+                              </w:rPr>
+                            </w:pPr>
+                            <w:r>
+                              <w:rPr>
+                                <w:rFonts w:asciiTheme="majorBidi" w:hAnsiTheme="majorBidi" w:cstheme="majorBidi"/>
+                                <w:b/>
+                                <w:bCs/>
+                                <w:i/>
+                                <w:iCs/>
+                                <w:sz w:val="28"/>
+                                <w:szCs w:val="28"/>
+                              </w:rPr>
+                              <w:t xml:space="preserve">- </w:t>
+                            </w:r>
+                            <w:proofErr w:type="spellStart"/>
+                            <w:r>
+                              <w:rPr>
+                                <w:rFonts w:asciiTheme="majorBidi" w:hAnsiTheme="majorBidi" w:cstheme="majorBidi"/>
+                                <w:b/>
+                                <w:bCs/>
+                                <w:i/>
+                                <w:iCs/>
+                                <w:sz w:val="28"/>
+                                <w:szCs w:val="28"/>
+                              </w:rPr>
+                              <w:t>set_fact</w:t>
+                            </w:r>
+                            <w:proofErr w:type="spellEnd"/>
+                            <w:r>
+                              <w:rPr>
+                                <w:rFonts w:asciiTheme="majorBidi" w:hAnsiTheme="majorBidi" w:cstheme="majorBidi"/>
+                                <w:b/>
+                                <w:bCs/>
+                                <w:i/>
+                                <w:iCs/>
+                                <w:sz w:val="28"/>
+                                <w:szCs w:val="28"/>
+                              </w:rPr>
+                              <w:t>:</w:t>
+                            </w:r>
+                          </w:p>
+                          <w:p>
+                            <w:pPr>
+                              <w:spacing w:after="0"/>
+                              <w:rPr>
+                                <w:rFonts w:asciiTheme="majorBidi" w:hAnsiTheme="majorBidi" w:cstheme="majorBidi"/>
+                                <w:b/>
+                                <w:bCs/>
+                                <w:i/>
+                                <w:iCs/>
+                                <w:sz w:val="28"/>
+                                <w:szCs w:val="28"/>
+                              </w:rPr>
+                            </w:pPr>
+                            <w:r>
+                              <w:rPr>
+                                <w:rFonts w:asciiTheme="majorBidi" w:hAnsiTheme="majorBidi" w:cstheme="majorBidi"/>
+                                <w:b/>
+                                <w:bCs/>
+                                <w:i/>
+                                <w:iCs/>
+                                <w:sz w:val="28"/>
+                                <w:szCs w:val="28"/>
+                              </w:rPr>
+                              <w:t xml:space="preserve">      </w:t>
+                            </w:r>
+                            <w:proofErr w:type="spellStart"/>
+                            <w:r>
+                              <w:rPr>
+                                <w:rFonts w:asciiTheme="majorBidi" w:hAnsiTheme="majorBidi" w:cstheme="majorBidi"/>
+                                <w:b/>
+                                <w:bCs/>
+                                <w:i/>
+                                <w:iCs/>
+                                <w:sz w:val="28"/>
+                                <w:szCs w:val="28"/>
+                              </w:rPr>
+                              <w:t>ansible_facts</w:t>
+                            </w:r>
+                            <w:proofErr w:type="spellEnd"/>
+                            <w:r>
+                              <w:rPr>
+                                <w:rFonts w:asciiTheme="majorBidi" w:hAnsiTheme="majorBidi" w:cstheme="majorBidi"/>
+                                <w:b/>
+                                <w:bCs/>
+                                <w:i/>
+                                <w:iCs/>
+                                <w:sz w:val="28"/>
+                                <w:szCs w:val="28"/>
+                              </w:rPr>
+                              <w:t>:</w:t>
+                            </w:r>
+                          </w:p>
+                          <w:p>
+                            <w:pPr>
+                              <w:spacing w:after="0"/>
+                              <w:rPr>
+                                <w:rFonts w:asciiTheme="majorBidi" w:hAnsiTheme="majorBidi" w:cstheme="majorBidi"/>
+                                <w:b/>
+                                <w:bCs/>
+                                <w:i/>
+                                <w:iCs/>
+                                <w:sz w:val="28"/>
+                                <w:szCs w:val="28"/>
+                              </w:rPr>
+                            </w:pPr>
+                            <w:r>
+                              <w:rPr>
+                                <w:rFonts w:asciiTheme="majorBidi" w:hAnsiTheme="majorBidi" w:cstheme="majorBidi"/>
+                                <w:b/>
+                                <w:bCs/>
+                                <w:i/>
+                                <w:iCs/>
+                                <w:sz w:val="28"/>
+                                <w:szCs w:val="28"/>
+                              </w:rPr>
+                              <w:t xml:space="preserve">           </w:t>
+                            </w:r>
+                            <w:proofErr w:type="spellStart"/>
+                            <w:r>
+                              <w:rPr>
+                                <w:rFonts w:asciiTheme="majorBidi" w:hAnsiTheme="majorBidi" w:cstheme="majorBidi"/>
+                                <w:b/>
+                                <w:bCs/>
+                                <w:i/>
+                                <w:iCs/>
+                                <w:sz w:val="28"/>
+                                <w:szCs w:val="28"/>
+                              </w:rPr>
+                              <w:t>my_custom_tag</w:t>
+                            </w:r>
+                            <w:proofErr w:type="spellEnd"/>
+                            <w:r>
+                              <w:rPr>
+                                <w:rFonts w:asciiTheme="majorBidi" w:hAnsiTheme="majorBidi" w:cstheme="majorBidi"/>
+                                <w:b/>
+                                <w:bCs/>
+                                <w:i/>
+                                <w:iCs/>
+                                <w:sz w:val="28"/>
+                                <w:szCs w:val="28"/>
+                              </w:rPr>
+                              <w:t>: "production-server-v1"</w:t>
+                            </w:r>
+                          </w:p>
+                          <w:p>
+                            <w:pPr>
+                              <w:jc w:val="center"/>
+                            </w:pPr>
+                          </w:p>
+                        </w:txbxContent>
+                      </wps:txbx>
+                      <wps:bodyPr rot="0" spcFirstLastPara="0" vertOverflow="overflow" horzOverflow="overflow" vert="horz" wrap="square" lIns="91440" tIns="45720" rIns="91440" bIns="45720" numCol="1" spcCol="0" rtlCol="0" fromWordArt="0" anchor="ctr" anchorCtr="0" forceAA="0" compatLnSpc="1">
+                        <a:prstTxWarp prst="textNoShape">
+                          <a:avLst/>
+                        </a:prstTxWarp>
+                        <a:noAutofit/>
+                      </wps:bodyPr>
+                    </wps:wsp>
+                  </a:graphicData>
+                </a:graphic>
+                <wp14:sizeRelH relativeFrom="margin">
+                  <wp14:pctWidth>0</wp14:pctWidth>
+                </wp14:sizeRelH>
+                <wp14:sizeRelV relativeFrom="margin">
+                  <wp14:pctHeight>0</wp14:pctHeight>
+                </wp14:sizeRelV>
+              </wp:anchor>
+            </w:drawing>
+          </mc:Choice>
+          <mc:Fallback>
+            <w:pict>
+              <v:rect w14:anchorId="0A70C2C9" id="_x0000_s1032" style="position:absolute;left:0;text-align:left;margin-left:0;margin-top:39.25pt;width:288.75pt;height:63pt;z-index:251665408;visibility:visible;mso-wrap-style:square;mso-width-percent:0;mso-height-percent:0;mso-wrap-distance-left:9pt;mso-wrap-distance-top:0;mso-wrap-distance-right:9pt;mso-wrap-distance-bottom:0;mso-position-horizontal:left;mso-position-horizontal-relative:margin;mso-position-vertical:absolute;mso-position-vertical-relative:text;mso-width-percent:0;mso-height-percent:0;mso-width-relative:margin;mso-height-relative:margin;v-text-anchor:middle" o:gfxdata="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" fillcolor="black [3200]" strokecolor="black [480]" strokeweight="1pt">
+                <v:textbox>
+                  <w:txbxContent>
+                    <w:p>
+                      <w:pPr>
+                        <w:spacing w:after="0"/>
+                        <w:rPr>
+                          <w:rFonts w:asciiTheme="majorBidi" w:hAnsiTheme="majorBidi" w:cstheme="majorBidi"/>
+                          <w:b/>
+                          <w:bCs/>
+                          <w:i/>
+                          <w:iCs/>
+                          <w:sz w:val="28"/>
+                          <w:szCs w:val="28"/>
+                        </w:rPr>
+                      </w:pPr>
+                      <w:r>
+                        <w:rPr>
+                          <w:rFonts w:asciiTheme="majorBidi" w:hAnsiTheme="majorBidi" w:cstheme="majorBidi"/>
+                          <w:b/>
+                          <w:bCs/>
+                          <w:i/>
+                          <w:iCs/>
+                          <w:sz w:val="28"/>
+                          <w:szCs w:val="28"/>
+                        </w:rPr>
+                        <w:t xml:space="preserve">- </w:t>
+                      </w:r>
+                      <w:proofErr w:type="spellStart"/>
+                      <w:r>
+                        <w:rPr>
+                          <w:rFonts w:asciiTheme="majorBidi" w:hAnsiTheme="majorBidi" w:cstheme="majorBidi"/>
+                          <w:b/>
+                          <w:bCs/>
+                          <w:i/>
+                          <w:iCs/>
+                          <w:sz w:val="28"/>
+                          <w:szCs w:val="28"/>
+                        </w:rPr>
+                        <w:t>set_fact</w:t>
+                      </w:r>
+                      <w:proofErr w:type="spellEnd"/>
+                      <w:r>
+                        <w:rPr>
+                          <w:rFonts w:asciiTheme="majorBidi" w:hAnsiTheme="majorBidi" w:cstheme="majorBidi"/>
+                          <w:b/>
+                          <w:bCs/>
+                          <w:i/>
+                          <w:iCs/>
+                          <w:sz w:val="28"/>
+                          <w:szCs w:val="28"/>
+                        </w:rPr>
+                        <w:t>:</w:t>
+                      </w:r>
+                    </w:p>
+                    <w:p>
+                      <w:pPr>
+                        <w:spacing w:after="0"/>
+                        <w:rPr>
+                          <w:rFonts w:asciiTheme="majorBidi" w:hAnsiTheme="majorBidi" w:cstheme="majorBidi"/>
+                          <w:b/>
+                          <w:bCs/>
+                          <w:i/>
+                          <w:iCs/>
+                          <w:sz w:val="28"/>
+                          <w:szCs w:val="28"/>
+                        </w:rPr>
+                      </w:pPr>
+                      <w:r>
+                        <w:rPr>
+                          <w:rFonts w:asciiTheme="majorBidi" w:hAnsiTheme="majorBidi" w:cstheme="majorBidi"/>
+                          <w:b/>
+                          <w:bCs/>
+                          <w:i/>
+                          <w:iCs/>
+                          <w:sz w:val="28"/>
+                          <w:szCs w:val="28"/>
+                        </w:rPr>
+                        <w:t xml:space="preserve">      </w:t>
+                      </w:r>
+                      <w:proofErr w:type="spellStart"/>
+                      <w:r>
+                        <w:rPr>
+                          <w:rFonts w:asciiTheme="majorBidi" w:hAnsiTheme="majorBidi" w:cstheme="majorBidi"/>
+                          <w:b/>
+                          <w:bCs/>
+                          <w:i/>
+                          <w:iCs/>
+                          <w:sz w:val="28"/>
+                          <w:szCs w:val="28"/>
+                        </w:rPr>
+                        <w:t>ansible_facts</w:t>
+                      </w:r>
+                      <w:proofErr w:type="spellEnd"/>
+                      <w:r>
+                        <w:rPr>
+                          <w:rFonts w:asciiTheme="majorBidi" w:hAnsiTheme="majorBidi" w:cstheme="majorBidi"/>
+                          <w:b/>
+                          <w:bCs/>
+                          <w:i/>
+                          <w:iCs/>
+                          <w:sz w:val="28"/>
+                          <w:szCs w:val="28"/>
+                        </w:rPr>
+                        <w:t>:</w:t>
+                      </w:r>
+                    </w:p>
+                    <w:p>
+                      <w:pPr>
+                        <w:spacing w:after="0"/>
+                        <w:rPr>
+                          <w:rFonts w:asciiTheme="majorBidi" w:hAnsiTheme="majorBidi" w:cstheme="majorBidi"/>
+                          <w:b/>
+                          <w:bCs/>
+                          <w:i/>
+                          <w:iCs/>
+                          <w:sz w:val="28"/>
+                          <w:szCs w:val="28"/>
+                        </w:rPr>
+                      </w:pPr>
+                      <w:r>
+                        <w:rPr>
+                          <w:rFonts w:asciiTheme="majorBidi" w:hAnsiTheme="majorBidi" w:cstheme="majorBidi"/>
+                          <w:b/>
+                          <w:bCs/>
+                          <w:i/>
+                          <w:iCs/>
+                          <w:sz w:val="28"/>
+                          <w:szCs w:val="28"/>
+                        </w:rPr>
+                        <w:t xml:space="preserve">           </w:t>
+                      </w:r>
+                      <w:proofErr w:type="spellStart"/>
+                      <w:r>
+                        <w:rPr>
+                          <w:rFonts w:asciiTheme="majorBidi" w:hAnsiTheme="majorBidi" w:cstheme="majorBidi"/>
+                          <w:b/>
+                          <w:bCs/>
+                          <w:i/>
+                          <w:iCs/>
+                          <w:sz w:val="28"/>
+                          <w:szCs w:val="28"/>
+                        </w:rPr>
+                        <w:t>my_custom_tag</w:t>
+                      </w:r>
+                      <w:proofErr w:type="spellEnd"/>
+                      <w:r>
+                        <w:rPr>
+                          <w:rFonts w:asciiTheme="majorBidi" w:hAnsiTheme="majorBidi" w:cstheme="majorBidi"/>
+                          <w:b/>
+                          <w:bCs/>
+                          <w:i/>
+                          <w:iCs/>
+                          <w:sz w:val="28"/>
+                          <w:szCs w:val="28"/>
+                        </w:rPr>
+                        <w:t>: "production-server-v1"</w:t>
+                      </w:r>
+                    </w:p>
+                    <w:p>
+                      <w:pPr>
+                        <w:jc w:val="center"/>
+                      </w:pPr>
+                    </w:p>
+                  </w:txbxContent>
+                </v:textbox>
+                <w10:wrap anchorx="margin"/>
+              </v:rect>
+            </w:pict>
+          </mc:Fallback>
+        </mc:AlternateContent>
+      </w:r>
+      <w:r>
+        <w:rPr>
+          <w:rFonts w:asciiTheme="majorBidi" w:hAnsiTheme="majorBidi" w:cstheme="majorBidi"/>
+          <w:sz w:val="28"/>
+          <w:szCs w:val="28"/>
+        </w:rPr>
+        <w:t xml:space="preserve">The Pro-Move: If you use </w:t>
+      </w:r>
+      <w:proofErr w:type="spellStart"/>
+      <w:r>
+        <w:rPr>
+          <w:rFonts w:asciiTheme="majorBidi" w:hAnsiTheme="majorBidi" w:cstheme="majorBidi"/>
+          <w:b/>
+          <w:bCs/>
+          <w:i/>
+          <w:iCs/>
+          <w:sz w:val="28"/>
+          <w:szCs w:val="28"/>
+        </w:rPr>
+        <w:t>set_fact</w:t>
+      </w:r>
+      <w:proofErr w:type="spellEnd"/>
+      <w:r>
+        <w:rPr>
+          <w:rFonts w:asciiTheme="majorBidi" w:hAnsiTheme="majorBidi" w:cstheme="majorBidi"/>
+          <w:sz w:val="28"/>
+          <w:szCs w:val="28"/>
+        </w:rPr>
+        <w:t xml:space="preserve"> and define your variables inside the </w:t>
+      </w:r>
+      <w:proofErr w:type="spellStart"/>
+      <w:r>
+        <w:rPr>
+          <w:rFonts w:asciiTheme="majorBidi" w:hAnsiTheme="majorBidi" w:cstheme="majorBidi"/>
+          <w:b/>
+          <w:bCs/>
+          <w:i/>
+          <w:iCs/>
+          <w:sz w:val="28"/>
+          <w:szCs w:val="28"/>
+        </w:rPr>
+        <w:t>ansible_facts</w:t>
+      </w:r>
+      <w:proofErr w:type="spellEnd"/>
+      <w:r>
+        <w:rPr>
+          <w:rFonts w:asciiTheme="majorBidi" w:hAnsiTheme="majorBidi" w:cstheme="majorBidi"/>
+          <w:sz w:val="28"/>
+          <w:szCs w:val="28"/>
+        </w:rPr>
+        <w:t xml:space="preserve"> dictionary, they are treated as part of the host’s fact set.</w:t>
+      </w:r>
+    </w:p>
+    <w:p>
+      <w:pPr>
+        <w:jc w:val="both"/>
+        <w:rPr>
+          <w:rFonts w:asciiTheme="majorBidi" w:hAnsiTheme="majorBidi" w:cstheme="majorBidi"/>
+          <w:sz w:val="28"/>
+          <w:szCs w:val="28"/>
+        </w:rPr>
+      </w:pPr>
+    </w:p>
+    <w:p>
+      <w:pPr>
+        <w:jc w:val="both"/>
+        <w:rPr>
+          <w:rFonts w:asciiTheme="majorBidi" w:hAnsiTheme="majorBidi" w:cstheme="majorBidi"/>
+          <w:sz w:val="40"/>
+          <w:szCs w:val="40"/>
+        </w:rPr>
+      </w:pPr>
+    </w:p>
+    <w:p>
+      <w:pPr>
+        <w:spacing w:after="60"/>
+        <w:jc w:val="both"/>
+        <w:rPr>
+          <w:rFonts w:asciiTheme="majorBidi" w:hAnsiTheme="majorBidi" w:cstheme="majorBidi"/>
+          <w:b/>
+          <w:bCs/>
+          <w:sz w:val="28"/>
+          <w:szCs w:val="28"/>
+        </w:rPr>
+      </w:pPr>
+      <w:r>
+        <w:rPr>
+          <w:rFonts w:asciiTheme="majorBidi" w:hAnsiTheme="majorBidi" w:cstheme="majorBidi"/>
+          <w:b/>
+          <w:bCs/>
+          <w:sz w:val="28"/>
+          <w:szCs w:val="28"/>
+        </w:rPr>
+        <w:t xml:space="preserve">Why it matters: </w:t>
+      </w:r>
+    </w:p>
+    <w:p>
+      <w:pPr>
+        <w:spacing w:after="100"/>
+        <w:jc w:val="both"/>
+        <w:rPr>
+          <w:rFonts w:asciiTheme="majorBidi" w:hAnsiTheme="majorBidi" w:cstheme="majorBidi"/>
+          <w:sz w:val="28"/>
+          <w:szCs w:val="28"/>
+        </w:rPr>
+      </w:pPr>
+      <w:r>
+        <w:rPr>
+          <w:rFonts w:asciiTheme="majorBidi" w:hAnsiTheme="majorBidi" w:cstheme="majorBidi"/>
+          <w:sz w:val="28"/>
+          <w:szCs w:val="28"/>
+        </w:rPr>
+        <w:t xml:space="preserve">If you are writing a custom module or a role that expects information to be in the </w:t>
+      </w:r>
+      <w:proofErr w:type="spellStart"/>
+      <w:r>
+        <w:rPr>
+          <w:rFonts w:asciiTheme="majorBidi" w:hAnsiTheme="majorBidi" w:cstheme="majorBidi"/>
+          <w:b/>
+          <w:bCs/>
+          <w:i/>
+          <w:iCs/>
+          <w:sz w:val="28"/>
+          <w:szCs w:val="28"/>
+        </w:rPr>
+        <w:t>ansible_facts</w:t>
+      </w:r>
+      <w:proofErr w:type="spellEnd"/>
+      <w:r>
+        <w:rPr>
+          <w:rFonts w:asciiTheme="majorBidi" w:hAnsiTheme="majorBidi" w:cstheme="majorBidi"/>
+          <w:sz w:val="28"/>
+          <w:szCs w:val="28"/>
+        </w:rPr>
+        <w:t xml:space="preserve"> namespace (rather than just being a global variable), this is how you bridge that gap.</w:t>
+      </w:r>
+    </w:p>
+    <w:p>
+      <w:pPr>
+        <w:spacing w:after="60"/>
+        <w:jc w:val="both"/>
+        <w:rPr>
+          <w:rFonts w:asciiTheme="majorBidi" w:hAnsiTheme="majorBidi" w:cstheme="majorBidi"/>
+          <w:b/>
+          <w:bCs/>
+          <w:sz w:val="32"/>
+          <w:szCs w:val="32"/>
+        </w:rPr>
+      </w:pPr>
+      <w:r>
+        <w:rPr>
+          <w:rFonts w:asciiTheme="majorBidi" w:hAnsiTheme="majorBidi" w:cstheme="majorBidi"/>
+          <w:b/>
+          <w:bCs/>
+          <w:sz w:val="32"/>
+          <w:szCs w:val="32"/>
+        </w:rPr>
+        <w:t xml:space="preserve">Fact “Normalization” and the </w:t>
+      </w:r>
+      <w:proofErr w:type="spellStart"/>
+      <w:r>
+        <w:rPr>
+          <w:rFonts w:asciiTheme="majorBidi" w:hAnsiTheme="majorBidi" w:cstheme="majorBidi"/>
+          <w:b/>
+          <w:bCs/>
+          <w:i/>
+          <w:iCs/>
+          <w:sz w:val="32"/>
+          <w:szCs w:val="32"/>
+        </w:rPr>
+        <w:t>ansible_facts</w:t>
+      </w:r>
+      <w:proofErr w:type="spellEnd"/>
+      <w:r>
+        <w:rPr>
+          <w:rFonts w:asciiTheme="majorBidi" w:hAnsiTheme="majorBidi" w:cstheme="majorBidi"/>
+          <w:b/>
+          <w:bCs/>
+          <w:sz w:val="32"/>
+          <w:szCs w:val="32"/>
+        </w:rPr>
+        <w:t xml:space="preserve"> vs. </w:t>
+      </w:r>
+      <w:r>
+        <w:rPr>
+          <w:rFonts w:asciiTheme="majorBidi" w:hAnsiTheme="majorBidi" w:cstheme="majorBidi"/>
+          <w:b/>
+          <w:bCs/>
+          <w:i/>
+          <w:iCs/>
+          <w:sz w:val="32"/>
+          <w:szCs w:val="32"/>
+        </w:rPr>
+        <w:t>ansible_...</w:t>
+      </w:r>
+      <w:r>
+        <w:rPr>
+          <w:rFonts w:asciiTheme="majorBidi" w:hAnsiTheme="majorBidi" w:cstheme="majorBidi"/>
+          <w:b/>
+          <w:bCs/>
+          <w:sz w:val="32"/>
+          <w:szCs w:val="32"/>
+        </w:rPr>
+        <w:t xml:space="preserve"> Namespace</w:t>
+      </w:r>
+      <w:r>
+        <w:rPr>
+          <w:rFonts w:asciiTheme="majorBidi" w:hAnsiTheme="majorBidi" w:cstheme="majorBidi"/>
+          <w:b/>
+          <w:bCs/>
+          <w:sz w:val="32"/>
+          <w:szCs w:val="32"/>
+        </w:rPr>
+        <w:t>:</w:t>
+      </w:r>
+    </w:p>
+    <w:p>
+      <w:pPr>
+        <w:spacing w:after="60"/>
+        <w:jc w:val="both"/>
+        <w:rPr>
+          <w:rFonts w:asciiTheme="majorBidi" w:hAnsiTheme="majorBidi" w:cstheme="majorBidi"/>
+          <w:sz w:val="28"/>
+          <w:szCs w:val="28"/>
+        </w:rPr>
+      </w:pPr>
+      <w:r>
+        <w:rPr>
+          <w:rFonts w:asciiTheme="majorBidi" w:hAnsiTheme="majorBidi" w:cstheme="majorBidi"/>
+          <w:sz w:val="28"/>
+          <w:szCs w:val="28"/>
+        </w:rPr>
+        <w:t>This is a frequent point of confusion.</w:t>
+      </w:r>
+    </w:p>
+    <w:p>
+      <w:pPr>
+        <w:pStyle w:val="ListParagraph"/>
+        <w:numPr>
+          <w:ilvl w:val="0"/>
+          <w:numId w:val="4"/>
+        </w:numPr>
+        <w:ind w:left="360"/>
+        <w:jc w:val="both"/>
+        <w:rPr>
+          <w:rFonts w:asciiTheme="majorBidi" w:hAnsiTheme="majorBidi" w:cstheme="majorBidi"/>
+          <w:sz w:val="28"/>
+          <w:szCs w:val="28"/>
+        </w:rPr>
+      </w:pPr>
+      <w:r>
+        <w:rPr>
+          <w:rFonts w:asciiTheme="majorBidi" w:hAnsiTheme="majorBidi" w:cstheme="majorBidi"/>
+          <w:b/>
+          <w:bCs/>
+          <w:sz w:val="28"/>
+          <w:szCs w:val="28"/>
+        </w:rPr>
+        <w:t>Legacy Behavior</w:t>
+      </w:r>
+      <w:r>
+        <w:rPr>
+          <w:rFonts w:asciiTheme="majorBidi" w:hAnsiTheme="majorBidi" w:cstheme="majorBidi"/>
+          <w:sz w:val="28"/>
+          <w:szCs w:val="28"/>
+        </w:rPr>
+        <w:t xml:space="preserve"> → In older Ansible versions, facts were dumped into the global namespace. ansible_eth0 was a variable.</w:t>
+      </w:r>
+    </w:p>
+    <w:p>
+      <w:pPr>
+        <w:pStyle w:val="ListParagraph"/>
+        <w:numPr>
+          <w:ilvl w:val="0"/>
+          <w:numId w:val="4"/>
+        </w:numPr>
+        <w:ind w:left="360"/>
+        <w:jc w:val="both"/>
+        <w:rPr>
+          <w:rFonts w:asciiTheme="majorBidi" w:hAnsiTheme="majorBidi" w:cstheme="majorBidi"/>
+          <w:sz w:val="28"/>
+          <w:szCs w:val="28"/>
+        </w:rPr>
+      </w:pPr>
+      <w:r>
+        <w:rPr>
+          <w:rFonts w:asciiTheme="majorBidi" w:hAnsiTheme="majorBidi" w:cstheme="majorBidi"/>
+          <w:b/>
+          <w:bCs/>
+          <w:sz w:val="28"/>
+          <w:szCs w:val="28"/>
+        </w:rPr>
+        <w:t>Modern Behavior</w:t>
+      </w:r>
+      <w:r>
+        <w:rPr>
+          <w:rFonts w:asciiTheme="majorBidi" w:hAnsiTheme="majorBidi" w:cstheme="majorBidi"/>
+          <w:sz w:val="28"/>
+          <w:szCs w:val="28"/>
+        </w:rPr>
+        <w:t xml:space="preserve"> → Ansible now puts everything into the </w:t>
+      </w:r>
+      <w:proofErr w:type="spellStart"/>
+      <w:r>
+        <w:rPr>
+          <w:rFonts w:asciiTheme="majorBidi" w:hAnsiTheme="majorBidi" w:cstheme="majorBidi"/>
+          <w:b/>
+          <w:bCs/>
+          <w:i/>
+          <w:iCs/>
+          <w:sz w:val="28"/>
+          <w:szCs w:val="28"/>
+        </w:rPr>
+        <w:t>ansible_facts</w:t>
+      </w:r>
+      <w:proofErr w:type="spellEnd"/>
+      <w:r>
+        <w:rPr>
+          <w:rFonts w:asciiTheme="majorBidi" w:hAnsiTheme="majorBidi" w:cstheme="majorBidi"/>
+          <w:sz w:val="28"/>
+          <w:szCs w:val="28"/>
+        </w:rPr>
+        <w:t xml:space="preserve"> dictionary.</w:t>
+      </w:r>
+    </w:p>
+    <w:p>
+      <w:pPr>
+        <w:pStyle w:val="ListParagraph"/>
+        <w:numPr>
+          <w:ilvl w:val="0"/>
+          <w:numId w:val="4"/>
+        </w:numPr>
+        <w:ind w:left="360"/>
+        <w:jc w:val="both"/>
+        <w:rPr>
+          <w:rFonts w:asciiTheme="majorBidi" w:hAnsiTheme="majorBidi" w:cstheme="majorBidi"/>
+          <w:sz w:val="28"/>
+          <w:szCs w:val="28"/>
+        </w:rPr>
+      </w:pPr>
+      <w:r>
+        <w:rPr>
+          <w:rFonts w:asciiTheme="majorBidi" w:hAnsiTheme="majorBidi" w:cstheme="majorBidi"/>
+          <w:b/>
+          <w:bCs/>
+          <w:sz w:val="28"/>
+          <w:szCs w:val="28"/>
+        </w:rPr>
+        <w:t>The Trap</w:t>
+      </w:r>
+      <w:r>
+        <w:rPr>
+          <w:rFonts w:asciiTheme="majorBidi" w:hAnsiTheme="majorBidi" w:cstheme="majorBidi"/>
+          <w:sz w:val="28"/>
+          <w:szCs w:val="28"/>
+        </w:rPr>
+        <w:t xml:space="preserve"> → When you use </w:t>
+      </w:r>
+      <w:proofErr w:type="spellStart"/>
+      <w:r>
+        <w:rPr>
+          <w:rFonts w:asciiTheme="majorBidi" w:hAnsiTheme="majorBidi" w:cstheme="majorBidi"/>
+          <w:b/>
+          <w:bCs/>
+          <w:i/>
+          <w:iCs/>
+          <w:sz w:val="28"/>
+          <w:szCs w:val="28"/>
+        </w:rPr>
+        <w:t>gather_facts</w:t>
+      </w:r>
+      <w:proofErr w:type="spellEnd"/>
+      <w:r>
+        <w:rPr>
+          <w:rFonts w:asciiTheme="majorBidi" w:hAnsiTheme="majorBidi" w:cstheme="majorBidi"/>
+          <w:b/>
+          <w:bCs/>
+          <w:i/>
+          <w:iCs/>
+          <w:sz w:val="28"/>
+          <w:szCs w:val="28"/>
+        </w:rPr>
+        <w:t>: yes</w:t>
+      </w:r>
+      <w:r>
+        <w:rPr>
+          <w:rFonts w:asciiTheme="majorBidi" w:hAnsiTheme="majorBidi" w:cstheme="majorBidi"/>
+          <w:sz w:val="28"/>
+          <w:szCs w:val="28"/>
+        </w:rPr>
+        <w:t>, Ansible still populates the old global variables for backward compatibility.</w:t>
+      </w:r>
+    </w:p>
+    <w:p>
+      <w:pPr>
+        <w:pStyle w:val="ListParagraph"/>
+        <w:numPr>
+          <w:ilvl w:val="0"/>
+          <w:numId w:val="4"/>
+        </w:numPr>
+        <w:spacing w:after="100"/>
+        <w:ind w:left="360"/>
+        <w:jc w:val="both"/>
+        <w:rPr>
+          <w:rFonts w:asciiTheme="majorBidi" w:hAnsiTheme="majorBidi" w:cstheme="majorBidi"/>
+          <w:sz w:val="28"/>
+          <w:szCs w:val="28"/>
+        </w:rPr>
+      </w:pPr>
+      <w:r>
+        <w:rPr>
+          <w:rFonts w:asciiTheme="majorBidi" w:hAnsiTheme="majorBidi" w:cstheme="majorBidi"/>
+          <w:b/>
+          <w:bCs/>
+          <w:sz w:val="28"/>
+          <w:szCs w:val="28"/>
+        </w:rPr>
+        <w:t>The Mastery</w:t>
+      </w:r>
+      <w:r>
+        <w:rPr>
+          <w:rFonts w:asciiTheme="majorBidi" w:hAnsiTheme="majorBidi" w:cstheme="majorBidi"/>
+          <w:sz w:val="28"/>
+          <w:szCs w:val="28"/>
+        </w:rPr>
+        <w:t xml:space="preserve"> → Do not use the global variables. Always use </w:t>
+      </w:r>
+      <w:r>
+        <w:rPr>
+          <w:rFonts w:asciiTheme="majorBidi" w:hAnsiTheme="majorBidi" w:cstheme="majorBidi"/>
+          <w:b/>
+          <w:bCs/>
+          <w:i/>
+          <w:iCs/>
+          <w:sz w:val="28"/>
+          <w:szCs w:val="28"/>
+        </w:rPr>
+        <w:t>ansible_</w:t>
+      </w:r>
+      <w:proofErr w:type="gramStart"/>
+      <w:r>
+        <w:rPr>
+          <w:rFonts w:asciiTheme="majorBidi" w:hAnsiTheme="majorBidi" w:cstheme="majorBidi"/>
+          <w:b/>
+          <w:bCs/>
+          <w:i/>
+          <w:iCs/>
+          <w:sz w:val="28"/>
+          <w:szCs w:val="28"/>
+        </w:rPr>
+        <w:t>facts.eth</w:t>
+      </w:r>
+      <w:proofErr w:type="gramEnd"/>
+      <w:r>
+        <w:rPr>
+          <w:rFonts w:asciiTheme="majorBidi" w:hAnsiTheme="majorBidi" w:cstheme="majorBidi"/>
+          <w:b/>
+          <w:bCs/>
+          <w:i/>
+          <w:iCs/>
+          <w:sz w:val="28"/>
+          <w:szCs w:val="28"/>
+        </w:rPr>
+        <w:t>0</w:t>
+      </w:r>
+      <w:r>
+        <w:rPr>
+          <w:rFonts w:asciiTheme="majorBidi" w:hAnsiTheme="majorBidi" w:cstheme="majorBidi"/>
+          <w:sz w:val="28"/>
+          <w:szCs w:val="28"/>
+        </w:rPr>
+        <w:t xml:space="preserve"> instead of </w:t>
+      </w:r>
+      <w:r>
+        <w:rPr>
+          <w:rFonts w:asciiTheme="majorBidi" w:hAnsiTheme="majorBidi" w:cstheme="majorBidi"/>
+          <w:b/>
+          <w:bCs/>
+          <w:i/>
+          <w:iCs/>
+          <w:sz w:val="28"/>
+          <w:szCs w:val="28"/>
+        </w:rPr>
+        <w:t>ansible_eth0</w:t>
+      </w:r>
+      <w:r>
+        <w:rPr>
+          <w:rFonts w:asciiTheme="majorBidi" w:hAnsiTheme="majorBidi" w:cstheme="majorBidi"/>
+          <w:sz w:val="28"/>
+          <w:szCs w:val="28"/>
+        </w:rPr>
+        <w:t>. Relying on the global namespace is considered “deprecated practice” and can lead to bugs where a normal vars definition accidentally overwrites a system fact.</w:t>
+      </w:r>
+    </w:p>
+    <w:p>
+      <w:pPr>
+        <w:spacing w:after="60"/>
+        <w:jc w:val="both"/>
+        <w:rPr>
+          <w:rFonts w:asciiTheme="majorBidi" w:hAnsiTheme="majorBidi" w:cstheme="majorBidi"/>
+          <w:b/>
+          <w:bCs/>
+          <w:sz w:val="32"/>
+          <w:szCs w:val="32"/>
+        </w:rPr>
+      </w:pPr>
+      <w:r>
+        <w:rPr>
+          <w:rFonts w:asciiTheme="majorBidi" w:hAnsiTheme="majorBidi" w:cstheme="majorBidi"/>
+          <w:b/>
+          <w:bCs/>
+          <w:sz w:val="32"/>
+          <w:szCs w:val="32"/>
+        </w:rPr>
+        <w:t>The setup Module’s filter Parameter (Efficiency Mastery)</w:t>
+      </w:r>
+    </w:p>
+    <w:p>
+      <w:pPr>
+        <w:spacing w:after="60"/>
+        <w:jc w:val="both"/>
+        <w:rPr>
+          <w:rFonts w:asciiTheme="majorBidi" w:hAnsiTheme="majorBidi" w:cstheme="majorBidi"/>
+          <w:sz w:val="28"/>
+          <w:szCs w:val="28"/>
+        </w:rPr>
+      </w:pPr>
+      <w:r>
+        <w:rPr>
+          <w:rFonts w:asciiTheme="majorBidi" w:hAnsiTheme="majorBidi" w:cstheme="majorBidi"/>
+          <w:sz w:val="28"/>
+          <w:szCs w:val="28"/>
+        </w:rPr>
+        <w:t xml:space="preserve">We discussed </w:t>
+      </w:r>
+      <w:proofErr w:type="spellStart"/>
+      <w:r>
+        <w:rPr>
+          <w:rFonts w:asciiTheme="majorBidi" w:hAnsiTheme="majorBidi" w:cstheme="majorBidi"/>
+          <w:b/>
+          <w:bCs/>
+          <w:i/>
+          <w:iCs/>
+          <w:sz w:val="28"/>
+          <w:szCs w:val="28"/>
+        </w:rPr>
+        <w:t>gather_subset</w:t>
+      </w:r>
+      <w:proofErr w:type="spellEnd"/>
+      <w:r>
+        <w:rPr>
+          <w:rFonts w:asciiTheme="majorBidi" w:hAnsiTheme="majorBidi" w:cstheme="majorBidi"/>
+          <w:sz w:val="28"/>
+          <w:szCs w:val="28"/>
+        </w:rPr>
+        <w:t xml:space="preserve"> earlier (which restricts what is gathered). However, there is also a filter parameter that works on the returned JSON.</w:t>
+      </w:r>
+    </w:p>
+    <w:p>
+      <w:pPr>
+        <w:jc w:val="both"/>
+        <w:rPr>
+          <w:rFonts w:asciiTheme="majorBidi" w:hAnsiTheme="majorBidi" w:cstheme="majorBidi"/>
+          <w:sz w:val="28"/>
+          <w:szCs w:val="28"/>
+        </w:rPr>
+      </w:pPr>
+      <w:r>
+        <w:rPr>
+          <w:rFonts w:asciiTheme="majorBidi" w:hAnsiTheme="majorBidi" w:cstheme="majorBidi"/>
+          <w:sz w:val="28"/>
+          <w:szCs w:val="28"/>
+        </w:rPr>
+        <w:t>Sometimes you need to run setup halfway through a playbook (because you installed a new package and need to refresh facts), but you only want one specific piece of data.</w:t>
+      </w:r>
+    </w:p>
+    <w:p>
+      <w:pPr>
+        <w:jc w:val="both"/>
+        <w:rPr>
+          <w:rFonts w:asciiTheme="majorBidi" w:hAnsiTheme="majorBidi" w:cstheme="majorBidi"/>
+          <w:b/>
+          <w:bCs/>
+          <w:sz w:val="28"/>
+          <w:szCs w:val="28"/>
+        </w:rPr>
+      </w:pPr>
+      <w:r>
+        <w:rPr>
+          <w:rFonts w:asciiTheme="majorBidi" w:hAnsiTheme="majorBidi" w:cstheme="majorBidi"/>
+          <w:b/>
+          <w:bCs/>
+          <w:noProof/>
+          <w:sz w:val="28"/>
+          <w:szCs w:val="28"/>
+        </w:rPr>
+        <mc:AlternateContent>
+          <mc:Choice Requires="wps">
+            <w:drawing>
+              <wp:anchor distT="0" distB="0" distL="114300" distR="114300" simplePos="0" relativeHeight="251666432" behindDoc="0" locked="0" layoutInCell="1" allowOverlap="1" wp14:anchorId="71D99C4A" wp14:editId="3B326563">
+                <wp:simplePos x="0" y="0"/>
+                <wp:positionH relativeFrom="margin">
+                  <wp:align>left</wp:align>
+                </wp:positionH>
+                <wp:positionV relativeFrom="paragraph">
+                  <wp:posOffset>259079</wp:posOffset>
+                </wp:positionV>
+                <wp:extent cx="3171825" cy="819150"/>
+                <wp:effectExtent l="0" t="0" r="28575" b="19050"/>
+                <wp:wrapNone/>
+                <wp:docPr id="4" name="Rectangle 4"/>
+                <wp:cNvGraphicFramePr/>
+                <a:graphic xmlns:a="http://schemas.openxmlformats.org/drawingml/2006/main">
+                  <a:graphicData uri="http://schemas.microsoft.com/office/word/2010/wordprocessingShape">
+                    <wps:wsp>
+                      <wps:cNvSpPr/>
+                      <wps:spPr>
+                        <a:xfrm>
+                          <a:off x="0" y="0"/>
+                          <a:ext cx="3171825" cy="819150"/>
+                        </a:xfrm>
+                        <a:prstGeom prst="rect">
+                          <a:avLst/>
+                        </a:prstGeom>
+                      </wps:spPr>
+                      <wps:style>
+                        <a:lnRef idx="2">
+                          <a:schemeClr val="dk1">
+                            <a:shade val="15000"/>
+                          </a:schemeClr>
+                        </a:lnRef>
+                        <a:fillRef idx="1">
+                          <a:schemeClr val="dk1"/>
+                        </a:fillRef>
+                        <a:effectRef idx="0">
+                          <a:schemeClr val="dk1"/>
+                        </a:effectRef>
+                        <a:fontRef idx="minor">
+                          <a:schemeClr val="lt1"/>
+                        </a:fontRef>
+                      </wps:style>
+                      <wps:txbx>
+                        <w:txbxContent>
+                          <w:p>
+                            <w:pPr>
+                              <w:spacing w:after="0"/>
+                              <w:rPr>
+                                <w:rFonts w:asciiTheme="majorBidi" w:hAnsiTheme="majorBidi" w:cstheme="majorBidi"/>
+                                <w:b/>
+                                <w:bCs/>
+                                <w:i/>
+                                <w:iCs/>
+                                <w:sz w:val="28"/>
+                                <w:szCs w:val="28"/>
+                              </w:rPr>
+                            </w:pPr>
+                            <w:r>
+                              <w:rPr>
+                                <w:rFonts w:asciiTheme="majorBidi" w:hAnsiTheme="majorBidi" w:cstheme="majorBidi"/>
+                                <w:b/>
+                                <w:bCs/>
+                                <w:i/>
+                                <w:iCs/>
+                                <w:sz w:val="28"/>
+                                <w:szCs w:val="28"/>
+                              </w:rPr>
+                              <w:t>- name: Get only the distribution version</w:t>
+                            </w:r>
+                          </w:p>
+                          <w:p>
+                            <w:pPr>
+                              <w:spacing w:after="0"/>
+                              <w:rPr>
+                                <w:rFonts w:asciiTheme="majorBidi" w:hAnsiTheme="majorBidi" w:cstheme="majorBidi"/>
+                                <w:b/>
+                                <w:bCs/>
+                                <w:i/>
+                                <w:iCs/>
+                                <w:sz w:val="28"/>
+                                <w:szCs w:val="28"/>
+                              </w:rPr>
+                            </w:pPr>
+                            <w:r>
+                              <w:rPr>
+                                <w:rFonts w:asciiTheme="majorBidi" w:hAnsiTheme="majorBidi" w:cstheme="majorBidi"/>
+                                <w:b/>
+                                <w:bCs/>
+                                <w:i/>
+                                <w:iCs/>
+                                <w:sz w:val="28"/>
+                                <w:szCs w:val="28"/>
+                              </w:rPr>
+                              <w:t xml:space="preserve">   </w:t>
+                            </w:r>
+                            <w:r>
+                              <w:rPr>
+                                <w:rFonts w:asciiTheme="majorBidi" w:hAnsiTheme="majorBidi" w:cstheme="majorBidi"/>
+                                <w:b/>
+                                <w:bCs/>
+                                <w:i/>
+                                <w:iCs/>
+                                <w:sz w:val="28"/>
+                                <w:szCs w:val="28"/>
+                              </w:rPr>
+                              <w:t>setup:</w:t>
+                            </w:r>
+                          </w:p>
+                          <w:p>
+                            <w:pPr>
+                              <w:spacing w:after="0"/>
+                              <w:rPr>
+                                <w:rFonts w:asciiTheme="majorBidi" w:hAnsiTheme="majorBidi" w:cstheme="majorBidi"/>
+                                <w:b/>
+                                <w:bCs/>
+                                <w:i/>
+                                <w:iCs/>
+                                <w:sz w:val="28"/>
+                                <w:szCs w:val="28"/>
+                              </w:rPr>
+                            </w:pPr>
+                            <w:r>
+                              <w:rPr>
+                                <w:rFonts w:asciiTheme="majorBidi" w:hAnsiTheme="majorBidi" w:cstheme="majorBidi"/>
+                                <w:b/>
+                                <w:bCs/>
+                                <w:i/>
+                                <w:iCs/>
+                                <w:sz w:val="28"/>
+                                <w:szCs w:val="28"/>
+                              </w:rPr>
+                              <w:t xml:space="preserve">       </w:t>
+                            </w:r>
+                            <w:r>
+                              <w:rPr>
+                                <w:rFonts w:asciiTheme="majorBidi" w:hAnsiTheme="majorBidi" w:cstheme="majorBidi"/>
+                                <w:b/>
+                                <w:bCs/>
+                                <w:i/>
+                                <w:iCs/>
+                                <w:sz w:val="28"/>
+                                <w:szCs w:val="28"/>
+                              </w:rPr>
+                              <w:t>filter: "</w:t>
+                            </w:r>
+                            <w:proofErr w:type="spellStart"/>
+                            <w:r>
+                              <w:rPr>
+                                <w:rFonts w:asciiTheme="majorBidi" w:hAnsiTheme="majorBidi" w:cstheme="majorBidi"/>
+                                <w:b/>
+                                <w:bCs/>
+                                <w:i/>
+                                <w:iCs/>
+                                <w:sz w:val="28"/>
+                                <w:szCs w:val="28"/>
+                              </w:rPr>
+                              <w:t>ansible_distribution</w:t>
+                            </w:r>
+                            <w:proofErr w:type="spellEnd"/>
+                            <w:r>
+                              <w:rPr>
+                                <w:rFonts w:asciiTheme="majorBidi" w:hAnsiTheme="majorBidi" w:cstheme="majorBidi"/>
+                                <w:b/>
+                                <w:bCs/>
+                                <w:i/>
+                                <w:iCs/>
+                                <w:sz w:val="28"/>
+                                <w:szCs w:val="28"/>
+                              </w:rPr>
+                              <w:t>_*"</w:t>
+                            </w:r>
+                          </w:p>
+                          <w:p>
+                            <w:pPr>
+                              <w:jc w:val="center"/>
+                            </w:pPr>
+                          </w:p>
+                        </w:txbxContent>
+                      </wps:txbx>
+                      <wps:bodyPr rot="0" spcFirstLastPara="0" vertOverflow="overflow" horzOverflow="overflow" vert="horz" wrap="square" lIns="91440" tIns="45720" rIns="91440" bIns="45720" numCol="1" spcCol="0" rtlCol="0" fromWordArt="0" anchor="ctr" anchorCtr="0" forceAA="0" compatLnSpc="1">
+                        <a:prstTxWarp prst="textNoShape">
+                          <a:avLst/>
+                        </a:prstTxWarp>
+                        <a:noAutofit/>
+                      </wps:bodyPr>
+                    </wps:wsp>
+                  </a:graphicData>
+                </a:graphic>
+                <wp14:sizeRelH relativeFrom="margin">
+                  <wp14:pctWidth>0</wp14:pctWidth>
+                </wp14:sizeRelH>
+                <wp14:sizeRelV relativeFrom="margin">
+                  <wp14:pctHeight>0</wp14:pctHeight>
+                </wp14:sizeRelV>
+              </wp:anchor>
+            </w:drawing>
+          </mc:Choice>
+          <mc:Fallback>
+            <w:pict>
+              <v:rect w14:anchorId="71D99C4A" id="_x0000_s1033" style="position:absolute;left:0;text-align:left;margin-left:0;margin-top:20.4pt;width:249.75pt;height:64.5pt;z-index:251666432;visibility:visible;mso-wrap-style:square;mso-width-percent:0;mso-height-percent:0;mso-wrap-distance-left:9pt;mso-wrap-distance-top:0;mso-wrap-distance-right:9pt;mso-wrap-distance-bottom:0;mso-position-horizontal:left;mso-position-horizontal-relative:margin;mso-position-vertical:absolute;mso-position-vertical-relative:text;mso-width-percent:0;mso-height-percent:0;mso-width-relative:margin;mso-height-relative:margin;v-text-anchor:middle" o:gfxdata="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" fillcolor="black [3200]" strokecolor="black [480]" strokeweight="1pt">
+                <v:textbox>
+                  <w:txbxContent>
+                    <w:p>
+                      <w:pPr>
+                        <w:spacing w:after="0"/>
+                        <w:rPr>
+                          <w:rFonts w:asciiTheme="majorBidi" w:hAnsiTheme="majorBidi" w:cstheme="majorBidi"/>
+                          <w:b/>
+                          <w:bCs/>
+                          <w:i/>
+                          <w:iCs/>
+                          <w:sz w:val="28"/>
+                          <w:szCs w:val="28"/>
+                        </w:rPr>
+                      </w:pPr>
+                      <w:r>
+                        <w:rPr>
+                          <w:rFonts w:asciiTheme="majorBidi" w:hAnsiTheme="majorBidi" w:cstheme="majorBidi"/>
+                          <w:b/>
+                          <w:bCs/>
+                          <w:i/>
+                          <w:iCs/>
+                          <w:sz w:val="28"/>
+                          <w:szCs w:val="28"/>
+                        </w:rPr>
+                        <w:t>- name: Get only the distribution version</w:t>
+                      </w:r>
+                    </w:p>
+                    <w:p>
+                      <w:pPr>
+                        <w:spacing w:after="0"/>
+                        <w:rPr>
+                          <w:rFonts w:asciiTheme="majorBidi" w:hAnsiTheme="majorBidi" w:cstheme="majorBidi"/>
+                          <w:b/>
+                          <w:bCs/>
+                          <w:i/>
+                          <w:iCs/>
+                          <w:sz w:val="28"/>
+                          <w:szCs w:val="28"/>
+                        </w:rPr>
+                      </w:pPr>
+                      <w:r>
+                        <w:rPr>
+                          <w:rFonts w:asciiTheme="majorBidi" w:hAnsiTheme="majorBidi" w:cstheme="majorBidi"/>
+                          <w:b/>
+                          <w:bCs/>
+                          <w:i/>
+                          <w:iCs/>
+                          <w:sz w:val="28"/>
+                          <w:szCs w:val="28"/>
+                        </w:rPr>
+                        <w:t xml:space="preserve">   </w:t>
+                      </w:r>
+                      <w:r>
+                        <w:rPr>
+                          <w:rFonts w:asciiTheme="majorBidi" w:hAnsiTheme="majorBidi" w:cstheme="majorBidi"/>
+                          <w:b/>
+                          <w:bCs/>
+                          <w:i/>
+                          <w:iCs/>
+                          <w:sz w:val="28"/>
+                          <w:szCs w:val="28"/>
+                        </w:rPr>
+                        <w:t>setup:</w:t>
+                      </w:r>
+                    </w:p>
+                    <w:p>
+                      <w:pPr>
+                        <w:spacing w:after="0"/>
+                        <w:rPr>
+                          <w:rFonts w:asciiTheme="majorBidi" w:hAnsiTheme="majorBidi" w:cstheme="majorBidi"/>
+                          <w:b/>
+                          <w:bCs/>
+                          <w:i/>
+                          <w:iCs/>
+                          <w:sz w:val="28"/>
+                          <w:szCs w:val="28"/>
+                        </w:rPr>
+                      </w:pPr>
+                      <w:r>
+                        <w:rPr>
+                          <w:rFonts w:asciiTheme="majorBidi" w:hAnsiTheme="majorBidi" w:cstheme="majorBidi"/>
+                          <w:b/>
+                          <w:bCs/>
+                          <w:i/>
+                          <w:iCs/>
+                          <w:sz w:val="28"/>
+                          <w:szCs w:val="28"/>
+                        </w:rPr>
+                        <w:t xml:space="preserve">       </w:t>
+                      </w:r>
+                      <w:r>
+                        <w:rPr>
+                          <w:rFonts w:asciiTheme="majorBidi" w:hAnsiTheme="majorBidi" w:cstheme="majorBidi"/>
+                          <w:b/>
+                          <w:bCs/>
+                          <w:i/>
+                          <w:iCs/>
+                          <w:sz w:val="28"/>
+                          <w:szCs w:val="28"/>
+                        </w:rPr>
+                        <w:t>filter: "</w:t>
+                      </w:r>
+                      <w:proofErr w:type="spellStart"/>
+                      <w:r>
+                        <w:rPr>
+                          <w:rFonts w:asciiTheme="majorBidi" w:hAnsiTheme="majorBidi" w:cstheme="majorBidi"/>
+                          <w:b/>
+                          <w:bCs/>
+                          <w:i/>
+                          <w:iCs/>
+                          <w:sz w:val="28"/>
+                          <w:szCs w:val="28"/>
+                        </w:rPr>
+                        <w:t>ansible_distribution</w:t>
+                      </w:r>
+                      <w:proofErr w:type="spellEnd"/>
+                      <w:r>
+                        <w:rPr>
+                          <w:rFonts w:asciiTheme="majorBidi" w:hAnsiTheme="majorBidi" w:cstheme="majorBidi"/>
+                          <w:b/>
+                          <w:bCs/>
+                          <w:i/>
+                          <w:iCs/>
+                          <w:sz w:val="28"/>
+                          <w:szCs w:val="28"/>
+                        </w:rPr>
+                        <w:t>_*"</w:t>
+                      </w:r>
+                    </w:p>
+                    <w:p>
+                      <w:pPr>
+                        <w:jc w:val="center"/>
+                      </w:pPr>
+                    </w:p>
+                  </w:txbxContent>
+                </v:textbox>
+                <w10:wrap anchorx="margin"/>
+              </v:rect>
+            </w:pict>
+          </mc:Fallback>
+        </mc:AlternateContent>
+      </w:r>
+      <w:r>
+        <w:rPr>
+          <w:rFonts w:asciiTheme="majorBidi" w:hAnsiTheme="majorBidi" w:cstheme="majorBidi"/>
+          <w:b/>
+          <w:bCs/>
+          <w:sz w:val="28"/>
+          <w:szCs w:val="28"/>
+        </w:rPr>
+        <w:t>The Syntax:</w:t>
+      </w:r>
+    </w:p>
+    <w:p>
+      <w:pPr>
+        <w:jc w:val="both"/>
+        <w:rPr>
+          <w:rFonts w:asciiTheme="majorBidi" w:hAnsiTheme="majorBidi" w:cstheme="majorBidi"/>
+          <w:sz w:val="28"/>
+          <w:szCs w:val="28"/>
+        </w:rPr>
+      </w:pPr>
+    </w:p>
+    <w:p>
+      <w:pPr>
+        <w:jc w:val="both"/>
+        <w:rPr>
+          <w:rFonts w:asciiTheme="majorBidi" w:hAnsiTheme="majorBidi" w:cstheme="majorBidi"/>
+          <w:sz w:val="44"/>
+          <w:szCs w:val="44"/>
+        </w:rPr>
+      </w:pPr>
+    </w:p>
+    <w:p>
+      <w:pPr>
+        <w:spacing w:after="60"/>
+        <w:jc w:val="both"/>
+        <w:rPr>
+          <w:rFonts w:asciiTheme="majorBidi" w:hAnsiTheme="majorBidi" w:cstheme="majorBidi"/>
+          <w:b/>
+          <w:bCs/>
+          <w:sz w:val="28"/>
+          <w:szCs w:val="28"/>
+        </w:rPr>
+      </w:pPr>
+      <w:r>
+        <w:rPr>
+          <w:rFonts w:asciiTheme="majorBidi" w:hAnsiTheme="majorBidi" w:cstheme="majorBidi"/>
+          <w:b/>
+          <w:bCs/>
+          <w:sz w:val="28"/>
+          <w:szCs w:val="28"/>
+        </w:rPr>
+        <w:t xml:space="preserve">Why this is “perfect” level knowledge: </w:t>
+      </w:r>
+    </w:p>
+    <w:p>
+      <w:pPr>
+        <w:spacing w:after="100"/>
+        <w:jc w:val="both"/>
+        <w:rPr>
+          <w:rFonts w:asciiTheme="majorBidi" w:hAnsiTheme="majorBidi" w:cstheme="majorBidi"/>
+          <w:sz w:val="28"/>
+          <w:szCs w:val="28"/>
+        </w:rPr>
+      </w:pPr>
+      <w:r>
+        <w:rPr>
+          <w:rFonts w:asciiTheme="majorBidi" w:hAnsiTheme="majorBidi" w:cstheme="majorBidi"/>
+          <w:sz w:val="28"/>
+          <w:szCs w:val="28"/>
+        </w:rPr>
+        <w:t>Using the filter parameter significantly reduces the amount of JSON data transmitted over the network and processed by the control node’s CPU. When managing thousands of nodes, this is a massive performance optimization.</w:t>
+      </w:r>
+    </w:p>
+    <w:p>
+      <w:pPr>
+        <w:spacing w:after="60"/>
+        <w:jc w:val="both"/>
+        <w:rPr>
+          <w:rFonts w:asciiTheme="majorBidi" w:hAnsiTheme="majorBidi" w:cstheme="majorBidi"/>
+          <w:b/>
+          <w:bCs/>
+          <w:sz w:val="32"/>
+          <w:szCs w:val="32"/>
+        </w:rPr>
+      </w:pPr>
+      <w:r>
+        <w:rPr>
+          <w:rFonts w:asciiTheme="majorBidi" w:hAnsiTheme="majorBidi" w:cstheme="majorBidi"/>
+          <w:b/>
+          <w:bCs/>
+          <w:sz w:val="32"/>
+          <w:szCs w:val="32"/>
+        </w:rPr>
+        <w:t>Fact Race Conditions (The “Async” Trap)</w:t>
+      </w:r>
+      <w:r>
+        <w:rPr>
+          <w:rFonts w:asciiTheme="majorBidi" w:hAnsiTheme="majorBidi" w:cstheme="majorBidi"/>
+          <w:b/>
+          <w:bCs/>
+          <w:sz w:val="32"/>
+          <w:szCs w:val="32"/>
+        </w:rPr>
+        <w:t>:</w:t>
+      </w:r>
+    </w:p>
+    <w:p>
+      <w:pPr>
+        <w:spacing w:after="80"/>
+        <w:jc w:val="both"/>
+        <w:rPr>
+          <w:rFonts w:asciiTheme="majorBidi" w:hAnsiTheme="majorBidi" w:cstheme="majorBidi"/>
+          <w:sz w:val="28"/>
+          <w:szCs w:val="28"/>
+        </w:rPr>
+      </w:pPr>
+      <w:r>
+        <w:rPr>
+          <w:rFonts w:asciiTheme="majorBidi" w:hAnsiTheme="majorBidi" w:cstheme="majorBidi"/>
+          <w:b/>
+          <w:bCs/>
+          <w:sz w:val="28"/>
+          <w:szCs w:val="28"/>
+        </w:rPr>
+        <w:lastRenderedPageBreak/>
+        <w:t>This is an advanced scenario:</w:t>
+      </w:r>
+      <w:r>
+        <w:rPr>
+          <w:rFonts w:asciiTheme="majorBidi" w:hAnsiTheme="majorBidi" w:cstheme="majorBidi"/>
+          <w:sz w:val="28"/>
+          <w:szCs w:val="28"/>
+        </w:rPr>
+        <w:t xml:space="preserve"> If you have a task that changes the system state (e.g., changes an IP address or installs a new kernel) and you need those new facts, you must re-run the setup module.</w:t>
+      </w:r>
+    </w:p>
+    <w:p>
+      <w:pPr>
+        <w:spacing w:after="60"/>
+        <w:jc w:val="both"/>
+        <w:rPr>
+          <w:rFonts w:asciiTheme="majorBidi" w:hAnsiTheme="majorBidi" w:cstheme="majorBidi"/>
+          <w:sz w:val="28"/>
+          <w:szCs w:val="28"/>
+        </w:rPr>
+      </w:pPr>
+      <w:r>
+        <w:rPr>
+          <w:rFonts w:asciiTheme="majorBidi" w:hAnsiTheme="majorBidi" w:cstheme="majorBidi"/>
+          <w:b/>
+          <w:bCs/>
+          <w:sz w:val="28"/>
+          <w:szCs w:val="28"/>
+        </w:rPr>
+        <w:t>The Scenario:</w:t>
+      </w:r>
+      <w:r>
+        <w:rPr>
+          <w:rFonts w:asciiTheme="majorBidi" w:hAnsiTheme="majorBidi" w:cstheme="majorBidi"/>
+          <w:sz w:val="28"/>
+          <w:szCs w:val="28"/>
+        </w:rPr>
+        <w:t xml:space="preserve"> </w:t>
+      </w:r>
+    </w:p>
+    <w:p>
+      <w:pPr>
+        <w:spacing w:after="80"/>
+        <w:jc w:val="both"/>
+        <w:rPr>
+          <w:rFonts w:asciiTheme="majorBidi" w:hAnsiTheme="majorBidi" w:cstheme="majorBidi"/>
+          <w:sz w:val="28"/>
+          <w:szCs w:val="28"/>
+        </w:rPr>
+      </w:pPr>
+      <w:r>
+        <w:rPr>
+          <w:rFonts w:asciiTheme="majorBidi" w:hAnsiTheme="majorBidi" w:cstheme="majorBidi"/>
+          <w:sz w:val="28"/>
+          <w:szCs w:val="28"/>
+        </w:rPr>
+        <w:t xml:space="preserve">You change the hostname in Task A. In Task B, you want to use </w:t>
+      </w:r>
+      <w:proofErr w:type="spellStart"/>
+      <w:r>
+        <w:rPr>
+          <w:rFonts w:asciiTheme="majorBidi" w:hAnsiTheme="majorBidi" w:cstheme="majorBidi"/>
+          <w:b/>
+          <w:bCs/>
+          <w:i/>
+          <w:iCs/>
+          <w:sz w:val="28"/>
+          <w:szCs w:val="28"/>
+        </w:rPr>
+        <w:t>ansible_hostname</w:t>
+      </w:r>
+      <w:proofErr w:type="spellEnd"/>
+      <w:r>
+        <w:rPr>
+          <w:rFonts w:asciiTheme="majorBidi" w:hAnsiTheme="majorBidi" w:cstheme="majorBidi"/>
+          <w:sz w:val="28"/>
+          <w:szCs w:val="28"/>
+        </w:rPr>
+        <w:t>.</w:t>
+      </w:r>
+      <w:r>
+        <w:rPr>
+          <w:rFonts w:asciiTheme="majorBidi" w:hAnsiTheme="majorBidi" w:cstheme="majorBidi"/>
+          <w:sz w:val="28"/>
+          <w:szCs w:val="28"/>
+        </w:rPr>
+        <w:t xml:space="preserve"> </w:t>
+      </w:r>
+      <w:r>
+        <w:rPr>
+          <w:rFonts w:asciiTheme="majorBidi" w:hAnsiTheme="majorBidi" w:cstheme="majorBidi"/>
+          <w:sz w:val="28"/>
+          <w:szCs w:val="28"/>
+        </w:rPr>
+        <w:t>The Problem</w:t>
+      </w:r>
+      <w:r>
+        <w:rPr>
+          <w:rFonts w:asciiTheme="majorBidi" w:hAnsiTheme="majorBidi" w:cstheme="majorBidi"/>
+          <w:sz w:val="28"/>
+          <w:szCs w:val="28"/>
+        </w:rPr>
+        <w:t xml:space="preserve"> is</w:t>
+      </w:r>
+      <w:r>
+        <w:rPr>
+          <w:rFonts w:asciiTheme="majorBidi" w:hAnsiTheme="majorBidi" w:cstheme="majorBidi"/>
+          <w:sz w:val="28"/>
+          <w:szCs w:val="28"/>
+        </w:rPr>
+        <w:t xml:space="preserve"> Ansible already gathered facts at the very beginning of the play. It doesn’t know the hostname changed.</w:t>
+      </w:r>
+    </w:p>
+    <w:p>
+      <w:pPr>
+        <w:jc w:val="both"/>
+        <w:rPr>
+          <w:rFonts w:asciiTheme="majorBidi" w:hAnsiTheme="majorBidi" w:cstheme="majorBidi"/>
+          <w:b/>
+          <w:bCs/>
+          <w:sz w:val="28"/>
+          <w:szCs w:val="28"/>
+        </w:rPr>
+      </w:pPr>
+      <w:r>
+        <w:rPr>
+          <w:rFonts w:asciiTheme="majorBidi" w:hAnsiTheme="majorBidi" w:cstheme="majorBidi"/>
+          <w:b/>
+          <w:bCs/>
+          <w:noProof/>
+          <w:sz w:val="28"/>
+          <w:szCs w:val="28"/>
+        </w:rPr>
+        <mc:AlternateContent>
+          <mc:Choice Requires="wps">
+            <w:drawing>
+              <wp:anchor distT="0" distB="0" distL="114300" distR="114300" simplePos="0" relativeHeight="251667456" behindDoc="0" locked="0" layoutInCell="1" allowOverlap="1" wp14:anchorId="1A6E7618" wp14:editId="0E794297">
+                <wp:simplePos x="0" y="0"/>
+                <wp:positionH relativeFrom="margin">
+                  <wp:align>left</wp:align>
+                </wp:positionH>
+                <wp:positionV relativeFrom="paragraph">
+                  <wp:posOffset>278765</wp:posOffset>
+                </wp:positionV>
+                <wp:extent cx="2324100" cy="1352550"/>
+                <wp:effectExtent l="0" t="0" r="19050" b="19050"/>
+                <wp:wrapNone/>
+                <wp:docPr id="5" name="Rectangle 5"/>
+                <wp:cNvGraphicFramePr/>
+                <a:graphic xmlns:a="http://schemas.openxmlformats.org/drawingml/2006/main">
+                  <a:graphicData uri="http://schemas.microsoft.com/office/word/2010/wordprocessingShape">
+                    <wps:wsp>
+                      <wps:cNvSpPr/>
+                      <wps:spPr>
+                        <a:xfrm>
+                          <a:off x="0" y="0"/>
+                          <a:ext cx="2324100" cy="1352550"/>
+                        </a:xfrm>
+                        <a:prstGeom prst="rect">
+                          <a:avLst/>
+                        </a:prstGeom>
+                      </wps:spPr>
+                      <wps:style>
+                        <a:lnRef idx="2">
+                          <a:schemeClr val="dk1">
+                            <a:shade val="15000"/>
+                          </a:schemeClr>
+                        </a:lnRef>
+                        <a:fillRef idx="1">
+                          <a:schemeClr val="dk1"/>
+                        </a:fillRef>
+                        <a:effectRef idx="0">
+                          <a:schemeClr val="dk1"/>
+                        </a:effectRef>
+                        <a:fontRef idx="minor">
+                          <a:schemeClr val="lt1"/>
+                        </a:fontRef>
+                      </wps:style>
+                      <wps:txbx>
+                        <w:txbxContent>
+                          <w:p>
+                            <w:pPr>
+                              <w:spacing w:after="0"/>
+                              <w:rPr>
+                                <w:rFonts w:asciiTheme="majorBidi" w:hAnsiTheme="majorBidi" w:cstheme="majorBidi"/>
+                                <w:b/>
+                                <w:bCs/>
+                                <w:i/>
+                                <w:iCs/>
+                                <w:sz w:val="28"/>
+                                <w:szCs w:val="28"/>
+                              </w:rPr>
+                            </w:pPr>
+                            <w:r>
+                              <w:rPr>
+                                <w:rFonts w:asciiTheme="majorBidi" w:hAnsiTheme="majorBidi" w:cstheme="majorBidi"/>
+                                <w:b/>
+                                <w:bCs/>
+                                <w:i/>
+                                <w:iCs/>
+                                <w:sz w:val="28"/>
+                                <w:szCs w:val="28"/>
+                              </w:rPr>
+                              <w:t xml:space="preserve">    - name: Update the system</w:t>
+                            </w:r>
+                          </w:p>
+                          <w:p>
+                            <w:pPr>
+                              <w:spacing w:after="0"/>
+                              <w:rPr>
+                                <w:rFonts w:asciiTheme="majorBidi" w:hAnsiTheme="majorBidi" w:cstheme="majorBidi"/>
+                                <w:b/>
+                                <w:bCs/>
+                                <w:i/>
+                                <w:iCs/>
+                                <w:sz w:val="28"/>
+                                <w:szCs w:val="28"/>
+                              </w:rPr>
+                            </w:pPr>
+                            <w:r>
+                              <w:rPr>
+                                <w:rFonts w:asciiTheme="majorBidi" w:hAnsiTheme="majorBidi" w:cstheme="majorBidi"/>
+                                <w:b/>
+                                <w:bCs/>
+                                <w:i/>
+                                <w:iCs/>
+                                <w:sz w:val="28"/>
+                                <w:szCs w:val="28"/>
+                              </w:rPr>
+                              <w:t xml:space="preserve">      hostname:</w:t>
+                            </w:r>
+                          </w:p>
+                          <w:p>
+                            <w:pPr>
+                              <w:spacing w:after="120"/>
+                              <w:rPr>
+                                <w:rFonts w:asciiTheme="majorBidi" w:hAnsiTheme="majorBidi" w:cstheme="majorBidi"/>
+                                <w:b/>
+                                <w:bCs/>
+                                <w:i/>
+                                <w:iCs/>
+                                <w:sz w:val="28"/>
+                                <w:szCs w:val="28"/>
+                              </w:rPr>
+                            </w:pPr>
+                            <w:r>
+                              <w:rPr>
+                                <w:rFonts w:asciiTheme="majorBidi" w:hAnsiTheme="majorBidi" w:cstheme="majorBidi"/>
+                                <w:b/>
+                                <w:bCs/>
+                                <w:i/>
+                                <w:iCs/>
+                                <w:sz w:val="28"/>
+                                <w:szCs w:val="28"/>
+                              </w:rPr>
+                              <w:t xml:space="preserve">        name: newname</w:t>
+                            </w:r>
+                          </w:p>
+                          <w:p>
+                            <w:pPr>
+                              <w:spacing w:after="0"/>
+                              <w:rPr>
+                                <w:rFonts w:asciiTheme="majorBidi" w:hAnsiTheme="majorBidi" w:cstheme="majorBidi"/>
+                                <w:b/>
+                                <w:bCs/>
+                                <w:i/>
+                                <w:iCs/>
+                                <w:sz w:val="28"/>
+                                <w:szCs w:val="28"/>
+                              </w:rPr>
+                            </w:pPr>
+                            <w:r>
+                              <w:rPr>
+                                <w:rFonts w:asciiTheme="majorBidi" w:hAnsiTheme="majorBidi" w:cstheme="majorBidi"/>
+                                <w:b/>
+                                <w:bCs/>
+                                <w:i/>
+                                <w:iCs/>
+                                <w:sz w:val="28"/>
+                                <w:szCs w:val="28"/>
+                              </w:rPr>
+                              <w:t xml:space="preserve">    - name: Refresh facts</w:t>
+                            </w:r>
+                          </w:p>
+                          <w:p>
+                            <w:pPr>
+                              <w:spacing w:after="0"/>
+                              <w:rPr>
+                                <w:rFonts w:asciiTheme="majorBidi" w:hAnsiTheme="majorBidi" w:cstheme="majorBidi"/>
+                                <w:b/>
+                                <w:bCs/>
+                                <w:i/>
+                                <w:iCs/>
+                                <w:sz w:val="28"/>
+                                <w:szCs w:val="28"/>
+                              </w:rPr>
+                            </w:pPr>
+                            <w:r>
+                              <w:rPr>
+                                <w:rFonts w:asciiTheme="majorBidi" w:hAnsiTheme="majorBidi" w:cstheme="majorBidi"/>
+                                <w:b/>
+                                <w:bCs/>
+                                <w:i/>
+                                <w:iCs/>
+                                <w:sz w:val="28"/>
+                                <w:szCs w:val="28"/>
+                              </w:rPr>
+                              <w:t xml:space="preserve">      setup:</w:t>
+                            </w:r>
+                          </w:p>
+                          <w:p>
+                            <w:pPr>
+                              <w:spacing w:after="0"/>
+                              <w:jc w:val="center"/>
+                              <w:rPr>
+                                <w:b/>
+                                <w:bCs/>
+                                <w:i/>
+                                <w:iCs/>
+                              </w:rPr>
+                            </w:pPr>
+                          </w:p>
+                        </w:txbxContent>
+                      </wps:txbx>
+                      <wps:bodyPr rot="0" spcFirstLastPara="0" vertOverflow="overflow" horzOverflow="overflow" vert="horz" wrap="square" lIns="91440" tIns="45720" rIns="91440" bIns="45720" numCol="1" spcCol="0" rtlCol="0" fromWordArt="0" anchor="ctr" anchorCtr="0" forceAA="0" compatLnSpc="1">
+                        <a:prstTxWarp prst="textNoShape">
+                          <a:avLst/>
+                        </a:prstTxWarp>
+                        <a:noAutofit/>
+                      </wps:bodyPr>
+                    </wps:wsp>
+                  </a:graphicData>
+                </a:graphic>
+                <wp14:sizeRelH relativeFrom="margin">
+                  <wp14:pctWidth>0</wp14:pctWidth>
+                </wp14:sizeRelH>
+                <wp14:sizeRelV relativeFrom="margin">
+                  <wp14:pctHeight>0</wp14:pctHeight>
+                </wp14:sizeRelV>
+              </wp:anchor>
+            </w:drawing>
+          </mc:Choice>
+          <mc:Fallback>
+            <w:pict>
+              <v:rect w14:anchorId="1A6E7618" id="Rectangle 5" o:spid="_x0000_s1034" style="position:absolute;left:0;text-align:left;margin-left:0;margin-top:21.95pt;width:183pt;height:106.5pt;z-index:251667456;visibility:visible;mso-wrap-style:square;mso-width-percent:0;mso-height-percent:0;mso-wrap-distance-left:9pt;mso-wrap-distance-top:0;mso-wrap-distance-right:9pt;mso-wrap-distance-bottom:0;mso-position-horizontal:left;mso-position-horizontal-relative:margin;mso-position-vertical:absolute;mso-position-vertical-relative:text;mso-width-percent:0;mso-height-percent:0;mso-width-relative:margin;mso-height-relative:margin;v-text-anchor:middle" o:gfxdata="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" fillcolor="black [3200]" strokecolor="black [480]" strokeweight="1pt">
+                <v:textbox>
+                  <w:txbxContent>
+                    <w:p>
+                      <w:pPr>
+                        <w:spacing w:after="0"/>
+                        <w:rPr>
+                          <w:rFonts w:asciiTheme="majorBidi" w:hAnsiTheme="majorBidi" w:cstheme="majorBidi"/>
+                          <w:b/>
+                          <w:bCs/>
+                          <w:i/>
+                          <w:iCs/>
+                          <w:sz w:val="28"/>
+                          <w:szCs w:val="28"/>
+                        </w:rPr>
+                      </w:pPr>
+                      <w:r>
+                        <w:rPr>
+                          <w:rFonts w:asciiTheme="majorBidi" w:hAnsiTheme="majorBidi" w:cstheme="majorBidi"/>
+                          <w:b/>
+                          <w:bCs/>
+                          <w:i/>
+                          <w:iCs/>
+                          <w:sz w:val="28"/>
+                          <w:szCs w:val="28"/>
+                        </w:rPr>
+                        <w:t xml:space="preserve">    - name: Update the system</w:t>
+                      </w:r>
+                    </w:p>
+                    <w:p>
+                      <w:pPr>
+                        <w:spacing w:after="0"/>
+                        <w:rPr>
+                          <w:rFonts w:asciiTheme="majorBidi" w:hAnsiTheme="majorBidi" w:cstheme="majorBidi"/>
+                          <w:b/>
+                          <w:bCs/>
+                          <w:i/>
+                          <w:iCs/>
+                          <w:sz w:val="28"/>
+                          <w:szCs w:val="28"/>
+                        </w:rPr>
+                      </w:pPr>
+                      <w:r>
+                        <w:rPr>
+                          <w:rFonts w:asciiTheme="majorBidi" w:hAnsiTheme="majorBidi" w:cstheme="majorBidi"/>
+                          <w:b/>
+                          <w:bCs/>
+                          <w:i/>
+                          <w:iCs/>
+                          <w:sz w:val="28"/>
+                          <w:szCs w:val="28"/>
+                        </w:rPr>
+                        <w:t xml:space="preserve">      hostname:</w:t>
+                      </w:r>
+                    </w:p>
+                    <w:p>
+                      <w:pPr>
+                        <w:spacing w:after="120"/>
+                        <w:rPr>
+                          <w:rFonts w:asciiTheme="majorBidi" w:hAnsiTheme="majorBidi" w:cstheme="majorBidi"/>
+                          <w:b/>
+                          <w:bCs/>
+                          <w:i/>
+                          <w:iCs/>
+                          <w:sz w:val="28"/>
+                          <w:szCs w:val="28"/>
+                        </w:rPr>
+                      </w:pPr>
+                      <w:r>
+                        <w:rPr>
+                          <w:rFonts w:asciiTheme="majorBidi" w:hAnsiTheme="majorBidi" w:cstheme="majorBidi"/>
+                          <w:b/>
+                          <w:bCs/>
+                          <w:i/>
+                          <w:iCs/>
+                          <w:sz w:val="28"/>
+                          <w:szCs w:val="28"/>
+                        </w:rPr>
+                        <w:t xml:space="preserve">        name: newname</w:t>
+                      </w:r>
+                    </w:p>
+                    <w:p>
+                      <w:pPr>
+                        <w:spacing w:after="0"/>
+                        <w:rPr>
+                          <w:rFonts w:asciiTheme="majorBidi" w:hAnsiTheme="majorBidi" w:cstheme="majorBidi"/>
+                          <w:b/>
+                          <w:bCs/>
+                          <w:i/>
+                          <w:iCs/>
+                          <w:sz w:val="28"/>
+                          <w:szCs w:val="28"/>
+                        </w:rPr>
+                      </w:pPr>
+                      <w:r>
+                        <w:rPr>
+                          <w:rFonts w:asciiTheme="majorBidi" w:hAnsiTheme="majorBidi" w:cstheme="majorBidi"/>
+                          <w:b/>
+                          <w:bCs/>
+                          <w:i/>
+                          <w:iCs/>
+                          <w:sz w:val="28"/>
+                          <w:szCs w:val="28"/>
+                        </w:rPr>
+                        <w:t xml:space="preserve">    - name: Refresh facts</w:t>
+                      </w:r>
+                    </w:p>
+                    <w:p>
+                      <w:pPr>
+                        <w:spacing w:after="0"/>
+                        <w:rPr>
+                          <w:rFonts w:asciiTheme="majorBidi" w:hAnsiTheme="majorBidi" w:cstheme="majorBidi"/>
+                          <w:b/>
+                          <w:bCs/>
+                          <w:i/>
+                          <w:iCs/>
+                          <w:sz w:val="28"/>
+                          <w:szCs w:val="28"/>
+                        </w:rPr>
+                      </w:pPr>
+                      <w:r>
+                        <w:rPr>
+                          <w:rFonts w:asciiTheme="majorBidi" w:hAnsiTheme="majorBidi" w:cstheme="majorBidi"/>
+                          <w:b/>
+                          <w:bCs/>
+                          <w:i/>
+                          <w:iCs/>
+                          <w:sz w:val="28"/>
+                          <w:szCs w:val="28"/>
+                        </w:rPr>
+                        <w:t xml:space="preserve">      setup:</w:t>
+                      </w:r>
+                    </w:p>
+                    <w:p>
+                      <w:pPr>
+                        <w:spacing w:after="0"/>
+                        <w:jc w:val="center"/>
+                        <w:rPr>
+                          <w:b/>
+                          <w:bCs/>
+                          <w:i/>
+                          <w:iCs/>
+                        </w:rPr>
+                      </w:pPr>
+                    </w:p>
+                  </w:txbxContent>
+                </v:textbox>
+                <w10:wrap anchorx="margin"/>
+              </v:rect>
+            </w:pict>
+          </mc:Fallback>
+        </mc:AlternateContent>
+      </w:r>
+      <w:r>
+        <w:rPr>
+          <w:rFonts w:asciiTheme="majorBidi" w:hAnsiTheme="majorBidi" w:cstheme="majorBidi"/>
+          <w:b/>
+          <w:bCs/>
+          <w:sz w:val="28"/>
+          <w:szCs w:val="28"/>
+        </w:rPr>
+        <w:t>The Fix:</w:t>
+      </w:r>
+    </w:p>
+    <w:p>
+      <w:pPr>
+        <w:jc w:val="both"/>
+        <w:rPr>
+          <w:rFonts w:asciiTheme="majorBidi" w:hAnsiTheme="majorBidi" w:cstheme="majorBidi"/>
+          <w:sz w:val="28"/>
+          <w:szCs w:val="28"/>
+        </w:rPr>
+      </w:pPr>
+    </w:p>
+    <w:p>
+      <w:pPr>
+        <w:jc w:val="both"/>
+        <w:rPr>
+          <w:rFonts w:asciiTheme="majorBidi" w:hAnsiTheme="majorBidi" w:cstheme="majorBidi"/>
+          <w:sz w:val="28"/>
+          <w:szCs w:val="28"/>
+        </w:rPr>
+      </w:pPr>
+    </w:p>
+    <w:p>
+      <w:pPr>
+        <w:jc w:val="both"/>
+        <w:rPr>
+          <w:rFonts w:asciiTheme="majorBidi" w:hAnsiTheme="majorBidi" w:cstheme="majorBidi"/>
+          <w:sz w:val="28"/>
+          <w:szCs w:val="28"/>
+        </w:rPr>
+      </w:pPr>
+    </w:p>
+    <w:p>
+      <w:pPr>
+        <w:jc w:val="both"/>
+        <w:rPr>
+          <w:rFonts w:asciiTheme="majorBidi" w:hAnsiTheme="majorBidi" w:cstheme="majorBidi"/>
+          <w:sz w:val="28"/>
+          <w:szCs w:val="28"/>
+        </w:rPr>
+      </w:pPr>
+    </w:p>
+    <w:p>
+      <w:pPr>
+        <w:jc w:val="both"/>
+        <w:rPr>
+          <w:rFonts w:asciiTheme="majorBidi" w:hAnsiTheme="majorBidi" w:cstheme="majorBidi"/>
+          <w:sz w:val="28"/>
+          <w:szCs w:val="28"/>
+        </w:rPr>
+      </w:pPr>
+      <w:r>
+        <w:rPr>
+          <w:rFonts w:asciiTheme="majorBidi" w:hAnsiTheme="majorBidi" w:cstheme="majorBidi"/>
+          <w:b/>
+          <w:bCs/>
+          <w:sz w:val="28"/>
+          <w:szCs w:val="28"/>
+        </w:rPr>
+        <w:t>The Warning:</w:t>
+      </w:r>
+      <w:r>
+        <w:rPr>
+          <w:rFonts w:asciiTheme="majorBidi" w:hAnsiTheme="majorBidi" w:cstheme="majorBidi"/>
+          <w:sz w:val="28"/>
+          <w:szCs w:val="28"/>
+        </w:rPr>
+        <w:t xml:space="preserve"> Running setup is expensive. Only trigger a re-run if you absolutely need the updated reality of the machine.</w:t>
+      </w:r>
     </w:p>
     <w:sectPr>
       <w:pgSz w:w="11906" w:h="16838" w:code="9"/>
@@ -3886,11 +8471,11 @@
 </file>
 
 <file path=word/numbering.xml><?xml version="1.0" encoding="utf-8"?>
-<w:numbering xmlns:wpc="http://schemas.microsoft.com/office/word/2010/wordprocessingCanvas" xmlns:cx="http://schemas.microsoft.com/office/drawing/2014/chartex" xmlns:cx1="http://schemas.microsoft.com/office/drawing/2015/9/8/chartex" xmlns:cx2="http://schemas.microsoft.com/office/drawing/2015/10/21/chartex" xmlns:cx3="http://schemas.microsoft.com/office/drawing/2016/5/9/chartex" xmlns:cx4="http://schemas.microsoft.com/office/drawing/2016/5/10/chartex" xmlns:cx5="http://schemas.microsoft.com/office/drawing/2016/5/11/chartex" xmlns:cx6="http://schemas.microsoft.com/office/drawing/2016/5/12/chartex" xmlns:cx7="http://schemas.microsoft.com/office/drawing/2016/5/13/chartex" xmlns:cx8="http://schemas.microsoft.com/office/drawing/2016/5/14/chartex" xmlns:mc="http://schemas.openxmlformats.org/markup-compatibility/2006" xmlns:aink="http://schemas.microsoft.com/office/drawing/2016/ink" xmlns:am3d="http://schemas.microsoft.com/office/drawing/2017/model3d" xmlns:o="urn:schemas-microsoft-com:office:office" xmlns:oel="http://schemas.microsoft.com/office/2019/extlst" xmlns:r="http://schemas.openxmlformats.org/officeDocument/2006/relationships" xmlns:m="http://schemas.openxmlformats.org/officeDocument/2006/math" xmlns:v="urn:schemas-microsoft-com:vml" xmlns:wp14="http://schemas.microsoft.com/office/word/2010/wordprocessingDrawing" xmlns:wp="http://schemas.openxmlformats.org/drawingml/2006/wordprocessingDrawing" xmlns:w10="urn:schemas-microsoft-com:office:word" xmlns:w="http://schemas.openxmlformats.org/wordprocessingml/2006/main" xmlns:w14="http://schemas.microsoft.com/office/word/2010/wordml" xmlns:w15="http://schemas.microsoft.com/office/word/2012/wordml" xmlns:w16cex="http://schemas.microsoft.com/office/word/2018/wordml/cex" xmlns:w16cid="http://schemas.microsoft.com/office/word/2016/wordml/cid" xmlns:w16="http://schemas.microsoft.com/office/word/2018/wordml" xmlns:w16du="http://schemas.microsoft.com/office/word/2023/wordml/word16du" xmlns:w16sdtdh="http://schemas.microsoft.com/office/word/2020/wordml/sdtdatahash" xmlns:w16sdtfl="http://schemas.microsoft.com/office/word/2024/wordml/sdtformatlock" xmlns:w16se="http://schemas.microsoft.com/office/word/2015/wordml/symex" xmlns:wpg="http://schemas.microsoft.com/office/word/2010/wordprocessingGroup" xmlns:wpi="http://schemas.microsoft.com/office/word/2010/wordprocessingInk" xmlns:wne="http://schemas.microsoft.com/office/word/2006/wordml" xmlns:wps="http://schemas.microsoft.com/office/word/2010/wordprocessingShape" mc:Ignorable="w14 w15 w16se w16cid w16 w16cex w16sdtdh w16sdtfl w16du wp14">
+<w:numbering xmlns:wpc="http://schemas.microsoft.com/office/word/2010/wordprocessingCanvas" xmlns:cx="http://schemas.microsoft.com/office/drawing/2014/chartex" xmlns:cx1="http://schemas.microsoft.com/office/drawing/2015/9/8/chartex" xmlns:cx2="http://schemas.microsoft.com/office/drawing/2015/10/21/chartex" xmlns:cx3="http://schemas.microsoft.com/office/drawing/2016/5/9/chartex" xmlns:cx4="http://schemas.microsoft.com/office/drawing/2016/5/10/chartex" xmlns:cx5="http://schemas.microsoft.com/office/drawing/2016/5/11/chartex" xmlns:cx6="http://schemas.microsoft.com/office/drawing/2016/5/12/chartex" xmlns:cx7="http://schemas.microsoft.com/office/drawing/2016/5/13/chartex" xmlns:cx8="http://schemas.microsoft.com/office/drawing/2016/5/14/chartex" xmlns:mc="http://schemas.openxmlformats.org/markup-compatibility/2006" xmlns:aink="http://schemas.microsoft.com/office/drawing/2016/ink" xmlns:am3d="http://schemas.microsoft.com/office/drawing/2017/model3d" xmlns:o="urn:schemas-microsoft-com:office:office" xmlns:oel="http://schemas.microsoft.com/office/2019/extlst" xmlns:r="http://schemas.openxmlformats.org/officeDocument/2006/relationships" xmlns:m="http://schemas.openxmlformats.org/officeDocument/2006/math" xmlns:v="urn:schemas-microsoft-com:vml" xmlns:wp14="http://schemas.microsoft.com/office/word/2010/wordprocessingDrawing" xmlns:wp="http://schemas.openxmlformats.org/drawingml/2006/wordprocessingDrawing" xmlns:w10="urn:schemas-microsoft-com:office:word" xmlns:w="http://schemas.openxmlformats.org/wordprocessingml/2006/main" xmlns:w14="http://schemas.microsoft.com/office/word/2010/wordml" xmlns:w15="http://schemas.microsoft.com/office/word/2012/wordml" xmlns:w16cex="http://schemas.microsoft.com/office/word/2018/wordml/cex" xmlns:w16cid="http://schemas.microsoft.com/office/word/2016/wordml/cid" xmlns:w16="http://schemas.microsoft.com/office/word/2018/wordml" xmlns:w16sdtdh="http://schemas.microsoft.com/office/word/2020/wordml/sdtdatahash" xmlns:w16se="http://schemas.microsoft.com/office/word/2015/wordml/symex" xmlns:wpg="http://schemas.microsoft.com/office/word/2010/wordprocessingGroup" xmlns:wpi="http://schemas.microsoft.com/office/word/2010/wordprocessingInk" xmlns:wne="http://schemas.microsoft.com/office/word/2006/wordml" xmlns:wps="http://schemas.microsoft.com/office/word/2010/wordprocessingShape" mc:Ignorable="w14 w15 w16se w16cid w16 w16cex w16sdtdh wp14">
   <w:abstractNum w:abstractNumId="0" w15:restartNumberingAfterBreak="0">
-    <w:nsid w:val="667B59FB"/>
+    <w:nsid w:val="018E533B"/>
     <w:multiLevelType w:val="hybridMultilevel"/>
-    <w:tmpl w:val="75D4A4A0"/>
+    <w:tmpl w:val="A82C19E2"/>
     <w:lvl w:ilvl="0" w:tplc="04090001">
       <w:start w:val="1"/>
       <w:numFmt w:val="bullet"/>
@@ -4000,14 +8585,335 @@
       </w:rPr>
     </w:lvl>
   </w:abstractNum>
+  <w:abstractNum w:abstractNumId="1" w15:restartNumberingAfterBreak="0">
+    <w:nsid w:val="057D2A04"/>
+    <w:multiLevelType w:val="hybridMultilevel"/>
+    <w:tmpl w:val="100A9ABE"/>
+    <w:lvl w:ilvl="0" w:tplc="04090001">
+      <w:start w:val="1"/>
+      <w:numFmt w:val="bullet"/>
+      <w:lvlText w:val=""/>
+      <w:lvlJc w:val="left"/>
+      <w:pPr>
+        <w:ind w:left="720" w:hanging="360"/>
+      </w:pPr>
+      <w:rPr>
+        <w:rFonts w:ascii="Symbol" w:hAnsi="Symbol" w:hint="default"/>
+      </w:rPr>
+    </w:lvl>
+    <w:lvl w:ilvl="1" w:tplc="04090003" w:tentative="1">
+      <w:start w:val="1"/>
+      <w:numFmt w:val="bullet"/>
+      <w:lvlText w:val="o"/>
+      <w:lvlJc w:val="left"/>
+      <w:pPr>
+        <w:ind w:left="1440" w:hanging="360"/>
+      </w:pPr>
+      <w:rPr>
+        <w:rFonts w:ascii="Courier New" w:hAnsi="Courier New" w:cs="Courier New" w:hint="default"/>
+      </w:rPr>
+    </w:lvl>
+    <w:lvl w:ilvl="2" w:tplc="04090005" w:tentative="1">
+      <w:start w:val="1"/>
+      <w:numFmt w:val="bullet"/>
+      <w:lvlText w:val=""/>
+      <w:lvlJc w:val="left"/>
+      <w:pPr>
+        <w:ind w:left="2160" w:hanging="360"/>
+      </w:pPr>
+      <w:rPr>
+        <w:rFonts w:ascii="Wingdings" w:hAnsi="Wingdings" w:hint="default"/>
+      </w:rPr>
+    </w:lvl>
+    <w:lvl w:ilvl="3" w:tplc="04090001" w:tentative="1">
+      <w:start w:val="1"/>
+      <w:numFmt w:val="bullet"/>
+      <w:lvlText w:val=""/>
+      <w:lvlJc w:val="left"/>
+      <w:pPr>
+        <w:ind w:left="2880" w:hanging="360"/>
+      </w:pPr>
+      <w:rPr>
+        <w:rFonts w:ascii="Symbol" w:hAnsi="Symbol" w:hint="default"/>
+      </w:rPr>
+    </w:lvl>
+    <w:lvl w:ilvl="4" w:tplc="04090003" w:tentative="1">
+      <w:start w:val="1"/>
+      <w:numFmt w:val="bullet"/>
+      <w:lvlText w:val="o"/>
+      <w:lvlJc w:val="left"/>
+      <w:pPr>
+        <w:ind w:left="3600" w:hanging="360"/>
+      </w:pPr>
+      <w:rPr>
+        <w:rFonts w:ascii="Courier New" w:hAnsi="Courier New" w:cs="Courier New" w:hint="default"/>
+      </w:rPr>
+    </w:lvl>
+    <w:lvl w:ilvl="5" w:tplc="04090005" w:tentative="1">
+      <w:start w:val="1"/>
+      <w:numFmt w:val="bullet"/>
+      <w:lvlText w:val=""/>
+      <w:lvlJc w:val="left"/>
+      <w:pPr>
+        <w:ind w:left="4320" w:hanging="360"/>
+      </w:pPr>
+      <w:rPr>
+        <w:rFonts w:ascii="Wingdings" w:hAnsi="Wingdings" w:hint="default"/>
+      </w:rPr>
+    </w:lvl>
+    <w:lvl w:ilvl="6" w:tplc="04090001" w:tentative="1">
+      <w:start w:val="1"/>
+      <w:numFmt w:val="bullet"/>
+      <w:lvlText w:val=""/>
+      <w:lvlJc w:val="left"/>
+      <w:pPr>
+        <w:ind w:left="5040" w:hanging="360"/>
+      </w:pPr>
+      <w:rPr>
+        <w:rFonts w:ascii="Symbol" w:hAnsi="Symbol" w:hint="default"/>
+      </w:rPr>
+    </w:lvl>
+    <w:lvl w:ilvl="7" w:tplc="04090003" w:tentative="1">
+      <w:start w:val="1"/>
+      <w:numFmt w:val="bullet"/>
+      <w:lvlText w:val="o"/>
+      <w:lvlJc w:val="left"/>
+      <w:pPr>
+        <w:ind w:left="5760" w:hanging="360"/>
+      </w:pPr>
+      <w:rPr>
+        <w:rFonts w:ascii="Courier New" w:hAnsi="Courier New" w:cs="Courier New" w:hint="default"/>
+      </w:rPr>
+    </w:lvl>
+    <w:lvl w:ilvl="8" w:tplc="04090005" w:tentative="1">
+      <w:start w:val="1"/>
+      <w:numFmt w:val="bullet"/>
+      <w:lvlText w:val=""/>
+      <w:lvlJc w:val="left"/>
+      <w:pPr>
+        <w:ind w:left="6480" w:hanging="360"/>
+      </w:pPr>
+      <w:rPr>
+        <w:rFonts w:ascii="Wingdings" w:hAnsi="Wingdings" w:hint="default"/>
+      </w:rPr>
+    </w:lvl>
+  </w:abstractNum>
+  <w:abstractNum w:abstractNumId="2" w15:restartNumberingAfterBreak="0">
+    <w:nsid w:val="667B59FB"/>
+    <w:multiLevelType w:val="hybridMultilevel"/>
+    <w:tmpl w:val="75D4A4A0"/>
+    <w:lvl w:ilvl="0" w:tplc="04090001">
+      <w:start w:val="1"/>
+      <w:numFmt w:val="bullet"/>
+      <w:lvlText w:val=""/>
+      <w:lvlJc w:val="left"/>
+      <w:pPr>
+        <w:ind w:left="720" w:hanging="360"/>
+      </w:pPr>
+      <w:rPr>
+        <w:rFonts w:ascii="Symbol" w:hAnsi="Symbol" w:hint="default"/>
+      </w:rPr>
+    </w:lvl>
+    <w:lvl w:ilvl="1" w:tplc="04090003" w:tentative="1">
+      <w:start w:val="1"/>
+      <w:numFmt w:val="bullet"/>
+      <w:lvlText w:val="o"/>
+      <w:lvlJc w:val="left"/>
+      <w:pPr>
+        <w:ind w:left="1440" w:hanging="360"/>
+      </w:pPr>
+      <w:rPr>
+        <w:rFonts w:ascii="Courier New" w:hAnsi="Courier New" w:cs="Courier New" w:hint="default"/>
+      </w:rPr>
+    </w:lvl>
+    <w:lvl w:ilvl="2" w:tplc="04090005" w:tentative="1">
+      <w:start w:val="1"/>
+      <w:numFmt w:val="bullet"/>
+      <w:lvlText w:val=""/>
+      <w:lvlJc w:val="left"/>
+      <w:pPr>
+        <w:ind w:left="2160" w:hanging="360"/>
+      </w:pPr>
+      <w:rPr>
+        <w:rFonts w:ascii="Wingdings" w:hAnsi="Wingdings" w:hint="default"/>
+      </w:rPr>
+    </w:lvl>
+    <w:lvl w:ilvl="3" w:tplc="04090001" w:tentative="1">
+      <w:start w:val="1"/>
+      <w:numFmt w:val="bullet"/>
+      <w:lvlText w:val=""/>
+      <w:lvlJc w:val="left"/>
+      <w:pPr>
+        <w:ind w:left="2880" w:hanging="360"/>
+      </w:pPr>
+      <w:rPr>
+        <w:rFonts w:ascii="Symbol" w:hAnsi="Symbol" w:hint="default"/>
+      </w:rPr>
+    </w:lvl>
+    <w:lvl w:ilvl="4" w:tplc="04090003" w:tentative="1">
+      <w:start w:val="1"/>
+      <w:numFmt w:val="bullet"/>
+      <w:lvlText w:val="o"/>
+      <w:lvlJc w:val="left"/>
+      <w:pPr>
+        <w:ind w:left="3600" w:hanging="360"/>
+      </w:pPr>
+      <w:rPr>
+        <w:rFonts w:ascii="Courier New" w:hAnsi="Courier New" w:cs="Courier New" w:hint="default"/>
+      </w:rPr>
+    </w:lvl>
+    <w:lvl w:ilvl="5" w:tplc="04090005" w:tentative="1">
+      <w:start w:val="1"/>
+      <w:numFmt w:val="bullet"/>
+      <w:lvlText w:val=""/>
+      <w:lvlJc w:val="left"/>
+      <w:pPr>
+        <w:ind w:left="4320" w:hanging="360"/>
+      </w:pPr>
+      <w:rPr>
+        <w:rFonts w:ascii="Wingdings" w:hAnsi="Wingdings" w:hint="default"/>
+      </w:rPr>
+    </w:lvl>
+    <w:lvl w:ilvl="6" w:tplc="04090001" w:tentative="1">
+      <w:start w:val="1"/>
+      <w:numFmt w:val="bullet"/>
+      <w:lvlText w:val=""/>
+      <w:lvlJc w:val="left"/>
+      <w:pPr>
+        <w:ind w:left="5040" w:hanging="360"/>
+      </w:pPr>
+      <w:rPr>
+        <w:rFonts w:ascii="Symbol" w:hAnsi="Symbol" w:hint="default"/>
+      </w:rPr>
+    </w:lvl>
+    <w:lvl w:ilvl="7" w:tplc="04090003" w:tentative="1">
+      <w:start w:val="1"/>
+      <w:numFmt w:val="bullet"/>
+      <w:lvlText w:val="o"/>
+      <w:lvlJc w:val="left"/>
+      <w:pPr>
+        <w:ind w:left="5760" w:hanging="360"/>
+      </w:pPr>
+      <w:rPr>
+        <w:rFonts w:ascii="Courier New" w:hAnsi="Courier New" w:cs="Courier New" w:hint="default"/>
+      </w:rPr>
+    </w:lvl>
+    <w:lvl w:ilvl="8" w:tplc="04090005" w:tentative="1">
+      <w:start w:val="1"/>
+      <w:numFmt w:val="bullet"/>
+      <w:lvlText w:val=""/>
+      <w:lvlJc w:val="left"/>
+      <w:pPr>
+        <w:ind w:left="6480" w:hanging="360"/>
+      </w:pPr>
+      <w:rPr>
+        <w:rFonts w:ascii="Wingdings" w:hAnsi="Wingdings" w:hint="default"/>
+      </w:rPr>
+    </w:lvl>
+  </w:abstractNum>
+  <w:abstractNum w:abstractNumId="3" w15:restartNumberingAfterBreak="0">
+    <w:nsid w:val="67FE35CE"/>
+    <w:multiLevelType w:val="hybridMultilevel"/>
+    <w:tmpl w:val="BEDA2E14"/>
+    <w:lvl w:ilvl="0" w:tplc="0409000F">
+      <w:start w:val="1"/>
+      <w:numFmt w:val="decimal"/>
+      <w:lvlText w:val="%1."/>
+      <w:lvlJc w:val="left"/>
+      <w:pPr>
+        <w:ind w:left="720" w:hanging="360"/>
+      </w:pPr>
+    </w:lvl>
+    <w:lvl w:ilvl="1" w:tplc="04090019" w:tentative="1">
+      <w:start w:val="1"/>
+      <w:numFmt w:val="lowerLetter"/>
+      <w:lvlText w:val="%2."/>
+      <w:lvlJc w:val="left"/>
+      <w:pPr>
+        <w:ind w:left="1440" w:hanging="360"/>
+      </w:pPr>
+    </w:lvl>
+    <w:lvl w:ilvl="2" w:tplc="0409001B" w:tentative="1">
+      <w:start w:val="1"/>
+      <w:numFmt w:val="lowerRoman"/>
+      <w:lvlText w:val="%3."/>
+      <w:lvlJc w:val="right"/>
+      <w:pPr>
+        <w:ind w:left="2160" w:hanging="180"/>
+      </w:pPr>
+    </w:lvl>
+    <w:lvl w:ilvl="3" w:tplc="0409000F" w:tentative="1">
+      <w:start w:val="1"/>
+      <w:numFmt w:val="decimal"/>
+      <w:lvlText w:val="%4."/>
+      <w:lvlJc w:val="left"/>
+      <w:pPr>
+        <w:ind w:left="2880" w:hanging="360"/>
+      </w:pPr>
+    </w:lvl>
+    <w:lvl w:ilvl="4" w:tplc="04090019" w:tentative="1">
+      <w:start w:val="1"/>
+      <w:numFmt w:val="lowerLetter"/>
+      <w:lvlText w:val="%5."/>
+      <w:lvlJc w:val="left"/>
+      <w:pPr>
+        <w:ind w:left="3600" w:hanging="360"/>
+      </w:pPr>
+    </w:lvl>
+    <w:lvl w:ilvl="5" w:tplc="0409001B" w:tentative="1">
+      <w:start w:val="1"/>
+      <w:numFmt w:val="lowerRoman"/>
+      <w:lvlText w:val="%6."/>
+      <w:lvlJc w:val="right"/>
+      <w:pPr>
+        <w:ind w:left="4320" w:hanging="180"/>
+      </w:pPr>
+    </w:lvl>
+    <w:lvl w:ilvl="6" w:tplc="0409000F" w:tentative="1">
+      <w:start w:val="1"/>
+      <w:numFmt w:val="decimal"/>
+      <w:lvlText w:val="%7."/>
+      <w:lvlJc w:val="left"/>
+      <w:pPr>
+        <w:ind w:left="5040" w:hanging="360"/>
+      </w:pPr>
+    </w:lvl>
+    <w:lvl w:ilvl="7" w:tplc="04090019" w:tentative="1">
+      <w:start w:val="1"/>
+      <w:numFmt w:val="lowerLetter"/>
+      <w:lvlText w:val="%8."/>
+      <w:lvlJc w:val="left"/>
+      <w:pPr>
+        <w:ind w:left="5760" w:hanging="360"/>
+      </w:pPr>
+    </w:lvl>
+    <w:lvl w:ilvl="8" w:tplc="0409001B" w:tentative="1">
+      <w:start w:val="1"/>
+      <w:numFmt w:val="lowerRoman"/>
+      <w:lvlText w:val="%9."/>
+      <w:lvlJc w:val="right"/>
+      <w:pPr>
+        <w:ind w:left="6480" w:hanging="180"/>
+      </w:pPr>
+    </w:lvl>
+  </w:abstractNum>
   <w:num w:numId="1" w16cid:durableId="452401529">
+    <w:abstractNumId w:val="2"/>
+  </w:num>
+  <w:num w:numId="2" w16cid:durableId="408649628">
+    <w:abstractNumId w:val="3"/>
+  </w:num>
+  <w:num w:numId="3" w16cid:durableId="1550800394">
+    <w:abstractNumId w:val="1"/>
+  </w:num>
+  <w:num w:numId="4" w16cid:durableId="195123362">
     <w:abstractNumId w:val="0"/>
   </w:num>
 </w:numbering>
 </file>
 
 <file path=word/styles.xml><?xml version="1.0" encoding="utf-8"?>
-<w:styles xmlns:mc="http://schemas.openxmlformats.org/markup-compatibility/2006" xmlns:r="http://schemas.openxmlformats.org/officeDocument/2006/relationships" xmlns:w="http://schemas.openxmlformats.org/wordprocessingml/2006/main" xmlns:w14="http://schemas.microsoft.com/office/word/2010/wordml" xmlns:w15="http://schemas.microsoft.com/office/word/2012/wordml" xmlns:w16cex="http://schemas.microsoft.com/office/word/2018/wordml/cex" xmlns:w16cid="http://schemas.microsoft.com/office/word/2016/wordml/cid" xmlns:w16="http://schemas.microsoft.com/office/word/2018/wordml" xmlns:w16du="http://schemas.microsoft.com/office/word/2023/wordml/word16du" xmlns:w16sdtdh="http://schemas.microsoft.com/office/word/2020/wordml/sdtdatahash" xmlns:w16sdtfl="http://schemas.microsoft.com/office/word/2024/wordml/sdtformatlock" xmlns:w16se="http://schemas.microsoft.com/office/word/2015/wordml/symex" mc:Ignorable="w14 w15 w16se w16cid w16 w16cex w16sdtdh w16sdtfl w16du">
+<w:styles xmlns:mc="http://schemas.openxmlformats.org/markup-compatibility/2006" xmlns:r="http://schemas.openxmlformats.org/officeDocument/2006/relationships" xmlns:w="http://schemas.openxmlformats.org/wordprocessingml/2006/main" xmlns:w14="http://schemas.microsoft.com/office/word/2010/wordml" xmlns:w15="http://schemas.microsoft.com/office/word/2012/wordml" xmlns:w16cex="http://schemas.microsoft.com/office/word/2018/wordml/cex" xmlns:w16cid="http://schemas.microsoft.com/office/word/2016/wordml/cid" xmlns:w16="http://schemas.microsoft.com/office/word/2018/wordml" xmlns:w16sdtdh="http://schemas.microsoft.com/office/word/2020/wordml/sdtdatahash" xmlns:w16se="http://schemas.microsoft.com/office/word/2015/wordml/symex" mc:Ignorable="w14 w15 w16se w16cid w16 w16cex w16sdtdh">
   <w:docDefaults>
     <w:rPrDefault>
       <w:rPr>

--- a/Ansible/8-facts.docx
+++ b/Ansible/8-facts.docx
@@ -1,6 +1,6 @@
 
 <file path=word/document.xml><?xml version="1.0" encoding="utf-8"?>
-<w:document xmlns:wpc="http://schemas.microsoft.com/office/word/2010/wordprocessingCanvas" xmlns:cx="http://schemas.microsoft.com/office/drawing/2014/chartex" xmlns:cx1="http://schemas.microsoft.com/office/drawing/2015/9/8/chartex" xmlns:cx2="http://schemas.microsoft.com/office/drawing/2015/10/21/chartex" xmlns:cx3="http://schemas.microsoft.com/office/drawing/2016/5/9/chartex" xmlns:cx4="http://schemas.microsoft.com/office/drawing/2016/5/10/chartex" xmlns:cx5="http://schemas.microsoft.com/office/drawing/2016/5/11/chartex" xmlns:cx6="http://schemas.microsoft.com/office/drawing/2016/5/12/chartex" xmlns:cx7="http://schemas.microsoft.com/office/drawing/2016/5/13/chartex" xmlns:cx8="http://schemas.microsoft.com/office/drawing/2016/5/14/chartex" xmlns:mc="http://schemas.openxmlformats.org/markup-compatibility/2006" xmlns:aink="http://schemas.microsoft.com/office/drawing/2016/ink" xmlns:am3d="http://schemas.microsoft.com/office/drawing/2017/model3d" xmlns:o="urn:schemas-microsoft-com:office:office" xmlns:oel="http://schemas.microsoft.com/office/2019/extlst" xmlns:r="http://schemas.openxmlformats.org/officeDocument/2006/relationships" xmlns:m="http://schemas.openxmlformats.org/officeDocument/2006/math" xmlns:v="urn:schemas-microsoft-com:vml" xmlns:wp14="http://schemas.microsoft.com/office/word/2010/wordprocessingDrawing" xmlns:wp="http://schemas.openxmlformats.org/drawingml/2006/wordprocessingDrawing" xmlns:w10="urn:schemas-microsoft-com:office:word" xmlns:w="http://schemas.openxmlformats.org/wordprocessingml/2006/main" xmlns:w14="http://schemas.microsoft.com/office/word/2010/wordml" xmlns:w15="http://schemas.microsoft.com/office/word/2012/wordml" xmlns:w16cex="http://schemas.microsoft.com/office/word/2018/wordml/cex" xmlns:w16cid="http://schemas.microsoft.com/office/word/2016/wordml/cid" xmlns:w16="http://schemas.microsoft.com/office/word/2018/wordml" xmlns:w16sdtdh="http://schemas.microsoft.com/office/word/2020/wordml/sdtdatahash" xmlns:w16se="http://schemas.microsoft.com/office/word/2015/wordml/symex" xmlns:wpg="http://schemas.microsoft.com/office/word/2010/wordprocessingGroup" xmlns:wpi="http://schemas.microsoft.com/office/word/2010/wordprocessingInk" xmlns:wne="http://schemas.microsoft.com/office/word/2006/wordml" xmlns:wps="http://schemas.microsoft.com/office/word/2010/wordprocessingShape" mc:Ignorable="w14 w15 w16se w16cid w16 w16cex w16sdtdh wp14">
+<w:document xmlns:wpc="http://schemas.microsoft.com/office/word/2010/wordprocessingCanvas" xmlns:cx="http://schemas.microsoft.com/office/drawing/2014/chartex" xmlns:cx1="http://schemas.microsoft.com/office/drawing/2015/9/8/chartex" xmlns:cx2="http://schemas.microsoft.com/office/drawing/2015/10/21/chartex" xmlns:cx3="http://schemas.microsoft.com/office/drawing/2016/5/9/chartex" xmlns:cx4="http://schemas.microsoft.com/office/drawing/2016/5/10/chartex" xmlns:cx5="http://schemas.microsoft.com/office/drawing/2016/5/11/chartex" xmlns:cx6="http://schemas.microsoft.com/office/drawing/2016/5/12/chartex" xmlns:cx7="http://schemas.microsoft.com/office/drawing/2016/5/13/chartex" xmlns:cx8="http://schemas.microsoft.com/office/drawing/2016/5/14/chartex" xmlns:mc="http://schemas.openxmlformats.org/markup-compatibility/2006" xmlns:aink="http://schemas.microsoft.com/office/drawing/2016/ink" xmlns:am3d="http://schemas.microsoft.com/office/drawing/2017/model3d" xmlns:o="urn:schemas-microsoft-com:office:office" xmlns:oel="http://schemas.microsoft.com/office/2019/extlst" xmlns:r="http://schemas.openxmlformats.org/officeDocument/2006/relationships" xmlns:m="http://schemas.openxmlformats.org/officeDocument/2006/math" xmlns:v="urn:schemas-microsoft-com:vml" xmlns:wp14="http://schemas.microsoft.com/office/word/2010/wordprocessingDrawing" xmlns:wp="http://schemas.openxmlformats.org/drawingml/2006/wordprocessingDrawing" xmlns:w10="urn:schemas-microsoft-com:office:word" xmlns:w="http://schemas.openxmlformats.org/wordprocessingml/2006/main" xmlns:w14="http://schemas.microsoft.com/office/word/2010/wordml" xmlns:w15="http://schemas.microsoft.com/office/word/2012/wordml" xmlns:w16cex="http://schemas.microsoft.com/office/word/2018/wordml/cex" xmlns:w16cid="http://schemas.microsoft.com/office/word/2016/wordml/cid" xmlns:w16="http://schemas.microsoft.com/office/word/2018/wordml" xmlns:w16du="http://schemas.microsoft.com/office/word/2023/wordml/word16du" xmlns:w16sdtdh="http://schemas.microsoft.com/office/word/2020/wordml/sdtdatahash" xmlns:w16sdtfl="http://schemas.microsoft.com/office/word/2024/wordml/sdtformatlock" xmlns:w16se="http://schemas.microsoft.com/office/word/2015/wordml/symex" xmlns:wpg="http://schemas.microsoft.com/office/word/2010/wordprocessingGroup" xmlns:wpi="http://schemas.microsoft.com/office/word/2010/wordprocessingInk" xmlns:wne="http://schemas.microsoft.com/office/word/2006/wordml" xmlns:wps="http://schemas.microsoft.com/office/word/2010/wordprocessingShape" mc:Ignorable="w14 w15 w16se w16cid w16 w16cex w16sdtdh w16sdtfl w16du wp14">
   <w:body>
     <w:p>
       <w:pPr>
@@ -82,7 +82,27 @@
           <w:sz w:val="28"/>
           <w:szCs w:val="28"/>
         </w:rPr>
-        <w:t>When you run a playbook, the first task usually says Gathering Facts. This is actually a call to the setup module.</w:t>
+        <w:t xml:space="preserve">When you run a playbook, the first task usually says Gathering Facts. This is actually a call to the </w:t>
+      </w:r>
+      <w:r>
+        <w:rPr>
+          <w:rFonts w:asciiTheme="majorBidi" w:hAnsiTheme="majorBidi" w:cstheme="majorBidi"/>
+          <w:b/>
+          <w:bCs/>
+          <w:i/>
+          <w:iCs/>
+          <w:sz w:val="28"/>
+          <w:szCs w:val="28"/>
+        </w:rPr>
+        <w:t>setup</w:t>
+      </w:r>
+      <w:r>
+        <w:rPr>
+          <w:rFonts w:asciiTheme="majorBidi" w:hAnsiTheme="majorBidi" w:cstheme="majorBidi"/>
+          <w:sz w:val="28"/>
+          <w:szCs w:val="28"/>
+        </w:rPr>
+        <w:t xml:space="preserve"> module.</w:t>
       </w:r>
     </w:p>
     <w:p>
@@ -1658,7 +1678,7 @@
     </w:p>
     <w:p>
       <w:pPr>
-        <w:spacing w:after="100"/>
+        <w:spacing w:after="120"/>
         <w:jc w:val="both"/>
         <w:rPr>
           <w:rFonts w:asciiTheme="majorBidi" w:hAnsiTheme="majorBidi" w:cstheme="majorBidi"/>
@@ -1736,58 +1756,326 @@
         <w:t>ansible_local</w:t>
       </w:r>
       <w:proofErr w:type="spellEnd"/>
-      <w:r>
-        <w:rPr>
-          <w:rFonts w:asciiTheme="majorBidi" w:hAnsiTheme="majorBidi" w:cstheme="majorBidi"/>
-          <w:b/>
-          <w:bCs/>
-          <w:i/>
-          <w:iCs/>
-          <w:sz w:val="28"/>
-          <w:szCs w:val="28"/>
-        </w:rPr>
-        <w:t>']['preferences']['app']['theme'] }}</w:t>
+      <w:proofErr w:type="gramStart"/>
+      <w:r>
+        <w:rPr>
+          <w:rFonts w:asciiTheme="majorBidi" w:hAnsiTheme="majorBidi" w:cstheme="majorBidi"/>
+          <w:b/>
+          <w:bCs/>
+          <w:i/>
+          <w:iCs/>
+          <w:sz w:val="28"/>
+          <w:szCs w:val="28"/>
+        </w:rPr>
+        <w:t>'][</w:t>
+      </w:r>
+      <w:proofErr w:type="gramEnd"/>
+      <w:r>
+        <w:rPr>
+          <w:rFonts w:asciiTheme="majorBidi" w:hAnsiTheme="majorBidi" w:cstheme="majorBidi"/>
+          <w:b/>
+          <w:bCs/>
+          <w:i/>
+          <w:iCs/>
+          <w:sz w:val="28"/>
+          <w:szCs w:val="28"/>
+        </w:rPr>
+        <w:t>'preferences</w:t>
+      </w:r>
+      <w:proofErr w:type="gramStart"/>
+      <w:r>
+        <w:rPr>
+          <w:rFonts w:asciiTheme="majorBidi" w:hAnsiTheme="majorBidi" w:cstheme="majorBidi"/>
+          <w:b/>
+          <w:bCs/>
+          <w:i/>
+          <w:iCs/>
+          <w:sz w:val="28"/>
+          <w:szCs w:val="28"/>
+        </w:rPr>
+        <w:t>'][</w:t>
+      </w:r>
+      <w:proofErr w:type="gramEnd"/>
+      <w:r>
+        <w:rPr>
+          <w:rFonts w:asciiTheme="majorBidi" w:hAnsiTheme="majorBidi" w:cstheme="majorBidi"/>
+          <w:b/>
+          <w:bCs/>
+          <w:i/>
+          <w:iCs/>
+          <w:sz w:val="28"/>
+          <w:szCs w:val="28"/>
+        </w:rPr>
+        <w:t>'app</w:t>
+      </w:r>
+      <w:proofErr w:type="gramStart"/>
+      <w:r>
+        <w:rPr>
+          <w:rFonts w:asciiTheme="majorBidi" w:hAnsiTheme="majorBidi" w:cstheme="majorBidi"/>
+          <w:b/>
+          <w:bCs/>
+          <w:i/>
+          <w:iCs/>
+          <w:sz w:val="28"/>
+          <w:szCs w:val="28"/>
+        </w:rPr>
+        <w:t>'][</w:t>
+      </w:r>
+      <w:proofErr w:type="gramEnd"/>
+      <w:r>
+        <w:rPr>
+          <w:rFonts w:asciiTheme="majorBidi" w:hAnsiTheme="majorBidi" w:cstheme="majorBidi"/>
+          <w:b/>
+          <w:bCs/>
+          <w:i/>
+          <w:iCs/>
+          <w:sz w:val="28"/>
+          <w:szCs w:val="28"/>
+        </w:rPr>
+        <w:t>'theme'</w:t>
+      </w:r>
+      <w:proofErr w:type="gramStart"/>
+      <w:r>
+        <w:rPr>
+          <w:rFonts w:asciiTheme="majorBidi" w:hAnsiTheme="majorBidi" w:cstheme="majorBidi"/>
+          <w:b/>
+          <w:bCs/>
+          <w:i/>
+          <w:iCs/>
+          <w:sz w:val="28"/>
+          <w:szCs w:val="28"/>
+        </w:rPr>
+        <w:t>] }</w:t>
+      </w:r>
+      <w:proofErr w:type="gramEnd"/>
+      <w:r>
+        <w:rPr>
+          <w:rFonts w:asciiTheme="majorBidi" w:hAnsiTheme="majorBidi" w:cstheme="majorBidi"/>
+          <w:b/>
+          <w:bCs/>
+          <w:i/>
+          <w:iCs/>
+          <w:sz w:val="28"/>
+          <w:szCs w:val="28"/>
+        </w:rPr>
+        <w:t>}</w:t>
       </w:r>
     </w:p>
     <w:p>
       <w:pPr>
+        <w:spacing w:after="40"/>
+        <w:jc w:val="both"/>
+        <w:rPr>
+          <w:rFonts w:asciiTheme="majorBidi" w:hAnsiTheme="majorBidi" w:cstheme="majorBidi"/>
+          <w:b/>
+          <w:bCs/>
+          <w:sz w:val="30"/>
+          <w:szCs w:val="30"/>
+        </w:rPr>
+      </w:pPr>
+      <w:r>
+        <w:rPr>
+          <w:rFonts w:asciiTheme="majorBidi" w:hAnsiTheme="majorBidi" w:cstheme="majorBidi"/>
+          <w:b/>
+          <w:bCs/>
+          <w:sz w:val="30"/>
+          <w:szCs w:val="30"/>
+        </w:rPr>
+        <w:t>The Mechanics: How the “Agentless” Agent works</w:t>
+      </w:r>
+    </w:p>
+    <w:p>
+      <w:pPr>
+        <w:jc w:val="both"/>
+        <w:rPr>
+          <w:rFonts w:asciiTheme="majorBidi" w:hAnsiTheme="majorBidi" w:cstheme="majorBidi"/>
+          <w:sz w:val="28"/>
+          <w:szCs w:val="28"/>
+        </w:rPr>
+      </w:pPr>
+      <w:r>
+        <w:rPr>
+          <w:rFonts w:asciiTheme="majorBidi" w:hAnsiTheme="majorBidi" w:cstheme="majorBidi"/>
+          <w:sz w:val="28"/>
+          <w:szCs w:val="28"/>
+        </w:rPr>
+        <w:t xml:space="preserve">Ansible is agentless, </w:t>
+      </w:r>
+      <w:proofErr w:type="gramStart"/>
+      <w:r>
+        <w:rPr>
+          <w:rFonts w:asciiTheme="majorBidi" w:hAnsiTheme="majorBidi" w:cstheme="majorBidi"/>
+          <w:sz w:val="28"/>
+          <w:szCs w:val="28"/>
+        </w:rPr>
+        <w:t>So</w:t>
+      </w:r>
+      <w:proofErr w:type="gramEnd"/>
+      <w:r>
+        <w:rPr>
+          <w:rFonts w:asciiTheme="majorBidi" w:hAnsiTheme="majorBidi" w:cstheme="majorBidi"/>
+          <w:sz w:val="28"/>
+          <w:szCs w:val="28"/>
+        </w:rPr>
+        <w:t xml:space="preserve"> how can a file in </w:t>
+      </w:r>
+      <w:r>
+        <w:rPr>
+          <w:rFonts w:asciiTheme="majorBidi" w:hAnsiTheme="majorBidi" w:cstheme="majorBidi"/>
+          <w:b/>
+          <w:bCs/>
+          <w:i/>
+          <w:iCs/>
+          <w:sz w:val="28"/>
+          <w:szCs w:val="28"/>
+        </w:rPr>
+        <w:t>/</w:t>
+      </w:r>
+      <w:proofErr w:type="spellStart"/>
+      <w:r>
+        <w:rPr>
+          <w:rFonts w:asciiTheme="majorBidi" w:hAnsiTheme="majorBidi" w:cstheme="majorBidi"/>
+          <w:b/>
+          <w:bCs/>
+          <w:i/>
+          <w:iCs/>
+          <w:sz w:val="28"/>
+          <w:szCs w:val="28"/>
+        </w:rPr>
+        <w:t>etc</w:t>
+      </w:r>
+      <w:proofErr w:type="spellEnd"/>
+      <w:r>
+        <w:rPr>
+          <w:rFonts w:asciiTheme="majorBidi" w:hAnsiTheme="majorBidi" w:cstheme="majorBidi"/>
+          <w:b/>
+          <w:bCs/>
+          <w:i/>
+          <w:iCs/>
+          <w:sz w:val="28"/>
+          <w:szCs w:val="28"/>
+        </w:rPr>
+        <w:t>/ansible/</w:t>
+      </w:r>
+      <w:proofErr w:type="spellStart"/>
+      <w:proofErr w:type="gramStart"/>
+      <w:r>
+        <w:rPr>
+          <w:rFonts w:asciiTheme="majorBidi" w:hAnsiTheme="majorBidi" w:cstheme="majorBidi"/>
+          <w:b/>
+          <w:bCs/>
+          <w:i/>
+          <w:iCs/>
+          <w:sz w:val="28"/>
+          <w:szCs w:val="28"/>
+        </w:rPr>
+        <w:t>facts.d</w:t>
+      </w:r>
+      <w:proofErr w:type="spellEnd"/>
+      <w:proofErr w:type="gramEnd"/>
+      <w:r>
+        <w:rPr>
+          <w:rFonts w:asciiTheme="majorBidi" w:hAnsiTheme="majorBidi" w:cstheme="majorBidi"/>
+          <w:b/>
+          <w:bCs/>
+          <w:i/>
+          <w:iCs/>
+          <w:sz w:val="28"/>
+          <w:szCs w:val="28"/>
+        </w:rPr>
+        <w:t>/</w:t>
+      </w:r>
+      <w:r>
+        <w:rPr>
+          <w:rFonts w:asciiTheme="majorBidi" w:hAnsiTheme="majorBidi" w:cstheme="majorBidi"/>
+          <w:sz w:val="28"/>
+          <w:szCs w:val="28"/>
+        </w:rPr>
+        <w:t xml:space="preserve"> possibly influence the control node?</w:t>
+      </w:r>
+    </w:p>
+    <w:p>
+      <w:pPr>
         <w:spacing w:after="60"/>
         <w:jc w:val="both"/>
         <w:rPr>
           <w:rFonts w:asciiTheme="majorBidi" w:hAnsiTheme="majorBidi" w:cstheme="majorBidi"/>
-          <w:b/>
-          <w:bCs/>
-          <w:sz w:val="30"/>
-          <w:szCs w:val="30"/>
-        </w:rPr>
-      </w:pPr>
-      <w:r>
-        <w:rPr>
-          <w:rFonts w:asciiTheme="majorBidi" w:hAnsiTheme="majorBidi" w:cstheme="majorBidi"/>
-          <w:b/>
-          <w:bCs/>
-          <w:sz w:val="30"/>
-          <w:szCs w:val="30"/>
-        </w:rPr>
-        <w:t>The Mechanics: How the “Agentless” Agent works</w:t>
-      </w:r>
-    </w:p>
-    <w:p>
-      <w:pPr>
-        <w:jc w:val="both"/>
-        <w:rPr>
-          <w:rFonts w:asciiTheme="majorBidi" w:hAnsiTheme="majorBidi" w:cstheme="majorBidi"/>
-          <w:sz w:val="28"/>
-          <w:szCs w:val="28"/>
-        </w:rPr>
-      </w:pPr>
-      <w:r>
-        <w:rPr>
-          <w:rFonts w:asciiTheme="majorBidi" w:hAnsiTheme="majorBidi" w:cstheme="majorBidi"/>
-          <w:sz w:val="28"/>
-          <w:szCs w:val="28"/>
-        </w:rPr>
-        <w:t xml:space="preserve">Ansible is agentless, So how can a file in </w:t>
+          <w:sz w:val="28"/>
+          <w:szCs w:val="28"/>
+        </w:rPr>
+      </w:pPr>
+      <w:r>
+        <w:rPr>
+          <w:rFonts w:asciiTheme="majorBidi" w:hAnsiTheme="majorBidi" w:cstheme="majorBidi"/>
+          <w:b/>
+          <w:bCs/>
+          <w:sz w:val="28"/>
+          <w:szCs w:val="28"/>
+        </w:rPr>
+        <w:lastRenderedPageBreak/>
+        <w:t>The setup Module’s Secret Task:</w:t>
+      </w:r>
+      <w:r>
+        <w:rPr>
+          <w:rFonts w:asciiTheme="majorBidi" w:hAnsiTheme="majorBidi" w:cstheme="majorBidi"/>
+          <w:sz w:val="28"/>
+          <w:szCs w:val="28"/>
+        </w:rPr>
+        <w:t xml:space="preserve"> When you run </w:t>
+      </w:r>
+      <w:proofErr w:type="spellStart"/>
+      <w:r>
+        <w:rPr>
+          <w:rFonts w:asciiTheme="majorBidi" w:hAnsiTheme="majorBidi" w:cstheme="majorBidi"/>
+          <w:b/>
+          <w:bCs/>
+          <w:i/>
+          <w:iCs/>
+          <w:sz w:val="28"/>
+          <w:szCs w:val="28"/>
+        </w:rPr>
+        <w:t>gather_facts</w:t>
+      </w:r>
+      <w:proofErr w:type="spellEnd"/>
+      <w:r>
+        <w:rPr>
+          <w:rFonts w:asciiTheme="majorBidi" w:hAnsiTheme="majorBidi" w:cstheme="majorBidi"/>
+          <w:b/>
+          <w:bCs/>
+          <w:i/>
+          <w:iCs/>
+          <w:sz w:val="28"/>
+          <w:szCs w:val="28"/>
+        </w:rPr>
+        <w:t>: yes</w:t>
+      </w:r>
+      <w:r>
+        <w:rPr>
+          <w:rFonts w:asciiTheme="majorBidi" w:hAnsiTheme="majorBidi" w:cstheme="majorBidi"/>
+          <w:sz w:val="28"/>
+          <w:szCs w:val="28"/>
+        </w:rPr>
+        <w:t xml:space="preserve">, the </w:t>
+      </w:r>
+      <w:r>
+        <w:rPr>
+          <w:rFonts w:asciiTheme="majorBidi" w:hAnsiTheme="majorBidi" w:cstheme="majorBidi"/>
+          <w:b/>
+          <w:bCs/>
+          <w:i/>
+          <w:iCs/>
+          <w:sz w:val="28"/>
+          <w:szCs w:val="28"/>
+        </w:rPr>
+        <w:t>setup</w:t>
+      </w:r>
+      <w:r>
+        <w:rPr>
+          <w:rFonts w:asciiTheme="majorBidi" w:hAnsiTheme="majorBidi" w:cstheme="majorBidi"/>
+          <w:sz w:val="28"/>
+          <w:szCs w:val="28"/>
+        </w:rPr>
+        <w:t xml:space="preserve"> module doesn’t just look at OS settings. It is programmed to check if the directory </w:t>
       </w:r>
       <w:r>
         <w:rPr>
@@ -1861,93 +2149,7 @@
           <w:sz w:val="28"/>
           <w:szCs w:val="28"/>
         </w:rPr>
-        <w:t xml:space="preserve"> possibly influence the control node?</w:t>
-      </w:r>
-    </w:p>
-    <w:p>
-      <w:pPr>
-        <w:spacing w:after="60"/>
-        <w:jc w:val="both"/>
-        <w:rPr>
-          <w:rFonts w:asciiTheme="majorBidi" w:hAnsiTheme="majorBidi" w:cstheme="majorBidi"/>
-          <w:sz w:val="28"/>
-          <w:szCs w:val="28"/>
-        </w:rPr>
-      </w:pPr>
-      <w:r>
-        <w:rPr>
-          <w:rFonts w:asciiTheme="majorBidi" w:hAnsiTheme="majorBidi" w:cstheme="majorBidi"/>
-          <w:b/>
-          <w:bCs/>
-          <w:sz w:val="28"/>
-          <w:szCs w:val="28"/>
-        </w:rPr>
-        <w:lastRenderedPageBreak/>
-        <w:t>The setup Module’s Secret Task:</w:t>
-      </w:r>
-      <w:r>
-        <w:rPr>
-          <w:rFonts w:asciiTheme="majorBidi" w:hAnsiTheme="majorBidi" w:cstheme="majorBidi"/>
-          <w:sz w:val="28"/>
-          <w:szCs w:val="28"/>
-        </w:rPr>
-        <w:t xml:space="preserve"> When you run </w:t>
-      </w:r>
-      <w:proofErr w:type="spellStart"/>
-      <w:r>
-        <w:rPr>
-          <w:rFonts w:asciiTheme="majorBidi" w:hAnsiTheme="majorBidi" w:cstheme="majorBidi"/>
-          <w:sz w:val="28"/>
-          <w:szCs w:val="28"/>
-        </w:rPr>
-        <w:t>gather_facts</w:t>
-      </w:r>
-      <w:proofErr w:type="spellEnd"/>
-      <w:r>
-        <w:rPr>
-          <w:rFonts w:asciiTheme="majorBidi" w:hAnsiTheme="majorBidi" w:cstheme="majorBidi"/>
-          <w:sz w:val="28"/>
-          <w:szCs w:val="28"/>
-        </w:rPr>
-        <w:t>: yes, the setup module doesn’t just look at OS settings. It is programmed to check if the directory /</w:t>
-      </w:r>
-      <w:proofErr w:type="spellStart"/>
-      <w:r>
-        <w:rPr>
-          <w:rFonts w:asciiTheme="majorBidi" w:hAnsiTheme="majorBidi" w:cstheme="majorBidi"/>
-          <w:sz w:val="28"/>
-          <w:szCs w:val="28"/>
-        </w:rPr>
-        <w:t>etc</w:t>
-      </w:r>
-      <w:proofErr w:type="spellEnd"/>
-      <w:r>
-        <w:rPr>
-          <w:rFonts w:asciiTheme="majorBidi" w:hAnsiTheme="majorBidi" w:cstheme="majorBidi"/>
-          <w:sz w:val="28"/>
-          <w:szCs w:val="28"/>
-        </w:rPr>
-        <w:t>/ansible/</w:t>
-      </w:r>
-      <w:proofErr w:type="spellStart"/>
-      <w:proofErr w:type="gramStart"/>
-      <w:r>
-        <w:rPr>
-          <w:rFonts w:asciiTheme="majorBidi" w:hAnsiTheme="majorBidi" w:cstheme="majorBidi"/>
-          <w:sz w:val="28"/>
-          <w:szCs w:val="28"/>
-        </w:rPr>
-        <w:t>facts.d</w:t>
-      </w:r>
-      <w:proofErr w:type="spellEnd"/>
-      <w:proofErr w:type="gramEnd"/>
-      <w:r>
-        <w:rPr>
-          <w:rFonts w:asciiTheme="majorBidi" w:hAnsiTheme="majorBidi" w:cstheme="majorBidi"/>
-          <w:sz w:val="28"/>
-          <w:szCs w:val="28"/>
-        </w:rPr>
-        <w:t>/ exists on the remote host.</w:t>
+        <w:t xml:space="preserve"> exists on the remote host.</w:t>
       </w:r>
     </w:p>
     <w:p>
@@ -2023,12 +2225,28 @@
           <w:sz w:val="28"/>
           <w:szCs w:val="28"/>
         </w:rPr>
-        <w:t>If it finds an .</w:t>
+        <w:t xml:space="preserve">If it finds an </w:t>
+      </w:r>
+      <w:r>
+        <w:rPr>
+          <w:rFonts w:asciiTheme="majorBidi" w:hAnsiTheme="majorBidi" w:cstheme="majorBidi"/>
+          <w:b/>
+          <w:bCs/>
+          <w:i/>
+          <w:iCs/>
+          <w:sz w:val="28"/>
+          <w:szCs w:val="28"/>
+        </w:rPr>
+        <w:t>.</w:t>
       </w:r>
       <w:proofErr w:type="spellStart"/>
       <w:r>
         <w:rPr>
           <w:rFonts w:asciiTheme="majorBidi" w:hAnsiTheme="majorBidi" w:cstheme="majorBidi"/>
+          <w:b/>
+          <w:bCs/>
+          <w:i/>
+          <w:iCs/>
           <w:sz w:val="28"/>
           <w:szCs w:val="28"/>
         </w:rPr>
@@ -2041,12 +2259,28 @@
           <w:sz w:val="28"/>
           <w:szCs w:val="28"/>
         </w:rPr>
-        <w:t xml:space="preserve"> or .</w:t>
+        <w:t xml:space="preserve"> or </w:t>
+      </w:r>
+      <w:r>
+        <w:rPr>
+          <w:rFonts w:asciiTheme="majorBidi" w:hAnsiTheme="majorBidi" w:cstheme="majorBidi"/>
+          <w:b/>
+          <w:bCs/>
+          <w:i/>
+          <w:iCs/>
+          <w:sz w:val="28"/>
+          <w:szCs w:val="28"/>
+        </w:rPr>
+        <w:t>.</w:t>
       </w:r>
       <w:proofErr w:type="spellStart"/>
       <w:r>
         <w:rPr>
           <w:rFonts w:asciiTheme="majorBidi" w:hAnsiTheme="majorBidi" w:cstheme="majorBidi"/>
+          <w:b/>
+          <w:bCs/>
+          <w:i/>
+          <w:iCs/>
           <w:sz w:val="28"/>
           <w:szCs w:val="28"/>
         </w:rPr>
@@ -2223,6 +2457,7 @@
     </w:p>
     <w:p>
       <w:pPr>
+        <w:spacing w:after="80"/>
         <w:jc w:val="both"/>
         <w:rPr>
           <w:rFonts w:asciiTheme="majorBidi" w:hAnsiTheme="majorBidi" w:cstheme="majorBidi"/>
@@ -2385,6 +2620,7 @@
                                 <w:bCs/>
                                 <w:i/>
                                 <w:iCs/>
+                                <w:color w:val="808080" w:themeColor="background1" w:themeShade="80"/>
                                 <w:sz w:val="28"/>
                                 <w:szCs w:val="28"/>
                               </w:rPr>
@@ -2396,6 +2632,7 @@
                                 <w:bCs/>
                                 <w:i/>
                                 <w:iCs/>
+                                <w:color w:val="808080" w:themeColor="background1" w:themeShade="80"/>
                                 <w:sz w:val="28"/>
                                 <w:szCs w:val="28"/>
                               </w:rPr>
@@ -2566,6 +2803,7 @@
                           <w:bCs/>
                           <w:i/>
                           <w:iCs/>
+                          <w:color w:val="808080" w:themeColor="background1" w:themeShade="80"/>
                           <w:sz w:val="28"/>
                           <w:szCs w:val="28"/>
                         </w:rPr>
@@ -2577,6 +2815,7 @@
                           <w:bCs/>
                           <w:i/>
                           <w:iCs/>
+                          <w:color w:val="808080" w:themeColor="background1" w:themeShade="80"/>
                           <w:sz w:val="28"/>
                           <w:szCs w:val="28"/>
                         </w:rPr>
@@ -3195,7 +3434,46 @@
                                 <w:sz w:val="26"/>
                                 <w:szCs w:val="26"/>
                               </w:rPr>
-                              <w:t>_status.backup_last_run</w:t>
+                              <w:t>_</w:t>
+                            </w:r>
+                            <w:proofErr w:type="gramStart"/>
+                            <w:r>
+                              <w:rPr>
+                                <w:rFonts w:asciiTheme="majorBidi" w:hAnsiTheme="majorBidi" w:cstheme="majorBidi"/>
+                                <w:b/>
+                                <w:bCs/>
+                                <w:i/>
+                                <w:iCs/>
+                                <w:sz w:val="26"/>
+                                <w:szCs w:val="26"/>
+                              </w:rPr>
+                              <w:t>status.backup</w:t>
+                            </w:r>
+                            <w:proofErr w:type="gramEnd"/>
+                            <w:r>
+                              <w:rPr>
+                                <w:rFonts w:asciiTheme="majorBidi" w:hAnsiTheme="majorBidi" w:cstheme="majorBidi"/>
+                                <w:b/>
+                                <w:bCs/>
+                                <w:i/>
+                                <w:iCs/>
+                                <w:sz w:val="26"/>
+                                <w:szCs w:val="26"/>
+                              </w:rPr>
+                              <w:t>_last_</w:t>
+                            </w:r>
+                            <w:proofErr w:type="gramStart"/>
+                            <w:r>
+                              <w:rPr>
+                                <w:rFonts w:asciiTheme="majorBidi" w:hAnsiTheme="majorBidi" w:cstheme="majorBidi"/>
+                                <w:b/>
+                                <w:bCs/>
+                                <w:i/>
+                                <w:iCs/>
+                                <w:sz w:val="26"/>
+                                <w:szCs w:val="26"/>
+                              </w:rPr>
+                              <w:t>run</w:t>
                             </w:r>
                             <w:proofErr w:type="spellEnd"/>
                             <w:r>
@@ -3210,6 +3488,7 @@
                               </w:rPr>
                               <w:t xml:space="preserve"> }}"</w:t>
                             </w:r>
+                            <w:proofErr w:type="gramEnd"/>
                           </w:p>
                           <w:p>
                             <w:pPr>
@@ -5211,7 +5490,27 @@
           <w:sz w:val="28"/>
           <w:szCs w:val="28"/>
         </w:rPr>
-        <w:t xml:space="preserve">Facts gatherable by setup have lower precedence than your manually defined vars or </w:t>
+        <w:t xml:space="preserve">Facts gatherable by </w:t>
+      </w:r>
+      <w:r>
+        <w:rPr>
+          <w:rFonts w:asciiTheme="majorBidi" w:hAnsiTheme="majorBidi" w:cstheme="majorBidi"/>
+          <w:b/>
+          <w:bCs/>
+          <w:i/>
+          <w:iCs/>
+          <w:sz w:val="28"/>
+          <w:szCs w:val="28"/>
+        </w:rPr>
+        <w:t>setup</w:t>
+      </w:r>
+      <w:r>
+        <w:rPr>
+          <w:rFonts w:asciiTheme="majorBidi" w:hAnsiTheme="majorBidi" w:cstheme="majorBidi"/>
+          <w:sz w:val="28"/>
+          <w:szCs w:val="28"/>
+        </w:rPr>
+        <w:t xml:space="preserve"> have lower precedence than your manually defined vars or </w:t>
       </w:r>
       <w:proofErr w:type="spellStart"/>
       <w:r>
@@ -5797,9 +6096,23 @@
           <w:sz w:val="28"/>
           <w:szCs w:val="28"/>
         </w:rPr>
-        <w:t>_facts.distribution</w:t>
+        <w:t>_</w:t>
+      </w:r>
+      <w:proofErr w:type="gramStart"/>
+      <w:r>
+        <w:rPr>
+          <w:rFonts w:asciiTheme="majorBidi" w:hAnsiTheme="majorBidi" w:cstheme="majorBidi"/>
+          <w:b/>
+          <w:bCs/>
+          <w:i/>
+          <w:iCs/>
+          <w:sz w:val="28"/>
+          <w:szCs w:val="28"/>
+        </w:rPr>
+        <w:t>facts.distribution</w:t>
       </w:r>
       <w:proofErr w:type="spellEnd"/>
+      <w:proofErr w:type="gramEnd"/>
       <w:r>
         <w:rPr>
           <w:rFonts w:asciiTheme="majorBidi" w:hAnsiTheme="majorBidi" w:cstheme="majorBidi"/>
@@ -5833,17 +6146,7 @@
           <w:sz w:val="32"/>
           <w:szCs w:val="32"/>
         </w:rPr>
-        <w:t>Summary</w:t>
-      </w:r>
-      <w:r>
-        <w:rPr>
-          <w:rFonts w:asciiTheme="majorBidi" w:hAnsiTheme="majorBidi" w:cstheme="majorBidi"/>
-          <w:b/>
-          <w:bCs/>
-          <w:sz w:val="32"/>
-          <w:szCs w:val="32"/>
-        </w:rPr>
-        <w:t>:</w:t>
+        <w:t>Summary:</w:t>
       </w:r>
     </w:p>
     <w:p>
@@ -5877,15 +6180,7 @@
           <w:sz w:val="28"/>
           <w:szCs w:val="28"/>
         </w:rPr>
-        <w:t xml:space="preserve"> </w:t>
-      </w:r>
-      <w:r>
-        <w:rPr>
-          <w:rFonts w:asciiTheme="majorBidi" w:hAnsiTheme="majorBidi" w:cstheme="majorBidi"/>
-          <w:sz w:val="28"/>
-          <w:szCs w:val="28"/>
-        </w:rPr>
-        <w:t>→ The engine that discovers reality.</w:t>
+        <w:t xml:space="preserve"> → The engine that discovers reality.</w:t>
       </w:r>
     </w:p>
     <w:p>
@@ -5923,15 +6218,7 @@
           <w:sz w:val="28"/>
           <w:szCs w:val="28"/>
         </w:rPr>
-        <w:t xml:space="preserve"> </w:t>
-      </w:r>
-      <w:r>
-        <w:rPr>
-          <w:rFonts w:asciiTheme="majorBidi" w:hAnsiTheme="majorBidi" w:cstheme="majorBidi"/>
-          <w:sz w:val="28"/>
-          <w:szCs w:val="28"/>
-        </w:rPr>
-        <w:t>→ The structured dictionary where all reality is stored.</w:t>
+        <w:t xml:space="preserve"> → The structured dictionary where all reality is stored.</w:t>
       </w:r>
     </w:p>
     <w:p>
@@ -5965,15 +6252,7 @@
           <w:sz w:val="28"/>
           <w:szCs w:val="28"/>
         </w:rPr>
-        <w:t xml:space="preserve"> </w:t>
-      </w:r>
-      <w:r>
-        <w:rPr>
-          <w:rFonts w:asciiTheme="majorBidi" w:hAnsiTheme="majorBidi" w:cstheme="majorBidi"/>
-          <w:sz w:val="28"/>
-          <w:szCs w:val="28"/>
-        </w:rPr>
-        <w:t xml:space="preserve">→ </w:t>
+        <w:t xml:space="preserve"> → </w:t>
       </w:r>
       <w:r>
         <w:rPr>
@@ -6039,35 +6318,15 @@
           <w:sz w:val="28"/>
           <w:szCs w:val="28"/>
         </w:rPr>
-        <w:t>/</w:t>
-      </w:r>
-      <w:r>
-        <w:rPr>
-          <w:rFonts w:asciiTheme="majorBidi" w:hAnsiTheme="majorBidi" w:cstheme="majorBidi"/>
-          <w:b/>
-          <w:bCs/>
-          <w:i/>
-          <w:iCs/>
-          <w:sz w:val="28"/>
-          <w:szCs w:val="28"/>
-        </w:rPr>
-        <w:t xml:space="preserve"> </w:t>
-      </w:r>
-      <w:r>
-        <w:rPr>
-          <w:rFonts w:asciiTheme="majorBidi" w:hAnsiTheme="majorBidi" w:cstheme="majorBidi"/>
-          <w:sz w:val="28"/>
-          <w:szCs w:val="28"/>
-        </w:rPr>
-        <w:t xml:space="preserve">- </w:t>
-      </w:r>
-      <w:r>
-        <w:rPr>
-          <w:rFonts w:asciiTheme="majorBidi" w:hAnsiTheme="majorBidi" w:cstheme="majorBidi"/>
-          <w:sz w:val="28"/>
-          <w:szCs w:val="28"/>
-        </w:rPr>
-        <w:t>allowing hosts to report their own context.</w:t>
+        <w:t xml:space="preserve">/ </w:t>
+      </w:r>
+      <w:r>
+        <w:rPr>
+          <w:rFonts w:asciiTheme="majorBidi" w:hAnsiTheme="majorBidi" w:cstheme="majorBidi"/>
+          <w:sz w:val="28"/>
+          <w:szCs w:val="28"/>
+        </w:rPr>
+        <w:t>- allowing hosts to report their own context.</w:t>
       </w:r>
     </w:p>
     <w:p>
@@ -6101,15 +6360,7 @@
           <w:sz w:val="28"/>
           <w:szCs w:val="28"/>
         </w:rPr>
-        <w:t xml:space="preserve"> </w:t>
-      </w:r>
-      <w:r>
-        <w:rPr>
-          <w:rFonts w:asciiTheme="majorBidi" w:hAnsiTheme="majorBidi" w:cstheme="majorBidi"/>
-          <w:sz w:val="28"/>
-          <w:szCs w:val="28"/>
-        </w:rPr>
-        <w:t>→ Persistent storage (Redis/Files) to avoid redundant discovery.</w:t>
+        <w:t xml:space="preserve"> → Persistent storage (Redis/Files) to avoid redundant discovery.</w:t>
       </w:r>
     </w:p>
     <w:p>
@@ -6148,15 +6399,7 @@
           <w:sz w:val="28"/>
           <w:szCs w:val="28"/>
         </w:rPr>
-        <w:t xml:space="preserve"> </w:t>
-      </w:r>
-      <w:r>
-        <w:rPr>
-          <w:rFonts w:asciiTheme="majorBidi" w:hAnsiTheme="majorBidi" w:cstheme="majorBidi"/>
-          <w:sz w:val="28"/>
-          <w:szCs w:val="28"/>
-        </w:rPr>
-        <w:t>→ Optimization technique to restrict what Ansible probes.</w:t>
+        <w:t xml:space="preserve"> → Optimization technique to restrict what Ansible probes.</w:t>
       </w:r>
     </w:p>
     <w:p>
@@ -6411,6 +6654,8 @@
       <w:r>
         <w:rPr>
           <w:rFonts w:asciiTheme="majorBidi" w:hAnsiTheme="majorBidi" w:cstheme="majorBidi"/>
+          <w:b/>
+          <w:bCs/>
           <w:noProof/>
           <w:sz w:val="28"/>
           <w:szCs w:val="28"/>
@@ -6820,10 +7065,20 @@
       <w:r>
         <w:rPr>
           <w:rFonts w:asciiTheme="majorBidi" w:hAnsiTheme="majorBidi" w:cstheme="majorBidi"/>
-          <w:sz w:val="28"/>
-          <w:szCs w:val="28"/>
-        </w:rPr>
-        <w:t xml:space="preserve">The Pro-Move: If you use </w:t>
+          <w:b/>
+          <w:bCs/>
+          <w:sz w:val="28"/>
+          <w:szCs w:val="28"/>
+        </w:rPr>
+        <w:t>The Pro-Move:</w:t>
+      </w:r>
+      <w:r>
+        <w:rPr>
+          <w:rFonts w:asciiTheme="majorBidi" w:hAnsiTheme="majorBidi" w:cstheme="majorBidi"/>
+          <w:sz w:val="28"/>
+          <w:szCs w:val="28"/>
+        </w:rPr>
+        <w:t xml:space="preserve"> If you use </w:t>
       </w:r>
       <w:proofErr w:type="spellStart"/>
       <w:r>
@@ -7083,7 +7338,27 @@
           <w:sz w:val="28"/>
           <w:szCs w:val="28"/>
         </w:rPr>
-        <w:t xml:space="preserve"> → In older Ansible versions, facts were dumped into the global namespace. ansible_eth0 was a variable.</w:t>
+        <w:t xml:space="preserve"> → In older Ansible versions, facts were dumped into the global namespace. </w:t>
+      </w:r>
+      <w:r>
+        <w:rPr>
+          <w:rFonts w:asciiTheme="majorBidi" w:hAnsiTheme="majorBidi" w:cstheme="majorBidi"/>
+          <w:b/>
+          <w:bCs/>
+          <w:i/>
+          <w:iCs/>
+          <w:sz w:val="28"/>
+          <w:szCs w:val="28"/>
+        </w:rPr>
+        <w:t>ansible_eth0</w:t>
+      </w:r>
+      <w:r>
+        <w:rPr>
+          <w:rFonts w:asciiTheme="majorBidi" w:hAnsiTheme="majorBidi" w:cstheme="majorBidi"/>
+          <w:sz w:val="28"/>
+          <w:szCs w:val="28"/>
+        </w:rPr>
+        <w:t xml:space="preserve"> was a variable.</w:t>
       </w:r>
     </w:p>
     <w:p>
@@ -7377,6 +7652,7 @@
     </w:p>
     <w:p>
       <w:pPr>
+        <w:spacing w:after="80"/>
         <w:jc w:val="both"/>
         <w:rPr>
           <w:rFonts w:asciiTheme="majorBidi" w:hAnsiTheme="majorBidi" w:cstheme="majorBidi"/>
@@ -7509,19 +7785,7 @@
                                 <w:sz w:val="28"/>
                                 <w:szCs w:val="28"/>
                               </w:rPr>
-                              <w:t xml:space="preserve">   </w:t>
-                            </w:r>
-                            <w:r>
-                              <w:rPr>
-                                <w:rFonts w:asciiTheme="majorBidi" w:hAnsiTheme="majorBidi" w:cstheme="majorBidi"/>
-                                <w:b/>
-                                <w:bCs/>
-                                <w:i/>
-                                <w:iCs/>
-                                <w:sz w:val="28"/>
-                                <w:szCs w:val="28"/>
-                              </w:rPr>
-                              <w:t>setup:</w:t>
+                              <w:t xml:space="preserve">   setup:</w:t>
                             </w:r>
                           </w:p>
                           <w:p>
@@ -7547,19 +7811,7 @@
                                 <w:sz w:val="28"/>
                                 <w:szCs w:val="28"/>
                               </w:rPr>
-                              <w:t xml:space="preserve">       </w:t>
-                            </w:r>
-                            <w:r>
-                              <w:rPr>
-                                <w:rFonts w:asciiTheme="majorBidi" w:hAnsiTheme="majorBidi" w:cstheme="majorBidi"/>
-                                <w:b/>
-                                <w:bCs/>
-                                <w:i/>
-                                <w:iCs/>
-                                <w:sz w:val="28"/>
-                                <w:szCs w:val="28"/>
-                              </w:rPr>
-                              <w:t>filter: "</w:t>
+                              <w:t xml:space="preserve">       filter: "</w:t>
                             </w:r>
                             <w:proofErr w:type="spellStart"/>
                             <w:r>
@@ -8471,7 +8723,7 @@
 </file>
 
 <file path=word/numbering.xml><?xml version="1.0" encoding="utf-8"?>
-<w:numbering xmlns:wpc="http://schemas.microsoft.com/office/word/2010/wordprocessingCanvas" xmlns:cx="http://schemas.microsoft.com/office/drawing/2014/chartex" xmlns:cx1="http://schemas.microsoft.com/office/drawing/2015/9/8/chartex" xmlns:cx2="http://schemas.microsoft.com/office/drawing/2015/10/21/chartex" xmlns:cx3="http://schemas.microsoft.com/office/drawing/2016/5/9/chartex" xmlns:cx4="http://schemas.microsoft.com/office/drawing/2016/5/10/chartex" xmlns:cx5="http://schemas.microsoft.com/office/drawing/2016/5/11/chartex" xmlns:cx6="http://schemas.microsoft.com/office/drawing/2016/5/12/chartex" xmlns:cx7="http://schemas.microsoft.com/office/drawing/2016/5/13/chartex" xmlns:cx8="http://schemas.microsoft.com/office/drawing/2016/5/14/chartex" xmlns:mc="http://schemas.openxmlformats.org/markup-compatibility/2006" xmlns:aink="http://schemas.microsoft.com/office/drawing/2016/ink" xmlns:am3d="http://schemas.microsoft.com/office/drawing/2017/model3d" xmlns:o="urn:schemas-microsoft-com:office:office" xmlns:oel="http://schemas.microsoft.com/office/2019/extlst" xmlns:r="http://schemas.openxmlformats.org/officeDocument/2006/relationships" xmlns:m="http://schemas.openxmlformats.org/officeDocument/2006/math" xmlns:v="urn:schemas-microsoft-com:vml" xmlns:wp14="http://schemas.microsoft.com/office/word/2010/wordprocessingDrawing" xmlns:wp="http://schemas.openxmlformats.org/drawingml/2006/wordprocessingDrawing" xmlns:w10="urn:schemas-microsoft-com:office:word" xmlns:w="http://schemas.openxmlformats.org/wordprocessingml/2006/main" xmlns:w14="http://schemas.microsoft.com/office/word/2010/wordml" xmlns:w15="http://schemas.microsoft.com/office/word/2012/wordml" xmlns:w16cex="http://schemas.microsoft.com/office/word/2018/wordml/cex" xmlns:w16cid="http://schemas.microsoft.com/office/word/2016/wordml/cid" xmlns:w16="http://schemas.microsoft.com/office/word/2018/wordml" xmlns:w16sdtdh="http://schemas.microsoft.com/office/word/2020/wordml/sdtdatahash" xmlns:w16se="http://schemas.microsoft.com/office/word/2015/wordml/symex" xmlns:wpg="http://schemas.microsoft.com/office/word/2010/wordprocessingGroup" xmlns:wpi="http://schemas.microsoft.com/office/word/2010/wordprocessingInk" xmlns:wne="http://schemas.microsoft.com/office/word/2006/wordml" xmlns:wps="http://schemas.microsoft.com/office/word/2010/wordprocessingShape" mc:Ignorable="w14 w15 w16se w16cid w16 w16cex w16sdtdh wp14">
+<w:numbering xmlns:wpc="http://schemas.microsoft.com/office/word/2010/wordprocessingCanvas" xmlns:cx="http://schemas.microsoft.com/office/drawing/2014/chartex" xmlns:cx1="http://schemas.microsoft.com/office/drawing/2015/9/8/chartex" xmlns:cx2="http://schemas.microsoft.com/office/drawing/2015/10/21/chartex" xmlns:cx3="http://schemas.microsoft.com/office/drawing/2016/5/9/chartex" xmlns:cx4="http://schemas.microsoft.com/office/drawing/2016/5/10/chartex" xmlns:cx5="http://schemas.microsoft.com/office/drawing/2016/5/11/chartex" xmlns:cx6="http://schemas.microsoft.com/office/drawing/2016/5/12/chartex" xmlns:cx7="http://schemas.microsoft.com/office/drawing/2016/5/13/chartex" xmlns:cx8="http://schemas.microsoft.com/office/drawing/2016/5/14/chartex" xmlns:mc="http://schemas.openxmlformats.org/markup-compatibility/2006" xmlns:aink="http://schemas.microsoft.com/office/drawing/2016/ink" xmlns:am3d="http://schemas.microsoft.com/office/drawing/2017/model3d" xmlns:o="urn:schemas-microsoft-com:office:office" xmlns:oel="http://schemas.microsoft.com/office/2019/extlst" xmlns:r="http://schemas.openxmlformats.org/officeDocument/2006/relationships" xmlns:m="http://schemas.openxmlformats.org/officeDocument/2006/math" xmlns:v="urn:schemas-microsoft-com:vml" xmlns:wp14="http://schemas.microsoft.com/office/word/2010/wordprocessingDrawing" xmlns:wp="http://schemas.openxmlformats.org/drawingml/2006/wordprocessingDrawing" xmlns:w10="urn:schemas-microsoft-com:office:word" xmlns:w="http://schemas.openxmlformats.org/wordprocessingml/2006/main" xmlns:w14="http://schemas.microsoft.com/office/word/2010/wordml" xmlns:w15="http://schemas.microsoft.com/office/word/2012/wordml" xmlns:w16cex="http://schemas.microsoft.com/office/word/2018/wordml/cex" xmlns:w16cid="http://schemas.microsoft.com/office/word/2016/wordml/cid" xmlns:w16="http://schemas.microsoft.com/office/word/2018/wordml" xmlns:w16du="http://schemas.microsoft.com/office/word/2023/wordml/word16du" xmlns:w16sdtdh="http://schemas.microsoft.com/office/word/2020/wordml/sdtdatahash" xmlns:w16sdtfl="http://schemas.microsoft.com/office/word/2024/wordml/sdtformatlock" xmlns:w16se="http://schemas.microsoft.com/office/word/2015/wordml/symex" xmlns:wpg="http://schemas.microsoft.com/office/word/2010/wordprocessingGroup" xmlns:wpi="http://schemas.microsoft.com/office/word/2010/wordprocessingInk" xmlns:wne="http://schemas.microsoft.com/office/word/2006/wordml" xmlns:wps="http://schemas.microsoft.com/office/word/2010/wordprocessingShape" mc:Ignorable="w14 w15 w16se w16cid w16 w16cex w16sdtdh w16sdtfl w16du wp14">
   <w:abstractNum w:abstractNumId="0" w15:restartNumberingAfterBreak="0">
     <w:nsid w:val="018E533B"/>
     <w:multiLevelType w:val="hybridMultilevel"/>
@@ -8913,7 +9165,7 @@
 </file>
 
 <file path=word/styles.xml><?xml version="1.0" encoding="utf-8"?>
-<w:styles xmlns:mc="http://schemas.openxmlformats.org/markup-compatibility/2006" xmlns:r="http://schemas.openxmlformats.org/officeDocument/2006/relationships" xmlns:w="http://schemas.openxmlformats.org/wordprocessingml/2006/main" xmlns:w14="http://schemas.microsoft.com/office/word/2010/wordml" xmlns:w15="http://schemas.microsoft.com/office/word/2012/wordml" xmlns:w16cex="http://schemas.microsoft.com/office/word/2018/wordml/cex" xmlns:w16cid="http://schemas.microsoft.com/office/word/2016/wordml/cid" xmlns:w16="http://schemas.microsoft.com/office/word/2018/wordml" xmlns:w16sdtdh="http://schemas.microsoft.com/office/word/2020/wordml/sdtdatahash" xmlns:w16se="http://schemas.microsoft.com/office/word/2015/wordml/symex" mc:Ignorable="w14 w15 w16se w16cid w16 w16cex w16sdtdh">
+<w:styles xmlns:mc="http://schemas.openxmlformats.org/markup-compatibility/2006" xmlns:r="http://schemas.openxmlformats.org/officeDocument/2006/relationships" xmlns:w="http://schemas.openxmlformats.org/wordprocessingml/2006/main" xmlns:w14="http://schemas.microsoft.com/office/word/2010/wordml" xmlns:w15="http://schemas.microsoft.com/office/word/2012/wordml" xmlns:w16cex="http://schemas.microsoft.com/office/word/2018/wordml/cex" xmlns:w16cid="http://schemas.microsoft.com/office/word/2016/wordml/cid" xmlns:w16="http://schemas.microsoft.com/office/word/2018/wordml" xmlns:w16du="http://schemas.microsoft.com/office/word/2023/wordml/word16du" xmlns:w16sdtdh="http://schemas.microsoft.com/office/word/2020/wordml/sdtdatahash" xmlns:w16sdtfl="http://schemas.microsoft.com/office/word/2024/wordml/sdtformatlock" xmlns:w16se="http://schemas.microsoft.com/office/word/2015/wordml/symex" mc:Ignorable="w14 w15 w16se w16cid w16 w16cex w16sdtdh w16sdtfl w16du">
   <w:docDefaults>
     <w:rPrDefault>
       <w:rPr>
@@ -10125,4 +10377,16 @@
     </a:ext>
   </a:extLst>
 </a:theme>
+</file>
+
+<file path=customXml/item1.xml><?xml version="1.0" encoding="utf-8"?>
+<b:Sources xmlns:b="http://schemas.openxmlformats.org/officeDocument/2006/bibliography" xmlns="http://schemas.openxmlformats.org/officeDocument/2006/bibliography" SelectedStyle="\APASixthEditionOfficeOnline.xsl" StyleName="APA" Version="6"/>
+</file>
+
+<file path=customXml/itemProps1.xml><?xml version="1.0" encoding="utf-8"?>
+<ds:datastoreItem xmlns:ds="http://schemas.openxmlformats.org/officeDocument/2006/customXml" ds:itemID="{B5CE86CD-EE86-4497-944A-4C73BB8A7DAE}">
+  <ds:schemaRefs>
+    <ds:schemaRef ds:uri="http://schemas.openxmlformats.org/officeDocument/2006/bibliography"/>
+  </ds:schemaRefs>
+</ds:datastoreItem>
 </file>
--- a/Ansible/8-facts.docx
+++ b/Ansible/8-facts.docx
@@ -2149,59 +2149,7 @@
           <w:sz w:val="28"/>
           <w:szCs w:val="28"/>
         </w:rPr>
-        <w:t xml:space="preserve"> exists on the remote host.</w:t>
-      </w:r>
-    </w:p>
-    <w:p>
-      <w:pPr>
-        <w:spacing w:after="60"/>
-        <w:jc w:val="both"/>
-        <w:rPr>
-          <w:rFonts w:asciiTheme="majorBidi" w:hAnsiTheme="majorBidi" w:cstheme="majorBidi"/>
-          <w:sz w:val="28"/>
-          <w:szCs w:val="28"/>
-        </w:rPr>
-      </w:pPr>
-      <w:r>
-        <w:rPr>
-          <w:rFonts w:asciiTheme="majorBidi" w:hAnsiTheme="majorBidi" w:cstheme="majorBidi"/>
-          <w:b/>
-          <w:bCs/>
-          <w:sz w:val="28"/>
-          <w:szCs w:val="28"/>
-        </w:rPr>
-        <w:t>The Scan:</w:t>
-      </w:r>
-      <w:r>
-        <w:rPr>
-          <w:rFonts w:asciiTheme="majorBidi" w:hAnsiTheme="majorBidi" w:cstheme="majorBidi"/>
-          <w:sz w:val="28"/>
-          <w:szCs w:val="28"/>
-        </w:rPr>
-        <w:t xml:space="preserve"> It iterates through every file in that directory.</w:t>
-      </w:r>
-    </w:p>
-    <w:p>
-      <w:pPr>
-        <w:spacing w:after="60"/>
-        <w:jc w:val="both"/>
-        <w:rPr>
-          <w:rFonts w:asciiTheme="majorBidi" w:hAnsiTheme="majorBidi" w:cstheme="majorBidi"/>
-          <w:b/>
-          <w:bCs/>
-          <w:sz w:val="28"/>
-          <w:szCs w:val="28"/>
-        </w:rPr>
-      </w:pPr>
-      <w:r>
-        <w:rPr>
-          <w:rFonts w:asciiTheme="majorBidi" w:hAnsiTheme="majorBidi" w:cstheme="majorBidi"/>
-          <w:b/>
-          <w:bCs/>
-          <w:sz w:val="28"/>
-          <w:szCs w:val="28"/>
-        </w:rPr>
-        <w:t>The Execution:</w:t>
+        <w:t xml:space="preserve"> exists on the remote host. It iterates through every file in that directory.</w:t>
       </w:r>
     </w:p>
     <w:p>
@@ -2320,34 +2268,21 @@
         </w:rPr>
         <w:t>If it finds an executable script (a shell script, Python script, Ruby script, etc.), it runs that script on the remote server.</w:t>
       </w:r>
-    </w:p>
-    <w:p>
-      <w:pPr>
-        <w:spacing w:after="100"/>
-        <w:jc w:val="both"/>
-        <w:rPr>
-          <w:rFonts w:asciiTheme="majorBidi" w:hAnsiTheme="majorBidi" w:cstheme="majorBidi"/>
-          <w:sz w:val="28"/>
-          <w:szCs w:val="28"/>
-        </w:rPr>
-      </w:pPr>
-      <w:r>
-        <w:rPr>
-          <w:rFonts w:asciiTheme="majorBidi" w:hAnsiTheme="majorBidi" w:cstheme="majorBidi"/>
-          <w:b/>
-          <w:bCs/>
-          <w:sz w:val="28"/>
-          <w:szCs w:val="28"/>
-        </w:rPr>
-        <w:t>The Reporting:</w:t>
-      </w:r>
-      <w:r>
-        <w:rPr>
-          <w:rFonts w:asciiTheme="majorBidi" w:hAnsiTheme="majorBidi" w:cstheme="majorBidi"/>
-          <w:sz w:val="28"/>
-          <w:szCs w:val="28"/>
-        </w:rPr>
-        <w:t xml:space="preserve"> The script must output valid JSON to </w:t>
+      <w:r>
+        <w:rPr>
+          <w:rFonts w:asciiTheme="majorBidi" w:hAnsiTheme="majorBidi" w:cstheme="majorBidi"/>
+          <w:sz w:val="28"/>
+          <w:szCs w:val="28"/>
+        </w:rPr>
+        <w:t xml:space="preserve"> </w:t>
+      </w:r>
+      <w:r>
+        <w:rPr>
+          <w:rFonts w:asciiTheme="majorBidi" w:hAnsiTheme="majorBidi" w:cstheme="majorBidi"/>
+          <w:sz w:val="28"/>
+          <w:szCs w:val="28"/>
+        </w:rPr>
+        <w:t xml:space="preserve">The script must output valid JSON to </w:t>
       </w:r>
       <w:proofErr w:type="spellStart"/>
       <w:r>
@@ -3216,21 +3151,14 @@
         </w:rPr>
         <w:t>, it executes this script on the server. The server replies with:</w:t>
       </w:r>
-    </w:p>
-    <w:p>
-      <w:pPr>
-        <w:spacing w:after="80"/>
-        <w:jc w:val="both"/>
-        <w:rPr>
-          <w:rFonts w:asciiTheme="majorBidi" w:hAnsiTheme="majorBidi" w:cstheme="majorBidi"/>
-          <w:b/>
-          <w:bCs/>
-          <w:i/>
-          <w:iCs/>
-          <w:sz w:val="28"/>
-          <w:szCs w:val="28"/>
-        </w:rPr>
-      </w:pPr>
+      <w:r>
+        <w:rPr>
+          <w:rFonts w:asciiTheme="majorBidi" w:hAnsiTheme="majorBidi" w:cstheme="majorBidi"/>
+          <w:sz w:val="28"/>
+          <w:szCs w:val="28"/>
+        </w:rPr>
+        <w:t xml:space="preserve"> </w:t>
+      </w:r>
       <w:r>
         <w:rPr>
           <w:rFonts w:asciiTheme="majorBidi" w:hAnsiTheme="majorBidi" w:cstheme="majorBidi"/>
@@ -3683,10 +3611,289 @@
     </w:p>
     <w:p>
       <w:pPr>
+        <w:spacing w:after="40"/>
+        <w:jc w:val="both"/>
+        <w:rPr>
+          <w:rFonts w:asciiTheme="majorBidi" w:hAnsiTheme="majorBidi" w:cstheme="majorBidi"/>
+          <w:b/>
+          <w:bCs/>
+          <w:sz w:val="32"/>
+          <w:szCs w:val="32"/>
+        </w:rPr>
+      </w:pPr>
+      <w:r>
+        <w:rPr>
+          <w:rFonts w:asciiTheme="majorBidi" w:hAnsiTheme="majorBidi" w:cstheme="majorBidi"/>
+          <w:b/>
+          <w:bCs/>
+          <w:sz w:val="32"/>
+          <w:szCs w:val="32"/>
+        </w:rPr>
+        <w:t>The Directory Naming</w:t>
+      </w:r>
+      <w:r>
+        <w:rPr>
+          <w:rFonts w:asciiTheme="majorBidi" w:hAnsiTheme="majorBidi" w:cstheme="majorBidi"/>
+          <w:b/>
+          <w:bCs/>
+          <w:sz w:val="32"/>
+          <w:szCs w:val="32"/>
+        </w:rPr>
+        <w:t>:</w:t>
+      </w:r>
+    </w:p>
+    <w:p>
+      <w:pPr>
+        <w:spacing w:after="40"/>
+        <w:jc w:val="both"/>
+        <w:rPr>
+          <w:rFonts w:asciiTheme="majorBidi" w:hAnsiTheme="majorBidi" w:cstheme="majorBidi"/>
+          <w:sz w:val="28"/>
+          <w:szCs w:val="28"/>
+        </w:rPr>
+      </w:pPr>
+      <w:r>
+        <w:rPr>
+          <w:rFonts w:asciiTheme="majorBidi" w:hAnsiTheme="majorBidi" w:cstheme="majorBidi"/>
+          <w:sz w:val="28"/>
+          <w:szCs w:val="28"/>
+        </w:rPr>
+        <w:t xml:space="preserve">The directory must be exactly </w:t>
+      </w:r>
+      <w:r>
+        <w:rPr>
+          <w:rFonts w:asciiTheme="majorBidi" w:hAnsiTheme="majorBidi" w:cstheme="majorBidi"/>
+          <w:b/>
+          <w:bCs/>
+          <w:i/>
+          <w:iCs/>
+          <w:sz w:val="28"/>
+          <w:szCs w:val="28"/>
+        </w:rPr>
+        <w:t>/</w:t>
+      </w:r>
+      <w:proofErr w:type="spellStart"/>
+      <w:r>
+        <w:rPr>
+          <w:rFonts w:asciiTheme="majorBidi" w:hAnsiTheme="majorBidi" w:cstheme="majorBidi"/>
+          <w:b/>
+          <w:bCs/>
+          <w:i/>
+          <w:iCs/>
+          <w:sz w:val="28"/>
+          <w:szCs w:val="28"/>
+        </w:rPr>
+        <w:t>etc</w:t>
+      </w:r>
+      <w:proofErr w:type="spellEnd"/>
+      <w:r>
+        <w:rPr>
+          <w:rFonts w:asciiTheme="majorBidi" w:hAnsiTheme="majorBidi" w:cstheme="majorBidi"/>
+          <w:b/>
+          <w:bCs/>
+          <w:i/>
+          <w:iCs/>
+          <w:sz w:val="28"/>
+          <w:szCs w:val="28"/>
+        </w:rPr>
+        <w:t>/ansible/</w:t>
+      </w:r>
+      <w:proofErr w:type="spellStart"/>
+      <w:proofErr w:type="gramStart"/>
+      <w:r>
+        <w:rPr>
+          <w:rFonts w:asciiTheme="majorBidi" w:hAnsiTheme="majorBidi" w:cstheme="majorBidi"/>
+          <w:b/>
+          <w:bCs/>
+          <w:i/>
+          <w:iCs/>
+          <w:sz w:val="28"/>
+          <w:szCs w:val="28"/>
+        </w:rPr>
+        <w:t>facts.d</w:t>
+      </w:r>
+      <w:proofErr w:type="spellEnd"/>
+      <w:proofErr w:type="gramEnd"/>
+      <w:r>
+        <w:rPr>
+          <w:rFonts w:asciiTheme="majorBidi" w:hAnsiTheme="majorBidi" w:cstheme="majorBidi"/>
+          <w:b/>
+          <w:bCs/>
+          <w:i/>
+          <w:iCs/>
+          <w:sz w:val="28"/>
+          <w:szCs w:val="28"/>
+        </w:rPr>
+        <w:t>/</w:t>
+      </w:r>
+      <w:r>
+        <w:rPr>
+          <w:rFonts w:asciiTheme="majorBidi" w:hAnsiTheme="majorBidi" w:cstheme="majorBidi"/>
+          <w:sz w:val="28"/>
+          <w:szCs w:val="28"/>
+        </w:rPr>
+        <w:t>.</w:t>
+      </w:r>
+      <w:r>
+        <w:rPr>
+          <w:rFonts w:asciiTheme="majorBidi" w:hAnsiTheme="majorBidi" w:cstheme="majorBidi"/>
+          <w:sz w:val="28"/>
+          <w:szCs w:val="28"/>
+        </w:rPr>
+        <w:t xml:space="preserve"> </w:t>
+      </w:r>
+    </w:p>
+    <w:p>
+      <w:pPr>
         <w:spacing w:after="60"/>
         <w:jc w:val="both"/>
         <w:rPr>
           <w:rFonts w:asciiTheme="majorBidi" w:hAnsiTheme="majorBidi" w:cstheme="majorBidi"/>
+          <w:sz w:val="28"/>
+          <w:szCs w:val="28"/>
+        </w:rPr>
+      </w:pPr>
+      <w:r>
+        <w:rPr>
+          <w:rFonts w:asciiTheme="majorBidi" w:hAnsiTheme="majorBidi" w:cstheme="majorBidi"/>
+          <w:sz w:val="28"/>
+          <w:szCs w:val="28"/>
+        </w:rPr>
+        <w:t>The filename matters</w:t>
+      </w:r>
+      <w:r>
+        <w:rPr>
+          <w:rFonts w:asciiTheme="majorBidi" w:hAnsiTheme="majorBidi" w:cstheme="majorBidi"/>
+          <w:sz w:val="28"/>
+          <w:szCs w:val="28"/>
+        </w:rPr>
+        <w:t>.</w:t>
+      </w:r>
+      <w:r>
+        <w:rPr>
+          <w:rFonts w:asciiTheme="majorBidi" w:hAnsiTheme="majorBidi" w:cstheme="majorBidi"/>
+          <w:sz w:val="28"/>
+          <w:szCs w:val="28"/>
+        </w:rPr>
+        <w:t xml:space="preserve"> If your file is </w:t>
+      </w:r>
+      <w:proofErr w:type="spellStart"/>
+      <w:r>
+        <w:rPr>
+          <w:rFonts w:asciiTheme="majorBidi" w:hAnsiTheme="majorBidi" w:cstheme="majorBidi"/>
+          <w:b/>
+          <w:bCs/>
+          <w:i/>
+          <w:iCs/>
+          <w:sz w:val="28"/>
+          <w:szCs w:val="28"/>
+        </w:rPr>
+        <w:t>my_</w:t>
+      </w:r>
+      <w:proofErr w:type="gramStart"/>
+      <w:r>
+        <w:rPr>
+          <w:rFonts w:asciiTheme="majorBidi" w:hAnsiTheme="majorBidi" w:cstheme="majorBidi"/>
+          <w:b/>
+          <w:bCs/>
+          <w:i/>
+          <w:iCs/>
+          <w:sz w:val="28"/>
+          <w:szCs w:val="28"/>
+        </w:rPr>
+        <w:t>stuff.fact</w:t>
+      </w:r>
+      <w:proofErr w:type="spellEnd"/>
+      <w:proofErr w:type="gramEnd"/>
+      <w:r>
+        <w:rPr>
+          <w:rFonts w:asciiTheme="majorBidi" w:hAnsiTheme="majorBidi" w:cstheme="majorBidi"/>
+          <w:sz w:val="28"/>
+          <w:szCs w:val="28"/>
+        </w:rPr>
+        <w:t xml:space="preserve">, the data will be </w:t>
+      </w:r>
+      <w:proofErr w:type="spellStart"/>
+      <w:r>
+        <w:rPr>
+          <w:rFonts w:asciiTheme="majorBidi" w:hAnsiTheme="majorBidi" w:cstheme="majorBidi"/>
+          <w:b/>
+          <w:bCs/>
+          <w:sz w:val="28"/>
+          <w:szCs w:val="28"/>
+        </w:rPr>
+        <w:t>namespaced</w:t>
+      </w:r>
+      <w:proofErr w:type="spellEnd"/>
+      <w:r>
+        <w:rPr>
+          <w:rFonts w:asciiTheme="majorBidi" w:hAnsiTheme="majorBidi" w:cstheme="majorBidi"/>
+          <w:sz w:val="28"/>
+          <w:szCs w:val="28"/>
+        </w:rPr>
+        <w:t xml:space="preserve"> under </w:t>
+      </w:r>
+      <w:proofErr w:type="spellStart"/>
+      <w:r>
+        <w:rPr>
+          <w:rFonts w:asciiTheme="majorBidi" w:hAnsiTheme="majorBidi" w:cstheme="majorBidi"/>
+          <w:b/>
+          <w:bCs/>
+          <w:i/>
+          <w:iCs/>
+          <w:sz w:val="28"/>
+          <w:szCs w:val="28"/>
+        </w:rPr>
+        <w:t>ansible_facts.ansible_local.my_stuff</w:t>
+      </w:r>
+      <w:proofErr w:type="spellEnd"/>
+      <w:r>
+        <w:rPr>
+          <w:rFonts w:asciiTheme="majorBidi" w:hAnsiTheme="majorBidi" w:cstheme="majorBidi"/>
+          <w:sz w:val="28"/>
+          <w:szCs w:val="28"/>
+        </w:rPr>
+        <w:t>.</w:t>
+      </w:r>
+      <w:r>
+        <w:rPr>
+          <w:rFonts w:asciiTheme="majorBidi" w:hAnsiTheme="majorBidi" w:cstheme="majorBidi"/>
+          <w:sz w:val="28"/>
+          <w:szCs w:val="28"/>
+        </w:rPr>
+        <w:t xml:space="preserve"> </w:t>
+      </w:r>
+      <w:r>
+        <w:rPr>
+          <w:rFonts w:asciiTheme="majorBidi" w:hAnsiTheme="majorBidi" w:cstheme="majorBidi"/>
+          <w:sz w:val="28"/>
+          <w:szCs w:val="28"/>
+        </w:rPr>
+        <w:t>The content matters</w:t>
+      </w:r>
+      <w:r>
+        <w:rPr>
+          <w:rFonts w:asciiTheme="majorBidi" w:hAnsiTheme="majorBidi" w:cstheme="majorBidi"/>
+          <w:sz w:val="28"/>
+          <w:szCs w:val="28"/>
+        </w:rPr>
+        <w:t>.</w:t>
+      </w:r>
+      <w:r>
+        <w:rPr>
+          <w:rFonts w:asciiTheme="majorBidi" w:hAnsiTheme="majorBidi" w:cstheme="majorBidi"/>
+          <w:sz w:val="28"/>
+          <w:szCs w:val="28"/>
+        </w:rPr>
+        <w:t xml:space="preserve"> It must be valid JSON (or INI for simple key-value pairs).</w:t>
+      </w:r>
+    </w:p>
+    <w:p>
+      <w:pPr>
+        <w:spacing w:after="40"/>
+        <w:jc w:val="both"/>
+        <w:rPr>
+          <w:rFonts w:asciiTheme="majorBidi" w:hAnsiTheme="majorBidi" w:cstheme="majorBidi"/>
           <w:b/>
           <w:bCs/>
           <w:sz w:val="32"/>
@@ -3701,17 +3908,7 @@
           <w:sz w:val="32"/>
           <w:szCs w:val="32"/>
         </w:rPr>
-        <w:t>The Directory Naming</w:t>
-      </w:r>
-      <w:r>
-        <w:rPr>
-          <w:rFonts w:asciiTheme="majorBidi" w:hAnsiTheme="majorBidi" w:cstheme="majorBidi"/>
-          <w:b/>
-          <w:bCs/>
-          <w:sz w:val="32"/>
-          <w:szCs w:val="32"/>
-        </w:rPr>
-        <w:t>:</w:t>
+        <w:t>Fact Caching:</w:t>
       </w:r>
     </w:p>
     <w:p>
@@ -3730,312 +3927,46 @@
           <w:sz w:val="28"/>
           <w:szCs w:val="28"/>
         </w:rPr>
-        <w:t xml:space="preserve">The directory must be exactly </w:t>
-      </w:r>
-      <w:r>
-        <w:rPr>
-          <w:rFonts w:asciiTheme="majorBidi" w:hAnsiTheme="majorBidi" w:cstheme="majorBidi"/>
-          <w:b/>
-          <w:bCs/>
-          <w:i/>
-          <w:iCs/>
-          <w:sz w:val="28"/>
-          <w:szCs w:val="28"/>
-        </w:rPr>
-        <w:t>/</w:t>
-      </w:r>
-      <w:proofErr w:type="spellStart"/>
-      <w:r>
-        <w:rPr>
-          <w:rFonts w:asciiTheme="majorBidi" w:hAnsiTheme="majorBidi" w:cstheme="majorBidi"/>
-          <w:b/>
-          <w:bCs/>
-          <w:i/>
-          <w:iCs/>
-          <w:sz w:val="28"/>
-          <w:szCs w:val="28"/>
-        </w:rPr>
-        <w:t>etc</w:t>
-      </w:r>
-      <w:proofErr w:type="spellEnd"/>
-      <w:r>
-        <w:rPr>
-          <w:rFonts w:asciiTheme="majorBidi" w:hAnsiTheme="majorBidi" w:cstheme="majorBidi"/>
-          <w:b/>
-          <w:bCs/>
-          <w:i/>
-          <w:iCs/>
-          <w:sz w:val="28"/>
-          <w:szCs w:val="28"/>
-        </w:rPr>
-        <w:t>/ansible/</w:t>
-      </w:r>
-      <w:proofErr w:type="spellStart"/>
-      <w:proofErr w:type="gramStart"/>
-      <w:r>
-        <w:rPr>
-          <w:rFonts w:asciiTheme="majorBidi" w:hAnsiTheme="majorBidi" w:cstheme="majorBidi"/>
-          <w:b/>
-          <w:bCs/>
-          <w:i/>
-          <w:iCs/>
-          <w:sz w:val="28"/>
-          <w:szCs w:val="28"/>
-        </w:rPr>
-        <w:t>facts.d</w:t>
-      </w:r>
-      <w:proofErr w:type="spellEnd"/>
-      <w:proofErr w:type="gramEnd"/>
-      <w:r>
-        <w:rPr>
-          <w:rFonts w:asciiTheme="majorBidi" w:hAnsiTheme="majorBidi" w:cstheme="majorBidi"/>
-          <w:b/>
-          <w:bCs/>
-          <w:i/>
-          <w:iCs/>
-          <w:sz w:val="28"/>
-          <w:szCs w:val="28"/>
-        </w:rPr>
-        <w:t>/</w:t>
-      </w:r>
-      <w:r>
-        <w:rPr>
-          <w:rFonts w:asciiTheme="majorBidi" w:hAnsiTheme="majorBidi" w:cstheme="majorBidi"/>
-          <w:sz w:val="28"/>
-          <w:szCs w:val="28"/>
-        </w:rPr>
-        <w:t>.</w:t>
+        <w:t>In a production environment with 500+ servers, running setup at the start of every play adds significant latency. Fact Caching allows you to store these facts in a persistent store so you don’t have to re-gather them.</w:t>
+      </w:r>
+      <w:r>
+        <w:rPr>
+          <w:rFonts w:asciiTheme="majorBidi" w:hAnsiTheme="majorBidi" w:cstheme="majorBidi"/>
+          <w:sz w:val="28"/>
+          <w:szCs w:val="28"/>
+        </w:rPr>
+        <w:t xml:space="preserve"> </w:t>
+      </w:r>
+      <w:r>
+        <w:rPr>
+          <w:rFonts w:asciiTheme="majorBidi" w:hAnsiTheme="majorBidi" w:cstheme="majorBidi"/>
+          <w:sz w:val="28"/>
+          <w:szCs w:val="28"/>
+        </w:rPr>
+        <w:t>Supported Stores</w:t>
+      </w:r>
+      <w:r>
+        <w:rPr>
+          <w:rFonts w:asciiTheme="majorBidi" w:hAnsiTheme="majorBidi" w:cstheme="majorBidi"/>
+          <w:sz w:val="28"/>
+          <w:szCs w:val="28"/>
+        </w:rPr>
+        <w:t xml:space="preserve"> are</w:t>
+      </w:r>
+      <w:r>
+        <w:rPr>
+          <w:rFonts w:asciiTheme="majorBidi" w:hAnsiTheme="majorBidi" w:cstheme="majorBidi"/>
+          <w:sz w:val="28"/>
+          <w:szCs w:val="28"/>
+        </w:rPr>
+        <w:t xml:space="preserve"> Redis, Memcached, JSON files (on the control node), or custom plugins.</w:t>
       </w:r>
     </w:p>
     <w:p>
       <w:pPr>
-        <w:spacing w:after="60"/>
         <w:jc w:val="both"/>
         <w:rPr>
           <w:rFonts w:asciiTheme="majorBidi" w:hAnsiTheme="majorBidi" w:cstheme="majorBidi"/>
-          <w:sz w:val="28"/>
-          <w:szCs w:val="28"/>
-        </w:rPr>
-      </w:pPr>
-      <w:r>
-        <w:rPr>
-          <w:rFonts w:asciiTheme="majorBidi" w:hAnsiTheme="majorBidi" w:cstheme="majorBidi"/>
-          <w:sz w:val="28"/>
-          <w:szCs w:val="28"/>
-        </w:rPr>
-        <w:t>The filename matters</w:t>
-      </w:r>
-      <w:r>
-        <w:rPr>
-          <w:rFonts w:asciiTheme="majorBidi" w:hAnsiTheme="majorBidi" w:cstheme="majorBidi"/>
-          <w:sz w:val="28"/>
-          <w:szCs w:val="28"/>
-        </w:rPr>
-        <w:t>.</w:t>
-      </w:r>
-      <w:r>
-        <w:rPr>
-          <w:rFonts w:asciiTheme="majorBidi" w:hAnsiTheme="majorBidi" w:cstheme="majorBidi"/>
-          <w:sz w:val="28"/>
-          <w:szCs w:val="28"/>
-        </w:rPr>
-        <w:t xml:space="preserve"> If your file is </w:t>
-      </w:r>
-      <w:proofErr w:type="spellStart"/>
-      <w:r>
-        <w:rPr>
-          <w:rFonts w:asciiTheme="majorBidi" w:hAnsiTheme="majorBidi" w:cstheme="majorBidi"/>
-          <w:b/>
-          <w:bCs/>
-          <w:i/>
-          <w:iCs/>
-          <w:sz w:val="28"/>
-          <w:szCs w:val="28"/>
-        </w:rPr>
-        <w:t>my_</w:t>
-      </w:r>
-      <w:proofErr w:type="gramStart"/>
-      <w:r>
-        <w:rPr>
-          <w:rFonts w:asciiTheme="majorBidi" w:hAnsiTheme="majorBidi" w:cstheme="majorBidi"/>
-          <w:b/>
-          <w:bCs/>
-          <w:i/>
-          <w:iCs/>
-          <w:sz w:val="28"/>
-          <w:szCs w:val="28"/>
-        </w:rPr>
-        <w:t>stuff.fact</w:t>
-      </w:r>
-      <w:proofErr w:type="spellEnd"/>
-      <w:proofErr w:type="gramEnd"/>
-      <w:r>
-        <w:rPr>
-          <w:rFonts w:asciiTheme="majorBidi" w:hAnsiTheme="majorBidi" w:cstheme="majorBidi"/>
-          <w:sz w:val="28"/>
-          <w:szCs w:val="28"/>
-        </w:rPr>
-        <w:t xml:space="preserve">, the data will be </w:t>
-      </w:r>
-      <w:proofErr w:type="spellStart"/>
-      <w:r>
-        <w:rPr>
-          <w:rFonts w:asciiTheme="majorBidi" w:hAnsiTheme="majorBidi" w:cstheme="majorBidi"/>
-          <w:b/>
-          <w:bCs/>
-          <w:sz w:val="28"/>
-          <w:szCs w:val="28"/>
-        </w:rPr>
-        <w:t>namespaced</w:t>
-      </w:r>
-      <w:proofErr w:type="spellEnd"/>
-      <w:r>
-        <w:rPr>
-          <w:rFonts w:asciiTheme="majorBidi" w:hAnsiTheme="majorBidi" w:cstheme="majorBidi"/>
-          <w:sz w:val="28"/>
-          <w:szCs w:val="28"/>
-        </w:rPr>
-        <w:t xml:space="preserve"> under </w:t>
-      </w:r>
-      <w:proofErr w:type="spellStart"/>
-      <w:r>
-        <w:rPr>
-          <w:rFonts w:asciiTheme="majorBidi" w:hAnsiTheme="majorBidi" w:cstheme="majorBidi"/>
-          <w:b/>
-          <w:bCs/>
-          <w:i/>
-          <w:iCs/>
-          <w:sz w:val="28"/>
-          <w:szCs w:val="28"/>
-        </w:rPr>
-        <w:t>ansible_facts.ansible_local.my_stuff</w:t>
-      </w:r>
-      <w:proofErr w:type="spellEnd"/>
-      <w:r>
-        <w:rPr>
-          <w:rFonts w:asciiTheme="majorBidi" w:hAnsiTheme="majorBidi" w:cstheme="majorBidi"/>
-          <w:sz w:val="28"/>
-          <w:szCs w:val="28"/>
-        </w:rPr>
-        <w:t>.</w:t>
-      </w:r>
-    </w:p>
-    <w:p>
-      <w:pPr>
-        <w:spacing w:after="100"/>
-        <w:jc w:val="both"/>
-        <w:rPr>
-          <w:rFonts w:asciiTheme="majorBidi" w:hAnsiTheme="majorBidi" w:cstheme="majorBidi"/>
-          <w:sz w:val="28"/>
-          <w:szCs w:val="28"/>
-        </w:rPr>
-      </w:pPr>
-      <w:r>
-        <w:rPr>
-          <w:rFonts w:asciiTheme="majorBidi" w:hAnsiTheme="majorBidi" w:cstheme="majorBidi"/>
-          <w:sz w:val="28"/>
-          <w:szCs w:val="28"/>
-        </w:rPr>
-        <w:t>The content matters</w:t>
-      </w:r>
-      <w:r>
-        <w:rPr>
-          <w:rFonts w:asciiTheme="majorBidi" w:hAnsiTheme="majorBidi" w:cstheme="majorBidi"/>
-          <w:sz w:val="28"/>
-          <w:szCs w:val="28"/>
-        </w:rPr>
-        <w:t>.</w:t>
-      </w:r>
-      <w:r>
-        <w:rPr>
-          <w:rFonts w:asciiTheme="majorBidi" w:hAnsiTheme="majorBidi" w:cstheme="majorBidi"/>
-          <w:sz w:val="28"/>
-          <w:szCs w:val="28"/>
-        </w:rPr>
-        <w:t xml:space="preserve"> It must be valid JSON (or INI for simple key-value pairs).</w:t>
-      </w:r>
-    </w:p>
-    <w:p>
-      <w:pPr>
-        <w:spacing w:after="60"/>
-        <w:jc w:val="both"/>
-        <w:rPr>
-          <w:rFonts w:asciiTheme="majorBidi" w:hAnsiTheme="majorBidi" w:cstheme="majorBidi"/>
-          <w:b/>
-          <w:bCs/>
-          <w:sz w:val="32"/>
-          <w:szCs w:val="32"/>
-        </w:rPr>
-      </w:pPr>
-      <w:r>
-        <w:rPr>
-          <w:rFonts w:asciiTheme="majorBidi" w:hAnsiTheme="majorBidi" w:cstheme="majorBidi"/>
-          <w:b/>
-          <w:bCs/>
-          <w:sz w:val="32"/>
-          <w:szCs w:val="32"/>
-        </w:rPr>
-        <w:t>Fact Caching:</w:t>
-      </w:r>
-    </w:p>
-    <w:p>
-      <w:pPr>
-        <w:spacing w:after="60"/>
-        <w:jc w:val="both"/>
-        <w:rPr>
-          <w:rFonts w:asciiTheme="majorBidi" w:hAnsiTheme="majorBidi" w:cstheme="majorBidi"/>
-          <w:sz w:val="28"/>
-          <w:szCs w:val="28"/>
-        </w:rPr>
-      </w:pPr>
-      <w:r>
-        <w:rPr>
-          <w:rFonts w:asciiTheme="majorBidi" w:hAnsiTheme="majorBidi" w:cstheme="majorBidi"/>
-          <w:sz w:val="28"/>
-          <w:szCs w:val="28"/>
-        </w:rPr>
-        <w:t>In a production environment with 500+ servers, running setup at the start of every play adds significant latency. Fact Caching allows you to store these facts in a persistent store so you don’t have to re-gather them.</w:t>
-      </w:r>
-    </w:p>
-    <w:p>
-      <w:pPr>
-        <w:jc w:val="both"/>
-        <w:rPr>
-          <w:rFonts w:asciiTheme="majorBidi" w:hAnsiTheme="majorBidi" w:cstheme="majorBidi"/>
-          <w:sz w:val="28"/>
-          <w:szCs w:val="28"/>
-        </w:rPr>
-      </w:pPr>
-      <w:r>
-        <w:rPr>
-          <w:rFonts w:asciiTheme="majorBidi" w:hAnsiTheme="majorBidi" w:cstheme="majorBidi"/>
-          <w:sz w:val="28"/>
-          <w:szCs w:val="28"/>
-        </w:rPr>
-        <w:t>Supported Stores</w:t>
-      </w:r>
-      <w:r>
-        <w:rPr>
-          <w:rFonts w:asciiTheme="majorBidi" w:hAnsiTheme="majorBidi" w:cstheme="majorBidi"/>
-          <w:sz w:val="28"/>
-          <w:szCs w:val="28"/>
-        </w:rPr>
-        <w:t xml:space="preserve"> are</w:t>
-      </w:r>
-      <w:r>
-        <w:rPr>
-          <w:rFonts w:asciiTheme="majorBidi" w:hAnsiTheme="majorBidi" w:cstheme="majorBidi"/>
-          <w:sz w:val="28"/>
-          <w:szCs w:val="28"/>
-        </w:rPr>
-        <w:t xml:space="preserve"> Redis, Memcached, JSON files (on the control node), or custom plugins.</w:t>
-      </w:r>
-    </w:p>
-    <w:p>
-      <w:pPr>
-        <w:jc w:val="both"/>
-        <w:rPr>
-          <w:rFonts w:asciiTheme="majorBidi" w:hAnsiTheme="majorBidi" w:cstheme="majorBidi"/>
           <w:b/>
           <w:bCs/>
           <w:sz w:val="28"/>
@@ -4051,20 +3982,19 @@
           <w:sz w:val="28"/>
           <w:szCs w:val="28"/>
         </w:rPr>
-        <w:lastRenderedPageBreak/>
         <mc:AlternateContent>
           <mc:Choice Requires="wps">
             <w:drawing>
-              <wp:anchor distT="0" distB="0" distL="114300" distR="114300" simplePos="0" relativeHeight="251663360" behindDoc="0" locked="0" layoutInCell="1" allowOverlap="1" wp14:anchorId="6EC4D216" wp14:editId="24B7D794">
+              <wp:anchor distT="0" distB="0" distL="114300" distR="114300" simplePos="0" relativeHeight="251663360" behindDoc="0" locked="0" layoutInCell="1" allowOverlap="1" wp14:anchorId="6EC4D216" wp14:editId="69C72444">
                 <wp:simplePos x="0" y="0"/>
                 <wp:positionH relativeFrom="margin">
                   <wp:align>left</wp:align>
                 </wp:positionH>
                 <wp:positionV relativeFrom="paragraph">
-                  <wp:posOffset>295275</wp:posOffset>
+                  <wp:posOffset>260734</wp:posOffset>
                 </wp:positionV>
-                <wp:extent cx="4762500" cy="1038225"/>
-                <wp:effectExtent l="0" t="0" r="19050" b="28575"/>
+                <wp:extent cx="4762500" cy="1014223"/>
+                <wp:effectExtent l="0" t="0" r="19050" b="14605"/>
                 <wp:wrapNone/>
                 <wp:docPr id="1" name="Rectangle 1"/>
                 <wp:cNvGraphicFramePr/>
@@ -4075,7 +4005,7 @@
                       <wps:spPr>
                         <a:xfrm>
                           <a:off x="0" y="0"/>
-                          <a:ext cx="4762500" cy="1038225"/>
+                          <a:ext cx="4762500" cy="1014223"/>
                         </a:xfrm>
                         <a:prstGeom prst="rect">
                           <a:avLst/>
@@ -4372,7 +4302,7 @@
           </mc:Choice>
           <mc:Fallback>
             <w:pict>
-              <v:rect w14:anchorId="6EC4D216" id="_x0000_s1030" style="position:absolute;left:0;text-align:left;margin-left:0;margin-top:23.25pt;width:375pt;height:81.75pt;z-index:251663360;visibility:visible;mso-wrap-style:square;mso-width-percent:0;mso-height-percent:0;mso-wrap-distance-left:9pt;mso-wrap-distance-top:0;mso-wrap-distance-right:9pt;mso-wrap-distance-bottom:0;mso-position-horizontal:left;mso-position-horizontal-relative:margin;mso-position-vertical:absolute;mso-position-vertical-relative:text;mso-width-percent:0;mso-height-percent:0;mso-width-relative:margin;mso-height-relative:margin;v-text-anchor:middle" o:gfxdata="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" fillcolor="black [3200]" strokecolor="black [480]" strokeweight="1pt">
+              <v:rect w14:anchorId="6EC4D216" id="_x0000_s1030" style="position:absolute;left:0;text-align:left;margin-left:0;margin-top:20.55pt;width:375pt;height:79.85pt;z-index:251663360;visibility:visible;mso-wrap-style:square;mso-width-percent:0;mso-height-percent:0;mso-wrap-distance-left:9pt;mso-wrap-distance-top:0;mso-wrap-distance-right:9pt;mso-wrap-distance-bottom:0;mso-position-horizontal:left;mso-position-horizontal-relative:margin;mso-position-vertical:absolute;mso-position-vertical-relative:text;mso-width-percent:0;mso-height-percent:0;mso-width-relative:margin;mso-height-relative:margin;v-text-anchor:middle" o:gfxdata="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" fillcolor="black [3200]" strokecolor="black [480]" strokeweight="1pt">
                 <v:textbox>
                   <w:txbxContent>
                     <w:p>
@@ -4719,6 +4649,7 @@
           <w:sz w:val="32"/>
           <w:szCs w:val="32"/>
         </w:rPr>
+        <w:lastRenderedPageBreak/>
         <w:t>Filtering Facts</w:t>
       </w:r>
       <w:r>
@@ -6512,7 +6443,6 @@
           <w:sz w:val="32"/>
           <w:szCs w:val="32"/>
         </w:rPr>
-        <w:lastRenderedPageBreak/>
         <w:t xml:space="preserve">Fact Injection via </w:t>
       </w:r>
       <w:proofErr w:type="spellStart"/>
@@ -6660,6 +6590,7 @@
           <w:sz w:val="28"/>
           <w:szCs w:val="28"/>
         </w:rPr>
+        <w:lastRenderedPageBreak/>
         <mc:AlternateContent>
           <mc:Choice Requires="wps">
             <w:drawing>
@@ -8135,7 +8066,6 @@
           <w:sz w:val="28"/>
           <w:szCs w:val="28"/>
         </w:rPr>
-        <w:lastRenderedPageBreak/>
         <w:t>This is an advanced scenario:</w:t>
       </w:r>
       <w:r>
@@ -8192,6 +8122,7 @@
           <w:sz w:val="28"/>
           <w:szCs w:val="28"/>
         </w:rPr>
+        <w:lastRenderedPageBreak/>
         <w:t xml:space="preserve">You change the hostname in Task A. In Task B, you want to use </w:t>
       </w:r>
       <w:proofErr w:type="spellStart"/>
